--- a/7_term/Методы машинного обучения (4 вариант)/ДР/Варианты ДЗ.docx
+++ b/7_term/Методы машинного обучения (4 вариант)/ДР/Варианты ДЗ.docx
@@ -150,14 +150,176 @@
           <w:sz w:val="24"/>
           <w:szCs w:val="24"/>
         </w:rPr>
-        <w:t>Создайте фрейм данных из N = 25 записей со следующими полями: Nrow – номер записи, Name – имя сотрудника, BirthYear – год рождения, EmployYear – год приема на работу, Salary – зарплата. EyEColor – цвет глаз, SkinColor – цвет кожи, BloodType – группа крови, HairColor – цвет волос на голове. Заполните данный фрейм данными так, что Nrow изменяется от 1 до N</w:t>
-      </w:r>
+        <w:t xml:space="preserve">Создайте фрейм данных из N = 25 записей со следующими полями: </w:t>
+      </w:r>
+      <w:proofErr w:type="spellStart"/>
       <w:r>
         <w:rPr>
           <w:rFonts w:ascii="Times New Roman" w:hAnsi="Times New Roman" w:cs="Times New Roman"/>
           <w:sz w:val="24"/>
           <w:szCs w:val="24"/>
         </w:rPr>
+        <w:t>Nrow</w:t>
+      </w:r>
+      <w:proofErr w:type="spellEnd"/>
+      <w:r>
+        <w:rPr>
+          <w:rFonts w:ascii="Times New Roman" w:hAnsi="Times New Roman" w:cs="Times New Roman"/>
+          <w:sz w:val="24"/>
+          <w:szCs w:val="24"/>
+        </w:rPr>
+        <w:t xml:space="preserve"> – номер записи, Name – имя сотрудника, </w:t>
+      </w:r>
+      <w:proofErr w:type="spellStart"/>
+      <w:r>
+        <w:rPr>
+          <w:rFonts w:ascii="Times New Roman" w:hAnsi="Times New Roman" w:cs="Times New Roman"/>
+          <w:sz w:val="24"/>
+          <w:szCs w:val="24"/>
+        </w:rPr>
+        <w:t>BirthYear</w:t>
+      </w:r>
+      <w:proofErr w:type="spellEnd"/>
+      <w:r>
+        <w:rPr>
+          <w:rFonts w:ascii="Times New Roman" w:hAnsi="Times New Roman" w:cs="Times New Roman"/>
+          <w:sz w:val="24"/>
+          <w:szCs w:val="24"/>
+        </w:rPr>
+        <w:t xml:space="preserve"> – год рождения, </w:t>
+      </w:r>
+      <w:proofErr w:type="spellStart"/>
+      <w:r>
+        <w:rPr>
+          <w:rFonts w:ascii="Times New Roman" w:hAnsi="Times New Roman" w:cs="Times New Roman"/>
+          <w:sz w:val="24"/>
+          <w:szCs w:val="24"/>
+        </w:rPr>
+        <w:t>EmployYear</w:t>
+      </w:r>
+      <w:proofErr w:type="spellEnd"/>
+      <w:r>
+        <w:rPr>
+          <w:rFonts w:ascii="Times New Roman" w:hAnsi="Times New Roman" w:cs="Times New Roman"/>
+          <w:sz w:val="24"/>
+          <w:szCs w:val="24"/>
+        </w:rPr>
+        <w:t xml:space="preserve"> – год приема на работу, </w:t>
+      </w:r>
+      <w:proofErr w:type="spellStart"/>
+      <w:r>
+        <w:rPr>
+          <w:rFonts w:ascii="Times New Roman" w:hAnsi="Times New Roman" w:cs="Times New Roman"/>
+          <w:sz w:val="24"/>
+          <w:szCs w:val="24"/>
+        </w:rPr>
+        <w:t>Salary</w:t>
+      </w:r>
+      <w:proofErr w:type="spellEnd"/>
+      <w:r>
+        <w:rPr>
+          <w:rFonts w:ascii="Times New Roman" w:hAnsi="Times New Roman" w:cs="Times New Roman"/>
+          <w:sz w:val="24"/>
+          <w:szCs w:val="24"/>
+        </w:rPr>
+        <w:t xml:space="preserve"> – зарплата. </w:t>
+      </w:r>
+      <w:proofErr w:type="spellStart"/>
+      <w:r>
+        <w:rPr>
+          <w:rFonts w:ascii="Times New Roman" w:hAnsi="Times New Roman" w:cs="Times New Roman"/>
+          <w:sz w:val="24"/>
+          <w:szCs w:val="24"/>
+        </w:rPr>
+        <w:t>EyEColor</w:t>
+      </w:r>
+      <w:proofErr w:type="spellEnd"/>
+      <w:r>
+        <w:rPr>
+          <w:rFonts w:ascii="Times New Roman" w:hAnsi="Times New Roman" w:cs="Times New Roman"/>
+          <w:sz w:val="24"/>
+          <w:szCs w:val="24"/>
+        </w:rPr>
+        <w:t xml:space="preserve"> – цвет глаз, </w:t>
+      </w:r>
+      <w:proofErr w:type="spellStart"/>
+      <w:r>
+        <w:rPr>
+          <w:rFonts w:ascii="Times New Roman" w:hAnsi="Times New Roman" w:cs="Times New Roman"/>
+          <w:sz w:val="24"/>
+          <w:szCs w:val="24"/>
+        </w:rPr>
+        <w:t>SkinColor</w:t>
+      </w:r>
+      <w:proofErr w:type="spellEnd"/>
+      <w:r>
+        <w:rPr>
+          <w:rFonts w:ascii="Times New Roman" w:hAnsi="Times New Roman" w:cs="Times New Roman"/>
+          <w:sz w:val="24"/>
+          <w:szCs w:val="24"/>
+        </w:rPr>
+        <w:t xml:space="preserve"> – цвет кожи, </w:t>
+      </w:r>
+      <w:proofErr w:type="spellStart"/>
+      <w:r>
+        <w:rPr>
+          <w:rFonts w:ascii="Times New Roman" w:hAnsi="Times New Roman" w:cs="Times New Roman"/>
+          <w:sz w:val="24"/>
+          <w:szCs w:val="24"/>
+        </w:rPr>
+        <w:t>BloodType</w:t>
+      </w:r>
+      <w:proofErr w:type="spellEnd"/>
+      <w:r>
+        <w:rPr>
+          <w:rFonts w:ascii="Times New Roman" w:hAnsi="Times New Roman" w:cs="Times New Roman"/>
+          <w:sz w:val="24"/>
+          <w:szCs w:val="24"/>
+        </w:rPr>
+        <w:t xml:space="preserve"> – группа крови, </w:t>
+      </w:r>
+      <w:proofErr w:type="spellStart"/>
+      <w:r>
+        <w:rPr>
+          <w:rFonts w:ascii="Times New Roman" w:hAnsi="Times New Roman" w:cs="Times New Roman"/>
+          <w:sz w:val="24"/>
+          <w:szCs w:val="24"/>
+        </w:rPr>
+        <w:t>HairColor</w:t>
+      </w:r>
+      <w:proofErr w:type="spellEnd"/>
+      <w:r>
+        <w:rPr>
+          <w:rFonts w:ascii="Times New Roman" w:hAnsi="Times New Roman" w:cs="Times New Roman"/>
+          <w:sz w:val="24"/>
+          <w:szCs w:val="24"/>
+        </w:rPr>
+        <w:t xml:space="preserve"> – цвет волос на голове. Заполните данный фрейм данными так, что </w:t>
+      </w:r>
+      <w:proofErr w:type="spellStart"/>
+      <w:r>
+        <w:rPr>
+          <w:rFonts w:ascii="Times New Roman" w:hAnsi="Times New Roman" w:cs="Times New Roman"/>
+          <w:sz w:val="24"/>
+          <w:szCs w:val="24"/>
+        </w:rPr>
+        <w:t>Nrow</w:t>
+      </w:r>
+      <w:proofErr w:type="spellEnd"/>
+      <w:r>
+        <w:rPr>
+          <w:rFonts w:ascii="Times New Roman" w:hAnsi="Times New Roman" w:cs="Times New Roman"/>
+          <w:sz w:val="24"/>
+          <w:szCs w:val="24"/>
+        </w:rPr>
+        <w:t xml:space="preserve"> изменяется от 1 до N</w:t>
+      </w:r>
+      <w:r>
+        <w:rPr>
+          <w:rFonts w:ascii="Times New Roman" w:hAnsi="Times New Roman" w:cs="Times New Roman"/>
+          <w:sz w:val="24"/>
+          <w:szCs w:val="24"/>
+        </w:rPr>
         <w:t>.</w:t>
       </w:r>
     </w:p>
@@ -176,7 +338,43 @@
           <w:sz w:val="24"/>
           <w:szCs w:val="24"/>
         </w:rPr>
-        <w:t>Name задается произвольно, BithYear распределен равномерно (случайно) на отрезке [1978,1995], EmployYear распределен равномерно на отрезке</w:t>
+        <w:t xml:space="preserve">Name задается произвольно, </w:t>
+      </w:r>
+      <w:proofErr w:type="spellStart"/>
+      <w:r>
+        <w:rPr>
+          <w:rFonts w:ascii="Times New Roman" w:hAnsi="Times New Roman" w:cs="Times New Roman"/>
+          <w:sz w:val="24"/>
+          <w:szCs w:val="24"/>
+        </w:rPr>
+        <w:t>BithYear</w:t>
+      </w:r>
+      <w:proofErr w:type="spellEnd"/>
+      <w:r>
+        <w:rPr>
+          <w:rFonts w:ascii="Times New Roman" w:hAnsi="Times New Roman" w:cs="Times New Roman"/>
+          <w:sz w:val="24"/>
+          <w:szCs w:val="24"/>
+        </w:rPr>
+        <w:t xml:space="preserve"> распределен равномерно (случайно) на отрезке [1978,1995], </w:t>
+      </w:r>
+      <w:proofErr w:type="spellStart"/>
+      <w:r>
+        <w:rPr>
+          <w:rFonts w:ascii="Times New Roman" w:hAnsi="Times New Roman" w:cs="Times New Roman"/>
+          <w:sz w:val="24"/>
+          <w:szCs w:val="24"/>
+        </w:rPr>
+        <w:t>EmployYear</w:t>
+      </w:r>
+      <w:proofErr w:type="spellEnd"/>
+      <w:r>
+        <w:rPr>
+          <w:rFonts w:ascii="Times New Roman" w:hAnsi="Times New Roman" w:cs="Times New Roman"/>
+          <w:sz w:val="24"/>
+          <w:szCs w:val="24"/>
+        </w:rPr>
+        <w:t xml:space="preserve"> распределен равномерно на отрезке</w:t>
       </w:r>
     </w:p>
     <w:p>
@@ -194,7 +392,97 @@
           <w:sz w:val="24"/>
           <w:szCs w:val="24"/>
         </w:rPr>
-        <w:t xml:space="preserve">[BirthYear+18,2015], Salary для работников младше 1990 г.р. определяется по формуле Salary = (ln(2016 − EmployY ear) +1) </w:t>
+        <w:t xml:space="preserve">[BirthYear+18,2015], </w:t>
+      </w:r>
+      <w:proofErr w:type="spellStart"/>
+      <w:r>
+        <w:rPr>
+          <w:rFonts w:ascii="Times New Roman" w:hAnsi="Times New Roman" w:cs="Times New Roman"/>
+          <w:sz w:val="24"/>
+          <w:szCs w:val="24"/>
+        </w:rPr>
+        <w:t>Salary</w:t>
+      </w:r>
+      <w:proofErr w:type="spellEnd"/>
+      <w:r>
+        <w:rPr>
+          <w:rFonts w:ascii="Times New Roman" w:hAnsi="Times New Roman" w:cs="Times New Roman"/>
+          <w:sz w:val="24"/>
+          <w:szCs w:val="24"/>
+        </w:rPr>
+        <w:t xml:space="preserve"> для работников младше 1990 г.р. определяется по формуле </w:t>
+      </w:r>
+      <w:proofErr w:type="spellStart"/>
+      <w:r>
+        <w:rPr>
+          <w:rFonts w:ascii="Times New Roman" w:hAnsi="Times New Roman" w:cs="Times New Roman"/>
+          <w:sz w:val="24"/>
+          <w:szCs w:val="24"/>
+        </w:rPr>
+        <w:t>Salary</w:t>
+      </w:r>
+      <w:proofErr w:type="spellEnd"/>
+      <w:r>
+        <w:rPr>
+          <w:rFonts w:ascii="Times New Roman" w:hAnsi="Times New Roman" w:cs="Times New Roman"/>
+          <w:sz w:val="24"/>
+          <w:szCs w:val="24"/>
+        </w:rPr>
+        <w:t xml:space="preserve"> = (</w:t>
+      </w:r>
+      <w:proofErr w:type="spellStart"/>
+      <w:r>
+        <w:rPr>
+          <w:rFonts w:ascii="Times New Roman" w:hAnsi="Times New Roman" w:cs="Times New Roman"/>
+          <w:sz w:val="24"/>
+          <w:szCs w:val="24"/>
+        </w:rPr>
+        <w:t>ln</w:t>
+      </w:r>
+      <w:proofErr w:type="spellEnd"/>
+      <w:r>
+        <w:rPr>
+          <w:rFonts w:ascii="Times New Roman" w:hAnsi="Times New Roman" w:cs="Times New Roman"/>
+          <w:sz w:val="24"/>
+          <w:szCs w:val="24"/>
+        </w:rPr>
+        <w:t xml:space="preserve">(2016 − </w:t>
+      </w:r>
+      <w:proofErr w:type="spellStart"/>
+      <w:r>
+        <w:rPr>
+          <w:rFonts w:ascii="Times New Roman" w:hAnsi="Times New Roman" w:cs="Times New Roman"/>
+          <w:sz w:val="24"/>
+          <w:szCs w:val="24"/>
+        </w:rPr>
+        <w:t>EmployY</w:t>
+      </w:r>
+      <w:proofErr w:type="spellEnd"/>
+      <w:r>
+        <w:rPr>
+          <w:rFonts w:ascii="Times New Roman" w:hAnsi="Times New Roman" w:cs="Times New Roman"/>
+          <w:sz w:val="24"/>
+          <w:szCs w:val="24"/>
+        </w:rPr>
+        <w:t xml:space="preserve"> </w:t>
+      </w:r>
+      <w:proofErr w:type="spellStart"/>
+      <w:r>
+        <w:rPr>
+          <w:rFonts w:ascii="Times New Roman" w:hAnsi="Times New Roman" w:cs="Times New Roman"/>
+          <w:sz w:val="24"/>
+          <w:szCs w:val="24"/>
+        </w:rPr>
+        <w:t>ear</w:t>
+      </w:r>
+      <w:proofErr w:type="spellEnd"/>
+      <w:r>
+        <w:rPr>
+          <w:rFonts w:ascii="Times New Roman" w:hAnsi="Times New Roman" w:cs="Times New Roman"/>
+          <w:sz w:val="24"/>
+          <w:szCs w:val="24"/>
+        </w:rPr>
+        <w:t xml:space="preserve">) +1) </w:t>
       </w:r>
       <w:r>
         <w:rPr>
@@ -210,7 +498,61 @@
           <w:sz w:val="24"/>
           <w:szCs w:val="24"/>
         </w:rPr>
-        <w:t xml:space="preserve"> 9000, для остальных Salary = (log2(2016 − EmployY ear) + 1) </w:t>
+        <w:t xml:space="preserve"> 9000, для остальных </w:t>
+      </w:r>
+      <w:proofErr w:type="spellStart"/>
+      <w:r>
+        <w:rPr>
+          <w:rFonts w:ascii="Times New Roman" w:hAnsi="Times New Roman" w:cs="Times New Roman"/>
+          <w:sz w:val="24"/>
+          <w:szCs w:val="24"/>
+        </w:rPr>
+        <w:t>Salary</w:t>
+      </w:r>
+      <w:proofErr w:type="spellEnd"/>
+      <w:r>
+        <w:rPr>
+          <w:rFonts w:ascii="Times New Roman" w:hAnsi="Times New Roman" w:cs="Times New Roman"/>
+          <w:sz w:val="24"/>
+          <w:szCs w:val="24"/>
+        </w:rPr>
+        <w:t xml:space="preserve"> = (log2(2016 − </w:t>
+      </w:r>
+      <w:proofErr w:type="spellStart"/>
+      <w:r>
+        <w:rPr>
+          <w:rFonts w:ascii="Times New Roman" w:hAnsi="Times New Roman" w:cs="Times New Roman"/>
+          <w:sz w:val="24"/>
+          <w:szCs w:val="24"/>
+        </w:rPr>
+        <w:t>EmployY</w:t>
+      </w:r>
+      <w:proofErr w:type="spellEnd"/>
+      <w:r>
+        <w:rPr>
+          <w:rFonts w:ascii="Times New Roman" w:hAnsi="Times New Roman" w:cs="Times New Roman"/>
+          <w:sz w:val="24"/>
+          <w:szCs w:val="24"/>
+        </w:rPr>
+        <w:t xml:space="preserve"> </w:t>
+      </w:r>
+      <w:proofErr w:type="spellStart"/>
+      <w:r>
+        <w:rPr>
+          <w:rFonts w:ascii="Times New Roman" w:hAnsi="Times New Roman" w:cs="Times New Roman"/>
+          <w:sz w:val="24"/>
+          <w:szCs w:val="24"/>
+        </w:rPr>
+        <w:t>ear</w:t>
+      </w:r>
+      <w:proofErr w:type="spellEnd"/>
+      <w:r>
+        <w:rPr>
+          <w:rFonts w:ascii="Times New Roman" w:hAnsi="Times New Roman" w:cs="Times New Roman"/>
+          <w:sz w:val="24"/>
+          <w:szCs w:val="24"/>
+        </w:rPr>
+        <w:t xml:space="preserve">) + 1) </w:t>
       </w:r>
       <w:r>
         <w:rPr>
@@ -244,7 +586,25 @@
           <w:sz w:val="24"/>
           <w:szCs w:val="24"/>
         </w:rPr>
-        <w:t>Подсчитайте число сотрудников с зарплатой, большей 17000. Добавьте в таблицу поле, соответствующее суммарному подоходному налогу (ставка 13%), выплаченному сотрудником за время работы в организации, если его зарплата за каждый год начислялась согласно формулам для Salary, где вместо 2016 следует последовательно подставить каждый год работы сотрудника в организации.</w:t>
+        <w:t xml:space="preserve">Подсчитайте число сотрудников с зарплатой, большей 17000. Добавьте в таблицу поле, соответствующее суммарному подоходному налогу (ставка 13%), выплаченному сотрудником за время работы в организации, если его зарплата за каждый год начислялась согласно формулам для </w:t>
+      </w:r>
+      <w:proofErr w:type="spellStart"/>
+      <w:r>
+        <w:rPr>
+          <w:rFonts w:ascii="Times New Roman" w:hAnsi="Times New Roman" w:cs="Times New Roman"/>
+          <w:sz w:val="24"/>
+          <w:szCs w:val="24"/>
+        </w:rPr>
+        <w:t>Salary</w:t>
+      </w:r>
+      <w:proofErr w:type="spellEnd"/>
+      <w:r>
+        <w:rPr>
+          <w:rFonts w:ascii="Times New Roman" w:hAnsi="Times New Roman" w:cs="Times New Roman"/>
+          <w:sz w:val="24"/>
+          <w:szCs w:val="24"/>
+        </w:rPr>
+        <w:t>, где вместо 2016 следует последовательно подставить каждый год работы сотрудника в организации.</w:t>
       </w:r>
     </w:p>
     <w:p>
@@ -410,8 +770,13 @@
       <w:r>
         <w:t xml:space="preserve">записей со следующими полями: </w:t>
       </w:r>
-      <w:r>
-        <w:t xml:space="preserve">Nrow </w:t>
+      <w:proofErr w:type="spellStart"/>
+      <w:r>
+        <w:t>Nrow</w:t>
+      </w:r>
+      <w:proofErr w:type="spellEnd"/>
+      <w:r>
+        <w:t xml:space="preserve"> </w:t>
       </w:r>
       <w:r>
         <w:t xml:space="preserve">– номер записи, </w:t>
@@ -422,27 +787,44 @@
       <w:r>
         <w:t xml:space="preserve">– имя сотрудника, </w:t>
       </w:r>
-      <w:r>
-        <w:t xml:space="preserve">BirthYear </w:t>
+      <w:proofErr w:type="spellStart"/>
+      <w:r>
+        <w:t>BirthYear</w:t>
+      </w:r>
+      <w:proofErr w:type="spellEnd"/>
+      <w:r>
+        <w:t xml:space="preserve"> </w:t>
       </w:r>
       <w:r>
         <w:t xml:space="preserve">– год рождения, </w:t>
       </w:r>
-      <w:r>
-        <w:t xml:space="preserve">EmployYear </w:t>
+      <w:proofErr w:type="spellStart"/>
+      <w:r>
+        <w:t>EmployYear</w:t>
+      </w:r>
+      <w:proofErr w:type="spellEnd"/>
+      <w:r>
+        <w:t xml:space="preserve"> </w:t>
       </w:r>
       <w:r>
         <w:t xml:space="preserve">– год приема на работу, </w:t>
       </w:r>
-      <w:r>
-        <w:t xml:space="preserve">Salary </w:t>
+      <w:proofErr w:type="spellStart"/>
+      <w:r>
+        <w:t>Salary</w:t>
+      </w:r>
+      <w:proofErr w:type="spellEnd"/>
+      <w:r>
+        <w:t xml:space="preserve"> </w:t>
       </w:r>
       <w:r>
         <w:t xml:space="preserve">– зарплата. </w:t>
       </w:r>
+      <w:proofErr w:type="spellStart"/>
       <w:r>
         <w:t>EyEColor</w:t>
       </w:r>
+      <w:proofErr w:type="spellEnd"/>
       <w:r>
         <w:t xml:space="preserve"> </w:t>
       </w:r>
@@ -455,9 +837,11 @@
       <w:r>
         <w:t xml:space="preserve">цвет глаз, </w:t>
       </w:r>
+      <w:proofErr w:type="spellStart"/>
       <w:r>
         <w:t>SkinColor</w:t>
       </w:r>
+      <w:proofErr w:type="spellEnd"/>
       <w:r>
         <w:t xml:space="preserve"> </w:t>
       </w:r>
@@ -470,9 +854,11 @@
       <w:r>
         <w:t xml:space="preserve">цвет кожи, </w:t>
       </w:r>
+      <w:proofErr w:type="spellStart"/>
       <w:r>
         <w:t>BloodType</w:t>
       </w:r>
+      <w:proofErr w:type="spellEnd"/>
       <w:r>
         <w:t xml:space="preserve"> </w:t>
       </w:r>
@@ -488,9 +874,11 @@
       <w:r>
         <w:t xml:space="preserve">, </w:t>
       </w:r>
+      <w:proofErr w:type="spellStart"/>
       <w:r>
         <w:t>HairColor</w:t>
       </w:r>
+      <w:proofErr w:type="spellEnd"/>
       <w:r>
         <w:t xml:space="preserve"> </w:t>
       </w:r>
@@ -503,8 +891,13 @@
       <w:r>
         <w:t xml:space="preserve">цвет волос на голове. Заполните данный фрейм данными так, что </w:t>
       </w:r>
-      <w:r>
-        <w:t xml:space="preserve">Nrow </w:t>
+      <w:proofErr w:type="spellStart"/>
+      <w:r>
+        <w:t>Nrow</w:t>
+      </w:r>
+      <w:proofErr w:type="spellEnd"/>
+      <w:r>
+        <w:t xml:space="preserve"> </w:t>
       </w:r>
       <w:r>
         <w:t xml:space="preserve">изменяется от 1 до </w:t>
@@ -532,7 +925,79 @@
           <w:sz w:val="24"/>
           <w:szCs w:val="24"/>
         </w:rPr>
-        <w:t xml:space="preserve">Name задается произвольно, BithYear распределен равномерно (случайно) на отрезке [1974,1993], EmployYear распределен равномерно на отрезке [BirthY ear+17,2014], Salary для работников младше </w:t>
+        <w:t xml:space="preserve">Name задается произвольно, </w:t>
+      </w:r>
+      <w:proofErr w:type="spellStart"/>
+      <w:r>
+        <w:rPr>
+          <w:rFonts w:ascii="Times New Roman" w:hAnsi="Times New Roman" w:cs="Times New Roman"/>
+          <w:sz w:val="24"/>
+          <w:szCs w:val="24"/>
+        </w:rPr>
+        <w:t>BithYear</w:t>
+      </w:r>
+      <w:proofErr w:type="spellEnd"/>
+      <w:r>
+        <w:rPr>
+          <w:rFonts w:ascii="Times New Roman" w:hAnsi="Times New Roman" w:cs="Times New Roman"/>
+          <w:sz w:val="24"/>
+          <w:szCs w:val="24"/>
+        </w:rPr>
+        <w:t xml:space="preserve"> распределен равномерно (случайно) на отрезке [1974,1993], </w:t>
+      </w:r>
+      <w:proofErr w:type="spellStart"/>
+      <w:r>
+        <w:rPr>
+          <w:rFonts w:ascii="Times New Roman" w:hAnsi="Times New Roman" w:cs="Times New Roman"/>
+          <w:sz w:val="24"/>
+          <w:szCs w:val="24"/>
+        </w:rPr>
+        <w:t>EmployYear</w:t>
+      </w:r>
+      <w:proofErr w:type="spellEnd"/>
+      <w:r>
+        <w:rPr>
+          <w:rFonts w:ascii="Times New Roman" w:hAnsi="Times New Roman" w:cs="Times New Roman"/>
+          <w:sz w:val="24"/>
+          <w:szCs w:val="24"/>
+        </w:rPr>
+        <w:t xml:space="preserve"> распределен равномерно на отрезке [</w:t>
+      </w:r>
+      <w:proofErr w:type="spellStart"/>
+      <w:r>
+        <w:rPr>
+          <w:rFonts w:ascii="Times New Roman" w:hAnsi="Times New Roman" w:cs="Times New Roman"/>
+          <w:sz w:val="24"/>
+          <w:szCs w:val="24"/>
+        </w:rPr>
+        <w:t>BirthY</w:t>
+      </w:r>
+      <w:proofErr w:type="spellEnd"/>
+      <w:r>
+        <w:rPr>
+          <w:rFonts w:ascii="Times New Roman" w:hAnsi="Times New Roman" w:cs="Times New Roman"/>
+          <w:sz w:val="24"/>
+          <w:szCs w:val="24"/>
+        </w:rPr>
+        <w:t xml:space="preserve"> ear+17,2014], </w:t>
+      </w:r>
+      <w:proofErr w:type="spellStart"/>
+      <w:r>
+        <w:rPr>
+          <w:rFonts w:ascii="Times New Roman" w:hAnsi="Times New Roman" w:cs="Times New Roman"/>
+          <w:sz w:val="24"/>
+          <w:szCs w:val="24"/>
+        </w:rPr>
+        <w:t>Salary</w:t>
+      </w:r>
+      <w:proofErr w:type="spellEnd"/>
+      <w:r>
+        <w:rPr>
+          <w:rFonts w:ascii="Times New Roman" w:hAnsi="Times New Roman" w:cs="Times New Roman"/>
+          <w:sz w:val="24"/>
+          <w:szCs w:val="24"/>
+        </w:rPr>
+        <w:t xml:space="preserve"> для работников младше </w:t>
       </w:r>
       <w:smartTag w:uri="urn:schemas-microsoft-com:office:smarttags" w:element="metricconverter">
         <w:smartTagPr>
@@ -553,7 +1018,79 @@
           <w:sz w:val="24"/>
           <w:szCs w:val="24"/>
         </w:rPr>
-        <w:t xml:space="preserve">.р. определяется по формуле Salary = (ln(2015 − EmployY ear) +1) </w:t>
+        <w:t xml:space="preserve">.р. определяется по формуле </w:t>
+      </w:r>
+      <w:proofErr w:type="spellStart"/>
+      <w:r>
+        <w:rPr>
+          <w:rFonts w:ascii="Times New Roman" w:hAnsi="Times New Roman" w:cs="Times New Roman"/>
+          <w:sz w:val="24"/>
+          <w:szCs w:val="24"/>
+        </w:rPr>
+        <w:t>Salary</w:t>
+      </w:r>
+      <w:proofErr w:type="spellEnd"/>
+      <w:r>
+        <w:rPr>
+          <w:rFonts w:ascii="Times New Roman" w:hAnsi="Times New Roman" w:cs="Times New Roman"/>
+          <w:sz w:val="24"/>
+          <w:szCs w:val="24"/>
+        </w:rPr>
+        <w:t xml:space="preserve"> = (</w:t>
+      </w:r>
+      <w:proofErr w:type="spellStart"/>
+      <w:r>
+        <w:rPr>
+          <w:rFonts w:ascii="Times New Roman" w:hAnsi="Times New Roman" w:cs="Times New Roman"/>
+          <w:sz w:val="24"/>
+          <w:szCs w:val="24"/>
+        </w:rPr>
+        <w:t>ln</w:t>
+      </w:r>
+      <w:proofErr w:type="spellEnd"/>
+      <w:r>
+        <w:rPr>
+          <w:rFonts w:ascii="Times New Roman" w:hAnsi="Times New Roman" w:cs="Times New Roman"/>
+          <w:sz w:val="24"/>
+          <w:szCs w:val="24"/>
+        </w:rPr>
+        <w:t xml:space="preserve">(2015 − </w:t>
+      </w:r>
+      <w:proofErr w:type="spellStart"/>
+      <w:r>
+        <w:rPr>
+          <w:rFonts w:ascii="Times New Roman" w:hAnsi="Times New Roman" w:cs="Times New Roman"/>
+          <w:sz w:val="24"/>
+          <w:szCs w:val="24"/>
+        </w:rPr>
+        <w:t>EmployY</w:t>
+      </w:r>
+      <w:proofErr w:type="spellEnd"/>
+      <w:r>
+        <w:rPr>
+          <w:rFonts w:ascii="Times New Roman" w:hAnsi="Times New Roman" w:cs="Times New Roman"/>
+          <w:sz w:val="24"/>
+          <w:szCs w:val="24"/>
+        </w:rPr>
+        <w:t xml:space="preserve"> </w:t>
+      </w:r>
+      <w:proofErr w:type="spellStart"/>
+      <w:r>
+        <w:rPr>
+          <w:rFonts w:ascii="Times New Roman" w:hAnsi="Times New Roman" w:cs="Times New Roman"/>
+          <w:sz w:val="24"/>
+          <w:szCs w:val="24"/>
+        </w:rPr>
+        <w:t>ear</w:t>
+      </w:r>
+      <w:proofErr w:type="spellEnd"/>
+      <w:r>
+        <w:rPr>
+          <w:rFonts w:ascii="Times New Roman" w:hAnsi="Times New Roman" w:cs="Times New Roman"/>
+          <w:sz w:val="24"/>
+          <w:szCs w:val="24"/>
+        </w:rPr>
+        <w:t xml:space="preserve">) +1) </w:t>
       </w:r>
       <w:r>
         <w:rPr>
@@ -569,7 +1106,61 @@
           <w:sz w:val="24"/>
           <w:szCs w:val="24"/>
         </w:rPr>
-        <w:t xml:space="preserve"> 7000, для остальных Salary = (log2(2015 − EmployY ear) + 1) </w:t>
+        <w:t xml:space="preserve"> 7000, для остальных </w:t>
+      </w:r>
+      <w:proofErr w:type="spellStart"/>
+      <w:r>
+        <w:rPr>
+          <w:rFonts w:ascii="Times New Roman" w:hAnsi="Times New Roman" w:cs="Times New Roman"/>
+          <w:sz w:val="24"/>
+          <w:szCs w:val="24"/>
+        </w:rPr>
+        <w:t>Salary</w:t>
+      </w:r>
+      <w:proofErr w:type="spellEnd"/>
+      <w:r>
+        <w:rPr>
+          <w:rFonts w:ascii="Times New Roman" w:hAnsi="Times New Roman" w:cs="Times New Roman"/>
+          <w:sz w:val="24"/>
+          <w:szCs w:val="24"/>
+        </w:rPr>
+        <w:t xml:space="preserve"> = (log2(2015 − </w:t>
+      </w:r>
+      <w:proofErr w:type="spellStart"/>
+      <w:r>
+        <w:rPr>
+          <w:rFonts w:ascii="Times New Roman" w:hAnsi="Times New Roman" w:cs="Times New Roman"/>
+          <w:sz w:val="24"/>
+          <w:szCs w:val="24"/>
+        </w:rPr>
+        <w:t>EmployY</w:t>
+      </w:r>
+      <w:proofErr w:type="spellEnd"/>
+      <w:r>
+        <w:rPr>
+          <w:rFonts w:ascii="Times New Roman" w:hAnsi="Times New Roman" w:cs="Times New Roman"/>
+          <w:sz w:val="24"/>
+          <w:szCs w:val="24"/>
+        </w:rPr>
+        <w:t xml:space="preserve"> </w:t>
+      </w:r>
+      <w:proofErr w:type="spellStart"/>
+      <w:r>
+        <w:rPr>
+          <w:rFonts w:ascii="Times New Roman" w:hAnsi="Times New Roman" w:cs="Times New Roman"/>
+          <w:sz w:val="24"/>
+          <w:szCs w:val="24"/>
+        </w:rPr>
+        <w:t>ear</w:t>
+      </w:r>
+      <w:proofErr w:type="spellEnd"/>
+      <w:r>
+        <w:rPr>
+          <w:rFonts w:ascii="Times New Roman" w:hAnsi="Times New Roman" w:cs="Times New Roman"/>
+          <w:sz w:val="24"/>
+          <w:szCs w:val="24"/>
+        </w:rPr>
+        <w:t xml:space="preserve">) + 1) </w:t>
       </w:r>
       <w:r>
         <w:rPr>
@@ -596,9 +1187,11 @@
       <w:r>
         <w:t xml:space="preserve">Подсчитайте число сотрудников с зарплатой, большей 16000. Добавьте в таблицу поле, соответствующее суммарному подоходному налогу (ставка 13%), выплаченному сотрудником за время работы в организации, если его зарплата за каждый год начислялась согласно формулам для </w:t>
       </w:r>
+      <w:proofErr w:type="spellStart"/>
       <w:r>
         <w:t>Salary</w:t>
       </w:r>
+      <w:proofErr w:type="spellEnd"/>
       <w:r>
         <w:t>, где вместо 2015 следует последовательно подставить каждый год работы сотрудника в организации.</w:t>
       </w:r>
@@ -821,7 +1414,169 @@
           <w:sz w:val="24"/>
           <w:szCs w:val="24"/>
         </w:rPr>
-        <w:t>Создайте фрейм данных из N = 27 записей со следующими полями: Nrow – номер записи, Name – имя сотрудника, BirthYear – год рождения, EmployYear – год приема на работу, Salary – зарплата. EyEColor – цвет глаз, SkinColor – цвет кожи, BloodType – группа крови, HairColor – цвет волос на голове. Заполните данный фрейм данными так, что Nrow изменяется от 1 до N,</w:t>
+        <w:t xml:space="preserve">Создайте фрейм данных из N = 27 записей со следующими полями: </w:t>
+      </w:r>
+      <w:proofErr w:type="spellStart"/>
+      <w:r>
+        <w:rPr>
+          <w:rFonts w:ascii="Times" w:hAnsi="Times" w:cs="Times"/>
+          <w:sz w:val="24"/>
+          <w:szCs w:val="24"/>
+        </w:rPr>
+        <w:t>Nrow</w:t>
+      </w:r>
+      <w:proofErr w:type="spellEnd"/>
+      <w:r>
+        <w:rPr>
+          <w:rFonts w:ascii="Times" w:hAnsi="Times" w:cs="Times"/>
+          <w:sz w:val="24"/>
+          <w:szCs w:val="24"/>
+        </w:rPr>
+        <w:t xml:space="preserve"> – номер записи, Name – имя сотрудника, </w:t>
+      </w:r>
+      <w:proofErr w:type="spellStart"/>
+      <w:r>
+        <w:rPr>
+          <w:rFonts w:ascii="Times" w:hAnsi="Times" w:cs="Times"/>
+          <w:sz w:val="24"/>
+          <w:szCs w:val="24"/>
+        </w:rPr>
+        <w:t>BirthYear</w:t>
+      </w:r>
+      <w:proofErr w:type="spellEnd"/>
+      <w:r>
+        <w:rPr>
+          <w:rFonts w:ascii="Times" w:hAnsi="Times" w:cs="Times"/>
+          <w:sz w:val="24"/>
+          <w:szCs w:val="24"/>
+        </w:rPr>
+        <w:t xml:space="preserve"> – год рождения, </w:t>
+      </w:r>
+      <w:proofErr w:type="spellStart"/>
+      <w:r>
+        <w:rPr>
+          <w:rFonts w:ascii="Times" w:hAnsi="Times" w:cs="Times"/>
+          <w:sz w:val="24"/>
+          <w:szCs w:val="24"/>
+        </w:rPr>
+        <w:t>EmployYear</w:t>
+      </w:r>
+      <w:proofErr w:type="spellEnd"/>
+      <w:r>
+        <w:rPr>
+          <w:rFonts w:ascii="Times" w:hAnsi="Times" w:cs="Times"/>
+          <w:sz w:val="24"/>
+          <w:szCs w:val="24"/>
+        </w:rPr>
+        <w:t xml:space="preserve"> – год приема на работу, </w:t>
+      </w:r>
+      <w:proofErr w:type="spellStart"/>
+      <w:r>
+        <w:rPr>
+          <w:rFonts w:ascii="Times" w:hAnsi="Times" w:cs="Times"/>
+          <w:sz w:val="24"/>
+          <w:szCs w:val="24"/>
+        </w:rPr>
+        <w:t>Salary</w:t>
+      </w:r>
+      <w:proofErr w:type="spellEnd"/>
+      <w:r>
+        <w:rPr>
+          <w:rFonts w:ascii="Times" w:hAnsi="Times" w:cs="Times"/>
+          <w:sz w:val="24"/>
+          <w:szCs w:val="24"/>
+        </w:rPr>
+        <w:t xml:space="preserve"> – зарплата. </w:t>
+      </w:r>
+      <w:proofErr w:type="spellStart"/>
+      <w:r>
+        <w:rPr>
+          <w:rFonts w:ascii="Times" w:hAnsi="Times" w:cs="Times"/>
+          <w:sz w:val="24"/>
+          <w:szCs w:val="24"/>
+        </w:rPr>
+        <w:t>EyEColor</w:t>
+      </w:r>
+      <w:proofErr w:type="spellEnd"/>
+      <w:r>
+        <w:rPr>
+          <w:rFonts w:ascii="Times" w:hAnsi="Times" w:cs="Times"/>
+          <w:sz w:val="24"/>
+          <w:szCs w:val="24"/>
+        </w:rPr>
+        <w:t xml:space="preserve"> – цвет глаз, </w:t>
+      </w:r>
+      <w:proofErr w:type="spellStart"/>
+      <w:r>
+        <w:rPr>
+          <w:rFonts w:ascii="Times" w:hAnsi="Times" w:cs="Times"/>
+          <w:sz w:val="24"/>
+          <w:szCs w:val="24"/>
+        </w:rPr>
+        <w:t>SkinColor</w:t>
+      </w:r>
+      <w:proofErr w:type="spellEnd"/>
+      <w:r>
+        <w:rPr>
+          <w:rFonts w:ascii="Times" w:hAnsi="Times" w:cs="Times"/>
+          <w:sz w:val="24"/>
+          <w:szCs w:val="24"/>
+        </w:rPr>
+        <w:t xml:space="preserve"> – цвет кожи, </w:t>
+      </w:r>
+      <w:proofErr w:type="spellStart"/>
+      <w:r>
+        <w:rPr>
+          <w:rFonts w:ascii="Times" w:hAnsi="Times" w:cs="Times"/>
+          <w:sz w:val="24"/>
+          <w:szCs w:val="24"/>
+        </w:rPr>
+        <w:t>BloodType</w:t>
+      </w:r>
+      <w:proofErr w:type="spellEnd"/>
+      <w:r>
+        <w:rPr>
+          <w:rFonts w:ascii="Times" w:hAnsi="Times" w:cs="Times"/>
+          <w:sz w:val="24"/>
+          <w:szCs w:val="24"/>
+        </w:rPr>
+        <w:t xml:space="preserve"> – группа крови, </w:t>
+      </w:r>
+      <w:proofErr w:type="spellStart"/>
+      <w:r>
+        <w:rPr>
+          <w:rFonts w:ascii="Times" w:hAnsi="Times" w:cs="Times"/>
+          <w:sz w:val="24"/>
+          <w:szCs w:val="24"/>
+        </w:rPr>
+        <w:t>HairColor</w:t>
+      </w:r>
+      <w:proofErr w:type="spellEnd"/>
+      <w:r>
+        <w:rPr>
+          <w:rFonts w:ascii="Times" w:hAnsi="Times" w:cs="Times"/>
+          <w:sz w:val="24"/>
+          <w:szCs w:val="24"/>
+        </w:rPr>
+        <w:t xml:space="preserve"> – цвет волос на голове. Заполните данный фрейм данными так, что </w:t>
+      </w:r>
+      <w:proofErr w:type="spellStart"/>
+      <w:r>
+        <w:rPr>
+          <w:rFonts w:ascii="Times" w:hAnsi="Times" w:cs="Times"/>
+          <w:sz w:val="24"/>
+          <w:szCs w:val="24"/>
+        </w:rPr>
+        <w:t>Nrow</w:t>
+      </w:r>
+      <w:proofErr w:type="spellEnd"/>
+      <w:r>
+        <w:rPr>
+          <w:rFonts w:ascii="Times" w:hAnsi="Times" w:cs="Times"/>
+          <w:sz w:val="24"/>
+          <w:szCs w:val="24"/>
+        </w:rPr>
+        <w:t xml:space="preserve"> изменяется от 1 до N,</w:t>
       </w:r>
     </w:p>
     <w:p>
@@ -839,7 +1594,151 @@
           <w:sz w:val="24"/>
           <w:szCs w:val="24"/>
         </w:rPr>
-        <w:t xml:space="preserve">Name задается произвольно, BithYear распределен равномерно (случайно) на отрезке [1972,1994], EmployYear распределен равномерно на отрезке [BirthY ear+19,2013], Salary для работников младше 1980 г.р. определяется по формуле Salary = (ln(2014 − EmployY ear) +1) </w:t>
+        <w:t xml:space="preserve">Name задается произвольно, </w:t>
+      </w:r>
+      <w:proofErr w:type="spellStart"/>
+      <w:r>
+        <w:rPr>
+          <w:rFonts w:ascii="Times" w:hAnsi="Times" w:cs="Times"/>
+          <w:sz w:val="24"/>
+          <w:szCs w:val="24"/>
+        </w:rPr>
+        <w:t>BithYear</w:t>
+      </w:r>
+      <w:proofErr w:type="spellEnd"/>
+      <w:r>
+        <w:rPr>
+          <w:rFonts w:ascii="Times" w:hAnsi="Times" w:cs="Times"/>
+          <w:sz w:val="24"/>
+          <w:szCs w:val="24"/>
+        </w:rPr>
+        <w:t xml:space="preserve"> распределен равномерно (случайно) на отрезке [1972,1994], </w:t>
+      </w:r>
+      <w:proofErr w:type="spellStart"/>
+      <w:r>
+        <w:rPr>
+          <w:rFonts w:ascii="Times" w:hAnsi="Times" w:cs="Times"/>
+          <w:sz w:val="24"/>
+          <w:szCs w:val="24"/>
+        </w:rPr>
+        <w:t>EmployYear</w:t>
+      </w:r>
+      <w:proofErr w:type="spellEnd"/>
+      <w:r>
+        <w:rPr>
+          <w:rFonts w:ascii="Times" w:hAnsi="Times" w:cs="Times"/>
+          <w:sz w:val="24"/>
+          <w:szCs w:val="24"/>
+        </w:rPr>
+        <w:t xml:space="preserve"> распределен равномерно на отрезке [</w:t>
+      </w:r>
+      <w:proofErr w:type="spellStart"/>
+      <w:r>
+        <w:rPr>
+          <w:rFonts w:ascii="Times" w:hAnsi="Times" w:cs="Times"/>
+          <w:sz w:val="24"/>
+          <w:szCs w:val="24"/>
+        </w:rPr>
+        <w:t>BirthY</w:t>
+      </w:r>
+      <w:proofErr w:type="spellEnd"/>
+      <w:r>
+        <w:rPr>
+          <w:rFonts w:ascii="Times" w:hAnsi="Times" w:cs="Times"/>
+          <w:sz w:val="24"/>
+          <w:szCs w:val="24"/>
+        </w:rPr>
+        <w:t xml:space="preserve"> ear+19,2013], </w:t>
+      </w:r>
+      <w:proofErr w:type="spellStart"/>
+      <w:r>
+        <w:rPr>
+          <w:rFonts w:ascii="Times" w:hAnsi="Times" w:cs="Times"/>
+          <w:sz w:val="24"/>
+          <w:szCs w:val="24"/>
+        </w:rPr>
+        <w:t>Salary</w:t>
+      </w:r>
+      <w:proofErr w:type="spellEnd"/>
+      <w:r>
+        <w:rPr>
+          <w:rFonts w:ascii="Times" w:hAnsi="Times" w:cs="Times"/>
+          <w:sz w:val="24"/>
+          <w:szCs w:val="24"/>
+        </w:rPr>
+        <w:t xml:space="preserve"> для работников младше 1980 г.р. определяется по формуле </w:t>
+      </w:r>
+      <w:proofErr w:type="spellStart"/>
+      <w:r>
+        <w:rPr>
+          <w:rFonts w:ascii="Times" w:hAnsi="Times" w:cs="Times"/>
+          <w:sz w:val="24"/>
+          <w:szCs w:val="24"/>
+        </w:rPr>
+        <w:t>Salary</w:t>
+      </w:r>
+      <w:proofErr w:type="spellEnd"/>
+      <w:r>
+        <w:rPr>
+          <w:rFonts w:ascii="Times" w:hAnsi="Times" w:cs="Times"/>
+          <w:sz w:val="24"/>
+          <w:szCs w:val="24"/>
+        </w:rPr>
+        <w:t xml:space="preserve"> = (</w:t>
+      </w:r>
+      <w:proofErr w:type="spellStart"/>
+      <w:r>
+        <w:rPr>
+          <w:rFonts w:ascii="Times" w:hAnsi="Times" w:cs="Times"/>
+          <w:sz w:val="24"/>
+          <w:szCs w:val="24"/>
+        </w:rPr>
+        <w:t>ln</w:t>
+      </w:r>
+      <w:proofErr w:type="spellEnd"/>
+      <w:r>
+        <w:rPr>
+          <w:rFonts w:ascii="Times" w:hAnsi="Times" w:cs="Times"/>
+          <w:sz w:val="24"/>
+          <w:szCs w:val="24"/>
+        </w:rPr>
+        <w:t xml:space="preserve">(2014 − </w:t>
+      </w:r>
+      <w:proofErr w:type="spellStart"/>
+      <w:r>
+        <w:rPr>
+          <w:rFonts w:ascii="Times" w:hAnsi="Times" w:cs="Times"/>
+          <w:sz w:val="24"/>
+          <w:szCs w:val="24"/>
+        </w:rPr>
+        <w:t>EmployY</w:t>
+      </w:r>
+      <w:proofErr w:type="spellEnd"/>
+      <w:r>
+        <w:rPr>
+          <w:rFonts w:ascii="Times" w:hAnsi="Times" w:cs="Times"/>
+          <w:sz w:val="24"/>
+          <w:szCs w:val="24"/>
+        </w:rPr>
+        <w:t xml:space="preserve"> </w:t>
+      </w:r>
+      <w:proofErr w:type="spellStart"/>
+      <w:r>
+        <w:rPr>
+          <w:rFonts w:ascii="Times" w:hAnsi="Times" w:cs="Times"/>
+          <w:sz w:val="24"/>
+          <w:szCs w:val="24"/>
+        </w:rPr>
+        <w:t>ear</w:t>
+      </w:r>
+      <w:proofErr w:type="spellEnd"/>
+      <w:r>
+        <w:rPr>
+          <w:rFonts w:ascii="Times" w:hAnsi="Times" w:cs="Times"/>
+          <w:sz w:val="24"/>
+          <w:szCs w:val="24"/>
+        </w:rPr>
+        <w:t xml:space="preserve">) +1) </w:t>
       </w:r>
       <w:r>
         <w:rPr>
@@ -855,7 +1754,61 @@
           <w:sz w:val="24"/>
           <w:szCs w:val="24"/>
         </w:rPr>
-        <w:t xml:space="preserve"> 8000, для остальных Salary = (log2(2014 − EmployY ear) + 1) </w:t>
+        <w:t xml:space="preserve"> 8000, для остальных </w:t>
+      </w:r>
+      <w:proofErr w:type="spellStart"/>
+      <w:r>
+        <w:rPr>
+          <w:rFonts w:ascii="Times" w:hAnsi="Times" w:cs="Times"/>
+          <w:sz w:val="24"/>
+          <w:szCs w:val="24"/>
+        </w:rPr>
+        <w:t>Salary</w:t>
+      </w:r>
+      <w:proofErr w:type="spellEnd"/>
+      <w:r>
+        <w:rPr>
+          <w:rFonts w:ascii="Times" w:hAnsi="Times" w:cs="Times"/>
+          <w:sz w:val="24"/>
+          <w:szCs w:val="24"/>
+        </w:rPr>
+        <w:t xml:space="preserve"> = (log2(2014 − </w:t>
+      </w:r>
+      <w:proofErr w:type="spellStart"/>
+      <w:r>
+        <w:rPr>
+          <w:rFonts w:ascii="Times" w:hAnsi="Times" w:cs="Times"/>
+          <w:sz w:val="24"/>
+          <w:szCs w:val="24"/>
+        </w:rPr>
+        <w:t>EmployY</w:t>
+      </w:r>
+      <w:proofErr w:type="spellEnd"/>
+      <w:r>
+        <w:rPr>
+          <w:rFonts w:ascii="Times" w:hAnsi="Times" w:cs="Times"/>
+          <w:sz w:val="24"/>
+          <w:szCs w:val="24"/>
+        </w:rPr>
+        <w:t xml:space="preserve"> </w:t>
+      </w:r>
+      <w:proofErr w:type="spellStart"/>
+      <w:r>
+        <w:rPr>
+          <w:rFonts w:ascii="Times" w:hAnsi="Times" w:cs="Times"/>
+          <w:sz w:val="24"/>
+          <w:szCs w:val="24"/>
+        </w:rPr>
+        <w:t>ear</w:t>
+      </w:r>
+      <w:proofErr w:type="spellEnd"/>
+      <w:r>
+        <w:rPr>
+          <w:rFonts w:ascii="Times" w:hAnsi="Times" w:cs="Times"/>
+          <w:sz w:val="24"/>
+          <w:szCs w:val="24"/>
+        </w:rPr>
+        <w:t xml:space="preserve">) + 1) </w:t>
       </w:r>
       <w:r>
         <w:rPr>
@@ -889,7 +1842,25 @@
           <w:sz w:val="24"/>
           <w:szCs w:val="24"/>
         </w:rPr>
-        <w:t>Подсчитайте число сотрудников с зарплатой, большей 14000. Добавьте в таблицу поле, соответствующее суммарному подоходному налогу (ставка 13%), выплаченному сотрудником за время работы в организации, если его зарплата за каждый год начислялась согласно формулам для Salary, где вместо 2014 следует последовательно подставить каждый год работы сотрудника в организации</w:t>
+        <w:t xml:space="preserve">Подсчитайте число сотрудников с зарплатой, большей 14000. Добавьте в таблицу поле, соответствующее суммарному подоходному налогу (ставка 13%), выплаченному сотрудником за время работы в организации, если его зарплата за каждый год начислялась согласно формулам для </w:t>
+      </w:r>
+      <w:proofErr w:type="spellStart"/>
+      <w:r>
+        <w:rPr>
+          <w:rFonts w:ascii="Times" w:hAnsi="Times" w:cs="Times"/>
+          <w:sz w:val="24"/>
+          <w:szCs w:val="24"/>
+        </w:rPr>
+        <w:t>Salary</w:t>
+      </w:r>
+      <w:proofErr w:type="spellEnd"/>
+      <w:r>
+        <w:rPr>
+          <w:rFonts w:ascii="Times" w:hAnsi="Times" w:cs="Times"/>
+          <w:sz w:val="24"/>
+          <w:szCs w:val="24"/>
+        </w:rPr>
+        <w:t>, где вместо 2014 следует последовательно подставить каждый год работы сотрудника в организации</w:t>
       </w:r>
       <w:r>
         <w:rPr>
@@ -1050,6 +2021,7 @@
           <w:szCs w:val="24"/>
         </w:rPr>
       </w:pPr>
+      <w:bookmarkStart w:id="0" w:name="_Hlk214693395"/>
       <w:r>
         <w:rPr>
           <w:rFonts w:ascii="Times" w:hAnsi="Times" w:cs="Times"/>
@@ -1120,7 +2092,6 @@
           <w:rFonts w:ascii="Times" w:hAnsi="Times" w:cs="Times"/>
           <w:sz w:val="24"/>
           <w:szCs w:val="24"/>
-          <w:lang w:val="en-US"/>
         </w:rPr>
         <w:t>/</w:t>
       </w:r>
@@ -1152,7 +2123,151 @@
           <w:sz w:val="24"/>
           <w:szCs w:val="24"/>
         </w:rPr>
-        <w:t>Создайте фрейм данных из N = 24 записей со следующими полями: Nrow – номер записи, Name – имя пациента, BirthYear – год рождения, Employ – место работы, Salary – зарплата. Cost – стоимость лечения, Albumin – содержание альбумина в крови, TransFerrin – содержание трансферрина в крови, Ferritin – содержание ферритина в крови. Заполните данный фрейм данными так, что Nrow изменяется от 1 до N</w:t>
+        <w:t xml:space="preserve">Создайте фрейм данных из N = 24 записей со следующими полями: </w:t>
+      </w:r>
+      <w:proofErr w:type="spellStart"/>
+      <w:r>
+        <w:rPr>
+          <w:rFonts w:ascii="Times" w:hAnsi="Times" w:cs="Times"/>
+          <w:sz w:val="24"/>
+          <w:szCs w:val="24"/>
+        </w:rPr>
+        <w:t>Nrow</w:t>
+      </w:r>
+      <w:proofErr w:type="spellEnd"/>
+      <w:r>
+        <w:rPr>
+          <w:rFonts w:ascii="Times" w:hAnsi="Times" w:cs="Times"/>
+          <w:sz w:val="24"/>
+          <w:szCs w:val="24"/>
+        </w:rPr>
+        <w:t xml:space="preserve"> – номер записи, Name – имя пациента, </w:t>
+      </w:r>
+      <w:proofErr w:type="spellStart"/>
+      <w:r>
+        <w:rPr>
+          <w:rFonts w:ascii="Times" w:hAnsi="Times" w:cs="Times"/>
+          <w:sz w:val="24"/>
+          <w:szCs w:val="24"/>
+        </w:rPr>
+        <w:t>BirthYear</w:t>
+      </w:r>
+      <w:proofErr w:type="spellEnd"/>
+      <w:r>
+        <w:rPr>
+          <w:rFonts w:ascii="Times" w:hAnsi="Times" w:cs="Times"/>
+          <w:sz w:val="24"/>
+          <w:szCs w:val="24"/>
+        </w:rPr>
+        <w:t xml:space="preserve"> – год рождения, </w:t>
+      </w:r>
+      <w:proofErr w:type="spellStart"/>
+      <w:r>
+        <w:rPr>
+          <w:rFonts w:ascii="Times" w:hAnsi="Times" w:cs="Times"/>
+          <w:sz w:val="24"/>
+          <w:szCs w:val="24"/>
+        </w:rPr>
+        <w:t>Employ</w:t>
+      </w:r>
+      <w:proofErr w:type="spellEnd"/>
+      <w:r>
+        <w:rPr>
+          <w:rFonts w:ascii="Times" w:hAnsi="Times" w:cs="Times"/>
+          <w:sz w:val="24"/>
+          <w:szCs w:val="24"/>
+        </w:rPr>
+        <w:t xml:space="preserve"> – место работы, </w:t>
+      </w:r>
+      <w:proofErr w:type="spellStart"/>
+      <w:r>
+        <w:rPr>
+          <w:rFonts w:ascii="Times" w:hAnsi="Times" w:cs="Times"/>
+          <w:sz w:val="24"/>
+          <w:szCs w:val="24"/>
+        </w:rPr>
+        <w:t>Salary</w:t>
+      </w:r>
+      <w:proofErr w:type="spellEnd"/>
+      <w:r>
+        <w:rPr>
+          <w:rFonts w:ascii="Times" w:hAnsi="Times" w:cs="Times"/>
+          <w:sz w:val="24"/>
+          <w:szCs w:val="24"/>
+        </w:rPr>
+        <w:t xml:space="preserve"> – зарплата. Cost – стоимость лечения, </w:t>
+      </w:r>
+      <w:proofErr w:type="spellStart"/>
+      <w:r>
+        <w:rPr>
+          <w:rFonts w:ascii="Times" w:hAnsi="Times" w:cs="Times"/>
+          <w:sz w:val="24"/>
+          <w:szCs w:val="24"/>
+        </w:rPr>
+        <w:t>Albumin</w:t>
+      </w:r>
+      <w:proofErr w:type="spellEnd"/>
+      <w:r>
+        <w:rPr>
+          <w:rFonts w:ascii="Times" w:hAnsi="Times" w:cs="Times"/>
+          <w:sz w:val="24"/>
+          <w:szCs w:val="24"/>
+        </w:rPr>
+        <w:t xml:space="preserve"> – содержание альбумина в крови, </w:t>
+      </w:r>
+      <w:proofErr w:type="spellStart"/>
+      <w:r>
+        <w:rPr>
+          <w:rFonts w:ascii="Times" w:hAnsi="Times" w:cs="Times"/>
+          <w:sz w:val="24"/>
+          <w:szCs w:val="24"/>
+        </w:rPr>
+        <w:t>TransFerrin</w:t>
+      </w:r>
+      <w:proofErr w:type="spellEnd"/>
+      <w:r>
+        <w:rPr>
+          <w:rFonts w:ascii="Times" w:hAnsi="Times" w:cs="Times"/>
+          <w:sz w:val="24"/>
+          <w:szCs w:val="24"/>
+        </w:rPr>
+        <w:t xml:space="preserve"> – содержание трансферрина в крови, </w:t>
+      </w:r>
+      <w:proofErr w:type="spellStart"/>
+      <w:r>
+        <w:rPr>
+          <w:rFonts w:ascii="Times" w:hAnsi="Times" w:cs="Times"/>
+          <w:sz w:val="24"/>
+          <w:szCs w:val="24"/>
+        </w:rPr>
+        <w:t>Ferritin</w:t>
+      </w:r>
+      <w:proofErr w:type="spellEnd"/>
+      <w:r>
+        <w:rPr>
+          <w:rFonts w:ascii="Times" w:hAnsi="Times" w:cs="Times"/>
+          <w:sz w:val="24"/>
+          <w:szCs w:val="24"/>
+        </w:rPr>
+        <w:t xml:space="preserve"> – содержание ферритина в крови. Заполните данный фрейм данными так, что </w:t>
+      </w:r>
+      <w:proofErr w:type="spellStart"/>
+      <w:r>
+        <w:rPr>
+          <w:rFonts w:ascii="Times" w:hAnsi="Times" w:cs="Times"/>
+          <w:sz w:val="24"/>
+          <w:szCs w:val="24"/>
+        </w:rPr>
+        <w:t>Nrow</w:t>
+      </w:r>
+      <w:proofErr w:type="spellEnd"/>
+      <w:r>
+        <w:rPr>
+          <w:rFonts w:ascii="Times" w:hAnsi="Times" w:cs="Times"/>
+          <w:sz w:val="24"/>
+          <w:szCs w:val="24"/>
+        </w:rPr>
+        <w:t xml:space="preserve"> изменяется от 1 до N</w:t>
       </w:r>
       <w:r>
         <w:rPr>
@@ -1170,15 +2285,88 @@
           <w:rFonts w:ascii="Times" w:hAnsi="Times" w:cs="Times"/>
           <w:sz w:val="24"/>
           <w:szCs w:val="24"/>
-        </w:rPr>
-      </w:pPr>
-      <w:r>
-        <w:rPr>
-          <w:rFonts w:ascii="Times" w:hAnsi="Times" w:cs="Times"/>
-          <w:sz w:val="24"/>
-          <w:szCs w:val="24"/>
-        </w:rPr>
-        <w:t xml:space="preserve">Name задается произвольно, BithYear распределен равномерно (случайно) на отрезке [1971,1997], , Cost  для пациентов младше 1991 г.р. определяется по формуле Cost = (ln(2013 − BirthY ear) +1) </w:t>
+          <w:lang w:val="en-US"/>
+        </w:rPr>
+      </w:pPr>
+      <w:r>
+        <w:rPr>
+          <w:rFonts w:ascii="Times" w:hAnsi="Times" w:cs="Times"/>
+          <w:sz w:val="24"/>
+          <w:szCs w:val="24"/>
+        </w:rPr>
+        <w:t xml:space="preserve">Name задается произвольно, </w:t>
+      </w:r>
+      <w:proofErr w:type="spellStart"/>
+      <w:r>
+        <w:rPr>
+          <w:rFonts w:ascii="Times" w:hAnsi="Times" w:cs="Times"/>
+          <w:sz w:val="24"/>
+          <w:szCs w:val="24"/>
+        </w:rPr>
+        <w:t>BithYear</w:t>
+      </w:r>
+      <w:proofErr w:type="spellEnd"/>
+      <w:r>
+        <w:rPr>
+          <w:rFonts w:ascii="Times" w:hAnsi="Times" w:cs="Times"/>
+          <w:sz w:val="24"/>
+          <w:szCs w:val="24"/>
+        </w:rPr>
+        <w:t xml:space="preserve"> распределен равномерно (случайно) на отрезке [1971,1997], , Cost  для пациентов младше 1991 г.р. определяется по формуле Cost = (</w:t>
+      </w:r>
+      <w:proofErr w:type="spellStart"/>
+      <w:r>
+        <w:rPr>
+          <w:rFonts w:ascii="Times" w:hAnsi="Times" w:cs="Times"/>
+          <w:sz w:val="24"/>
+          <w:szCs w:val="24"/>
+        </w:rPr>
+        <w:t>ln</w:t>
+      </w:r>
+      <w:proofErr w:type="spellEnd"/>
+      <w:r>
+        <w:rPr>
+          <w:rFonts w:ascii="Times" w:hAnsi="Times" w:cs="Times"/>
+          <w:sz w:val="24"/>
+          <w:szCs w:val="24"/>
+        </w:rPr>
+        <w:t xml:space="preserve">(2013 − </w:t>
+      </w:r>
+      <w:proofErr w:type="spellStart"/>
+      <w:r>
+        <w:rPr>
+          <w:rFonts w:ascii="Times" w:hAnsi="Times" w:cs="Times"/>
+          <w:sz w:val="24"/>
+          <w:szCs w:val="24"/>
+        </w:rPr>
+        <w:t>BirthY</w:t>
+      </w:r>
+      <w:proofErr w:type="spellEnd"/>
+      <w:r>
+        <w:rPr>
+          <w:rFonts w:ascii="Times" w:hAnsi="Times" w:cs="Times"/>
+          <w:sz w:val="24"/>
+          <w:szCs w:val="24"/>
+        </w:rPr>
+        <w:t xml:space="preserve"> </w:t>
+      </w:r>
+      <w:proofErr w:type="spellStart"/>
+      <w:r>
+        <w:rPr>
+          <w:rFonts w:ascii="Times" w:hAnsi="Times" w:cs="Times"/>
+          <w:sz w:val="24"/>
+          <w:szCs w:val="24"/>
+        </w:rPr>
+        <w:t>ear</w:t>
+      </w:r>
+      <w:proofErr w:type="spellEnd"/>
+      <w:r>
+        <w:rPr>
+          <w:rFonts w:ascii="Times" w:hAnsi="Times" w:cs="Times"/>
+          <w:sz w:val="24"/>
+          <w:szCs w:val="24"/>
+        </w:rPr>
+        <w:t xml:space="preserve">) +1) </w:t>
       </w:r>
       <w:r>
         <w:rPr>
@@ -1194,7 +2382,43 @@
           <w:sz w:val="24"/>
           <w:szCs w:val="24"/>
         </w:rPr>
-        <w:t xml:space="preserve"> 11000, для остальных Cost = (log2(2013 − BirthY ear) + 1) </w:t>
+        <w:t xml:space="preserve"> 11000, для остальных Cost = (log2(2013 − </w:t>
+      </w:r>
+      <w:proofErr w:type="spellStart"/>
+      <w:r>
+        <w:rPr>
+          <w:rFonts w:ascii="Times" w:hAnsi="Times" w:cs="Times"/>
+          <w:sz w:val="24"/>
+          <w:szCs w:val="24"/>
+        </w:rPr>
+        <w:t>BirthY</w:t>
+      </w:r>
+      <w:proofErr w:type="spellEnd"/>
+      <w:r>
+        <w:rPr>
+          <w:rFonts w:ascii="Times" w:hAnsi="Times" w:cs="Times"/>
+          <w:sz w:val="24"/>
+          <w:szCs w:val="24"/>
+        </w:rPr>
+        <w:t xml:space="preserve"> </w:t>
+      </w:r>
+      <w:proofErr w:type="spellStart"/>
+      <w:r>
+        <w:rPr>
+          <w:rFonts w:ascii="Times" w:hAnsi="Times" w:cs="Times"/>
+          <w:sz w:val="24"/>
+          <w:szCs w:val="24"/>
+        </w:rPr>
+        <w:t>ear</w:t>
+      </w:r>
+      <w:proofErr w:type="spellEnd"/>
+      <w:r>
+        <w:rPr>
+          <w:rFonts w:ascii="Times" w:hAnsi="Times" w:cs="Times"/>
+          <w:sz w:val="24"/>
+          <w:szCs w:val="24"/>
+        </w:rPr>
+        <w:t xml:space="preserve">) + 1) </w:t>
       </w:r>
       <w:r>
         <w:rPr>
@@ -1228,9 +2452,46 @@
           <w:sz w:val="24"/>
           <w:szCs w:val="24"/>
         </w:rPr>
-        <w:t>Ранжируйте пациентов по стоимости лечения,  начиная с минимальной суммы.  Добавьте в таблицу поле, соответствующее общему социальному вычету за лечение (ставка 13%), выплаченному пациенту, если стоимость лечения  за каждый год начислялась согласно формулам для Cost, где вместо 2013 следует последовательно подставить каждый год нахождения пациента под наблюдением.</w:t>
-      </w:r>
-    </w:p>
+        <w:t xml:space="preserve">Ранжируйте пациентов по стоимости </w:t>
+      </w:r>
+      <w:proofErr w:type="gramStart"/>
+      <w:r>
+        <w:rPr>
+          <w:rFonts w:ascii="Times" w:hAnsi="Times" w:cs="Times"/>
+          <w:sz w:val="24"/>
+          <w:szCs w:val="24"/>
+        </w:rPr>
+        <w:t>лечения,  начиная</w:t>
+      </w:r>
+      <w:proofErr w:type="gramEnd"/>
+      <w:r>
+        <w:rPr>
+          <w:rFonts w:ascii="Times" w:hAnsi="Times" w:cs="Times"/>
+          <w:sz w:val="24"/>
+          <w:szCs w:val="24"/>
+        </w:rPr>
+        <w:t xml:space="preserve"> с минимальной суммы.  Добавьте в таблицу поле, соответствующее общему социальному вычету за лечение (ставка 13%), выплаченному пациенту, если стоимость </w:t>
+      </w:r>
+      <w:proofErr w:type="gramStart"/>
+      <w:r>
+        <w:rPr>
+          <w:rFonts w:ascii="Times" w:hAnsi="Times" w:cs="Times"/>
+          <w:sz w:val="24"/>
+          <w:szCs w:val="24"/>
+        </w:rPr>
+        <w:t>лечения  за</w:t>
+      </w:r>
+      <w:proofErr w:type="gramEnd"/>
+      <w:r>
+        <w:rPr>
+          <w:rFonts w:ascii="Times" w:hAnsi="Times" w:cs="Times"/>
+          <w:sz w:val="24"/>
+          <w:szCs w:val="24"/>
+        </w:rPr>
+        <w:t xml:space="preserve"> каждый год начислялась согласно формулам для Cost, где вместо 2013 следует последовательно подставить каждый год нахождения пациента под наблюдением.</w:t>
+      </w:r>
+    </w:p>
+    <w:bookmarkEnd w:id="0"/>
     <w:p>
       <w:pPr>
         <w:rPr>
@@ -1440,7 +2701,25 @@
           <w:sz w:val="24"/>
           <w:szCs w:val="24"/>
         </w:rPr>
-        <w:t>Покажите, что ядерные методы преобразуют пространство признаков в пространство бОльшей размерности.</w:t>
+        <w:t xml:space="preserve">Покажите, что ядерные методы преобразуют пространство признаков в пространство </w:t>
+      </w:r>
+      <w:proofErr w:type="spellStart"/>
+      <w:r>
+        <w:rPr>
+          <w:rFonts w:ascii="Times" w:hAnsi="Times" w:cs="Times"/>
+          <w:sz w:val="24"/>
+          <w:szCs w:val="24"/>
+        </w:rPr>
+        <w:t>бОльшей</w:t>
+      </w:r>
+      <w:proofErr w:type="spellEnd"/>
+      <w:r>
+        <w:rPr>
+          <w:rFonts w:ascii="Times" w:hAnsi="Times" w:cs="Times"/>
+          <w:sz w:val="24"/>
+          <w:szCs w:val="24"/>
+        </w:rPr>
+        <w:t xml:space="preserve"> размерности.</w:t>
       </w:r>
     </w:p>
     <w:p>
@@ -1462,7 +2741,187 @@
           <w:sz w:val="24"/>
           <w:szCs w:val="24"/>
         </w:rPr>
-        <w:t>Создайте фрейм данных из N = 30 записей со следующими полями: Nrow – номер записи, Name – имя пациента, BirthYear – год рождения, Employ – место работы, Salary – зарплата. Cost – стоимость лечения, Monocit – содержание моноцитов в крови, Retikullocit – содержание ретилкуллоцитов в крови, Gematokrit – содержание гематокрита в крови, Creatin – содержание креатина в крови. Заполните данный фрейм данными так, что Nrow изменяется от 1 до N,</w:t>
+        <w:t xml:space="preserve">Создайте фрейм данных из N = 30 записей со следующими полями: </w:t>
+      </w:r>
+      <w:proofErr w:type="spellStart"/>
+      <w:r>
+        <w:rPr>
+          <w:rFonts w:ascii="Times" w:hAnsi="Times" w:cs="Times"/>
+          <w:sz w:val="24"/>
+          <w:szCs w:val="24"/>
+        </w:rPr>
+        <w:t>Nrow</w:t>
+      </w:r>
+      <w:proofErr w:type="spellEnd"/>
+      <w:r>
+        <w:rPr>
+          <w:rFonts w:ascii="Times" w:hAnsi="Times" w:cs="Times"/>
+          <w:sz w:val="24"/>
+          <w:szCs w:val="24"/>
+        </w:rPr>
+        <w:t xml:space="preserve"> – номер записи, Name – имя пациента, </w:t>
+      </w:r>
+      <w:proofErr w:type="spellStart"/>
+      <w:r>
+        <w:rPr>
+          <w:rFonts w:ascii="Times" w:hAnsi="Times" w:cs="Times"/>
+          <w:sz w:val="24"/>
+          <w:szCs w:val="24"/>
+        </w:rPr>
+        <w:t>BirthYear</w:t>
+      </w:r>
+      <w:proofErr w:type="spellEnd"/>
+      <w:r>
+        <w:rPr>
+          <w:rFonts w:ascii="Times" w:hAnsi="Times" w:cs="Times"/>
+          <w:sz w:val="24"/>
+          <w:szCs w:val="24"/>
+        </w:rPr>
+        <w:t xml:space="preserve"> – год рождения, </w:t>
+      </w:r>
+      <w:proofErr w:type="spellStart"/>
+      <w:r>
+        <w:rPr>
+          <w:rFonts w:ascii="Times" w:hAnsi="Times" w:cs="Times"/>
+          <w:sz w:val="24"/>
+          <w:szCs w:val="24"/>
+        </w:rPr>
+        <w:t>Employ</w:t>
+      </w:r>
+      <w:proofErr w:type="spellEnd"/>
+      <w:r>
+        <w:rPr>
+          <w:rFonts w:ascii="Times" w:hAnsi="Times" w:cs="Times"/>
+          <w:sz w:val="24"/>
+          <w:szCs w:val="24"/>
+        </w:rPr>
+        <w:t xml:space="preserve"> – место работы, </w:t>
+      </w:r>
+      <w:proofErr w:type="spellStart"/>
+      <w:r>
+        <w:rPr>
+          <w:rFonts w:ascii="Times" w:hAnsi="Times" w:cs="Times"/>
+          <w:sz w:val="24"/>
+          <w:szCs w:val="24"/>
+        </w:rPr>
+        <w:t>Salary</w:t>
+      </w:r>
+      <w:proofErr w:type="spellEnd"/>
+      <w:r>
+        <w:rPr>
+          <w:rFonts w:ascii="Times" w:hAnsi="Times" w:cs="Times"/>
+          <w:sz w:val="24"/>
+          <w:szCs w:val="24"/>
+        </w:rPr>
+        <w:t xml:space="preserve"> – зарплата. Cost – стоимость лечения, </w:t>
+      </w:r>
+      <w:proofErr w:type="spellStart"/>
+      <w:r>
+        <w:rPr>
+          <w:rFonts w:ascii="Times" w:hAnsi="Times" w:cs="Times"/>
+          <w:sz w:val="24"/>
+          <w:szCs w:val="24"/>
+        </w:rPr>
+        <w:t>Monocit</w:t>
+      </w:r>
+      <w:proofErr w:type="spellEnd"/>
+      <w:r>
+        <w:rPr>
+          <w:rFonts w:ascii="Times" w:hAnsi="Times" w:cs="Times"/>
+          <w:sz w:val="24"/>
+          <w:szCs w:val="24"/>
+        </w:rPr>
+        <w:t xml:space="preserve"> – содержание моноцитов в крови, </w:t>
+      </w:r>
+      <w:proofErr w:type="spellStart"/>
+      <w:r>
+        <w:rPr>
+          <w:rFonts w:ascii="Times" w:hAnsi="Times" w:cs="Times"/>
+          <w:sz w:val="24"/>
+          <w:szCs w:val="24"/>
+        </w:rPr>
+        <w:t>Retikullocit</w:t>
+      </w:r>
+      <w:proofErr w:type="spellEnd"/>
+      <w:r>
+        <w:rPr>
+          <w:rFonts w:ascii="Times" w:hAnsi="Times" w:cs="Times"/>
+          <w:sz w:val="24"/>
+          <w:szCs w:val="24"/>
+        </w:rPr>
+        <w:t xml:space="preserve"> – содержание </w:t>
+      </w:r>
+      <w:proofErr w:type="spellStart"/>
+      <w:r>
+        <w:rPr>
+          <w:rFonts w:ascii="Times" w:hAnsi="Times" w:cs="Times"/>
+          <w:sz w:val="24"/>
+          <w:szCs w:val="24"/>
+        </w:rPr>
+        <w:t>ретилкуллоцитов</w:t>
+      </w:r>
+      <w:proofErr w:type="spellEnd"/>
+      <w:r>
+        <w:rPr>
+          <w:rFonts w:ascii="Times" w:hAnsi="Times" w:cs="Times"/>
+          <w:sz w:val="24"/>
+          <w:szCs w:val="24"/>
+        </w:rPr>
+        <w:t xml:space="preserve"> в крови, </w:t>
+      </w:r>
+      <w:proofErr w:type="spellStart"/>
+      <w:r>
+        <w:rPr>
+          <w:rFonts w:ascii="Times" w:hAnsi="Times" w:cs="Times"/>
+          <w:sz w:val="24"/>
+          <w:szCs w:val="24"/>
+        </w:rPr>
+        <w:t>Gematokrit</w:t>
+      </w:r>
+      <w:proofErr w:type="spellEnd"/>
+      <w:r>
+        <w:rPr>
+          <w:rFonts w:ascii="Times" w:hAnsi="Times" w:cs="Times"/>
+          <w:sz w:val="24"/>
+          <w:szCs w:val="24"/>
+        </w:rPr>
+        <w:t xml:space="preserve"> – содержание гематокрита в крови, </w:t>
+      </w:r>
+      <w:proofErr w:type="spellStart"/>
+      <w:r>
+        <w:rPr>
+          <w:rFonts w:ascii="Times" w:hAnsi="Times" w:cs="Times"/>
+          <w:sz w:val="24"/>
+          <w:szCs w:val="24"/>
+        </w:rPr>
+        <w:t>Creatin</w:t>
+      </w:r>
+      <w:proofErr w:type="spellEnd"/>
+      <w:r>
+        <w:rPr>
+          <w:rFonts w:ascii="Times" w:hAnsi="Times" w:cs="Times"/>
+          <w:sz w:val="24"/>
+          <w:szCs w:val="24"/>
+        </w:rPr>
+        <w:t xml:space="preserve"> – содержание креатина в крови. Заполните данный фрейм данными так, что </w:t>
+      </w:r>
+      <w:proofErr w:type="spellStart"/>
+      <w:r>
+        <w:rPr>
+          <w:rFonts w:ascii="Times" w:hAnsi="Times" w:cs="Times"/>
+          <w:sz w:val="24"/>
+          <w:szCs w:val="24"/>
+        </w:rPr>
+        <w:t>Nrow</w:t>
+      </w:r>
+      <w:proofErr w:type="spellEnd"/>
+      <w:r>
+        <w:rPr>
+          <w:rFonts w:ascii="Times" w:hAnsi="Times" w:cs="Times"/>
+          <w:sz w:val="24"/>
+          <w:szCs w:val="24"/>
+        </w:rPr>
+        <w:t xml:space="preserve"> изменяется от 1 до N,</w:t>
       </w:r>
     </w:p>
     <w:p>
@@ -1480,7 +2939,79 @@
           <w:sz w:val="24"/>
           <w:szCs w:val="24"/>
         </w:rPr>
-        <w:t xml:space="preserve">Name задается произвольно, BithYear распределен равномерно (случайно) на отрезке [1975,1995], , Cost  для пациентов младше 1988 г.р. определяется по формуле Cost = (ln(2012 − BirthY ear) +1) </w:t>
+        <w:t xml:space="preserve">Name задается произвольно, </w:t>
+      </w:r>
+      <w:proofErr w:type="spellStart"/>
+      <w:r>
+        <w:rPr>
+          <w:rFonts w:ascii="Times" w:hAnsi="Times" w:cs="Times"/>
+          <w:sz w:val="24"/>
+          <w:szCs w:val="24"/>
+        </w:rPr>
+        <w:t>BithYear</w:t>
+      </w:r>
+      <w:proofErr w:type="spellEnd"/>
+      <w:r>
+        <w:rPr>
+          <w:rFonts w:ascii="Times" w:hAnsi="Times" w:cs="Times"/>
+          <w:sz w:val="24"/>
+          <w:szCs w:val="24"/>
+        </w:rPr>
+        <w:t xml:space="preserve"> распределен равномерно (случайно) на отрезке [1975,1995], , Cost  для пациентов младше 1988 г.р. определяется по формуле Cost = (</w:t>
+      </w:r>
+      <w:proofErr w:type="spellStart"/>
+      <w:r>
+        <w:rPr>
+          <w:rFonts w:ascii="Times" w:hAnsi="Times" w:cs="Times"/>
+          <w:sz w:val="24"/>
+          <w:szCs w:val="24"/>
+        </w:rPr>
+        <w:t>ln</w:t>
+      </w:r>
+      <w:proofErr w:type="spellEnd"/>
+      <w:r>
+        <w:rPr>
+          <w:rFonts w:ascii="Times" w:hAnsi="Times" w:cs="Times"/>
+          <w:sz w:val="24"/>
+          <w:szCs w:val="24"/>
+        </w:rPr>
+        <w:t xml:space="preserve">(2012 − </w:t>
+      </w:r>
+      <w:proofErr w:type="spellStart"/>
+      <w:r>
+        <w:rPr>
+          <w:rFonts w:ascii="Times" w:hAnsi="Times" w:cs="Times"/>
+          <w:sz w:val="24"/>
+          <w:szCs w:val="24"/>
+        </w:rPr>
+        <w:t>BirthY</w:t>
+      </w:r>
+      <w:proofErr w:type="spellEnd"/>
+      <w:r>
+        <w:rPr>
+          <w:rFonts w:ascii="Times" w:hAnsi="Times" w:cs="Times"/>
+          <w:sz w:val="24"/>
+          <w:szCs w:val="24"/>
+        </w:rPr>
+        <w:t xml:space="preserve"> </w:t>
+      </w:r>
+      <w:proofErr w:type="spellStart"/>
+      <w:r>
+        <w:rPr>
+          <w:rFonts w:ascii="Times" w:hAnsi="Times" w:cs="Times"/>
+          <w:sz w:val="24"/>
+          <w:szCs w:val="24"/>
+        </w:rPr>
+        <w:t>ear</w:t>
+      </w:r>
+      <w:proofErr w:type="spellEnd"/>
+      <w:r>
+        <w:rPr>
+          <w:rFonts w:ascii="Times" w:hAnsi="Times" w:cs="Times"/>
+          <w:sz w:val="24"/>
+          <w:szCs w:val="24"/>
+        </w:rPr>
+        <w:t xml:space="preserve">) +1) </w:t>
       </w:r>
       <w:r>
         <w:rPr>
@@ -1496,7 +3027,43 @@
           <w:sz w:val="24"/>
           <w:szCs w:val="24"/>
         </w:rPr>
-        <w:t xml:space="preserve"> 6000, для остальных Cost = (log2(2012 − BirthY ear) + 1) </w:t>
+        <w:t xml:space="preserve"> 6000, для остальных Cost = (log2(2012 − </w:t>
+      </w:r>
+      <w:proofErr w:type="spellStart"/>
+      <w:r>
+        <w:rPr>
+          <w:rFonts w:ascii="Times" w:hAnsi="Times" w:cs="Times"/>
+          <w:sz w:val="24"/>
+          <w:szCs w:val="24"/>
+        </w:rPr>
+        <w:t>BirthY</w:t>
+      </w:r>
+      <w:proofErr w:type="spellEnd"/>
+      <w:r>
+        <w:rPr>
+          <w:rFonts w:ascii="Times" w:hAnsi="Times" w:cs="Times"/>
+          <w:sz w:val="24"/>
+          <w:szCs w:val="24"/>
+        </w:rPr>
+        <w:t xml:space="preserve"> </w:t>
+      </w:r>
+      <w:proofErr w:type="spellStart"/>
+      <w:r>
+        <w:rPr>
+          <w:rFonts w:ascii="Times" w:hAnsi="Times" w:cs="Times"/>
+          <w:sz w:val="24"/>
+          <w:szCs w:val="24"/>
+        </w:rPr>
+        <w:t>ear</w:t>
+      </w:r>
+      <w:proofErr w:type="spellEnd"/>
+      <w:r>
+        <w:rPr>
+          <w:rFonts w:ascii="Times" w:hAnsi="Times" w:cs="Times"/>
+          <w:sz w:val="24"/>
+          <w:szCs w:val="24"/>
+        </w:rPr>
+        <w:t xml:space="preserve">) + 1) </w:t>
       </w:r>
       <w:r>
         <w:rPr>
@@ -1530,7 +3097,43 @@
           <w:sz w:val="24"/>
           <w:szCs w:val="24"/>
         </w:rPr>
-        <w:t>Ранжируйте пациентов по стоимости лечения,  начиная с максимальной суммы.  Добавьте в таблицу поле, соответствующее общему социальному вычету за лечение (ставка 13%), выплаченному пациенту, если стоимость лечения  за каждый год начислялась согласно формулам для Cost, где вместо 2012 следует последовательно подставить каждый год нахождения пациента под наблюдением.</w:t>
+        <w:t xml:space="preserve">Ранжируйте пациентов по стоимости </w:t>
+      </w:r>
+      <w:proofErr w:type="gramStart"/>
+      <w:r>
+        <w:rPr>
+          <w:rFonts w:ascii="Times" w:hAnsi="Times" w:cs="Times"/>
+          <w:sz w:val="24"/>
+          <w:szCs w:val="24"/>
+        </w:rPr>
+        <w:t>лечения,  начиная</w:t>
+      </w:r>
+      <w:proofErr w:type="gramEnd"/>
+      <w:r>
+        <w:rPr>
+          <w:rFonts w:ascii="Times" w:hAnsi="Times" w:cs="Times"/>
+          <w:sz w:val="24"/>
+          <w:szCs w:val="24"/>
+        </w:rPr>
+        <w:t xml:space="preserve"> с максимальной суммы.  Добавьте в таблицу поле, соответствующее общему социальному вычету за лечение (ставка 13%), выплаченному пациенту, если стоимость </w:t>
+      </w:r>
+      <w:proofErr w:type="gramStart"/>
+      <w:r>
+        <w:rPr>
+          <w:rFonts w:ascii="Times" w:hAnsi="Times" w:cs="Times"/>
+          <w:sz w:val="24"/>
+          <w:szCs w:val="24"/>
+        </w:rPr>
+        <w:t>лечения  за</w:t>
+      </w:r>
+      <w:proofErr w:type="gramEnd"/>
+      <w:r>
+        <w:rPr>
+          <w:rFonts w:ascii="Times" w:hAnsi="Times" w:cs="Times"/>
+          <w:sz w:val="24"/>
+          <w:szCs w:val="24"/>
+        </w:rPr>
+        <w:t xml:space="preserve"> каждый год начислялась согласно формулам для Cost, где вместо 2012 следует последовательно подставить каждый год нахождения пациента под наблюдением.</w:t>
       </w:r>
     </w:p>
     <w:p>
@@ -1750,7 +3353,223 @@
           <w:sz w:val="24"/>
           <w:szCs w:val="24"/>
         </w:rPr>
-        <w:t>Создайте фрейм данных из N = 28 записей со следующими полями: Nrow – номер записи, Name – имя пациента, BirthYear – год рождения, Employ – место работы, Salary – зарплата. Cost – стоимость лечения, Glukosa – содержание глюкозы в крови, Trombocit – содержание тромбоцитов  в крови, Belok – содержание белков в крови, Eozinofil – содержание эозинофила в крови, Plazmocit - содержание плазмоцитов в крови. Заполните данный фрейм данными так, что Nrow изменяется от 1 до N,</w:t>
+        <w:t xml:space="preserve">Создайте фрейм данных из N = 28 записей со следующими полями: </w:t>
+      </w:r>
+      <w:proofErr w:type="spellStart"/>
+      <w:r>
+        <w:rPr>
+          <w:rFonts w:ascii="Times" w:hAnsi="Times" w:cs="Times"/>
+          <w:sz w:val="24"/>
+          <w:szCs w:val="24"/>
+        </w:rPr>
+        <w:t>Nrow</w:t>
+      </w:r>
+      <w:proofErr w:type="spellEnd"/>
+      <w:r>
+        <w:rPr>
+          <w:rFonts w:ascii="Times" w:hAnsi="Times" w:cs="Times"/>
+          <w:sz w:val="24"/>
+          <w:szCs w:val="24"/>
+        </w:rPr>
+        <w:t xml:space="preserve"> – номер записи, Name – имя пациента, </w:t>
+      </w:r>
+      <w:proofErr w:type="spellStart"/>
+      <w:r>
+        <w:rPr>
+          <w:rFonts w:ascii="Times" w:hAnsi="Times" w:cs="Times"/>
+          <w:sz w:val="24"/>
+          <w:szCs w:val="24"/>
+        </w:rPr>
+        <w:t>BirthYear</w:t>
+      </w:r>
+      <w:proofErr w:type="spellEnd"/>
+      <w:r>
+        <w:rPr>
+          <w:rFonts w:ascii="Times" w:hAnsi="Times" w:cs="Times"/>
+          <w:sz w:val="24"/>
+          <w:szCs w:val="24"/>
+        </w:rPr>
+        <w:t xml:space="preserve"> – год рождения, </w:t>
+      </w:r>
+      <w:proofErr w:type="spellStart"/>
+      <w:r>
+        <w:rPr>
+          <w:rFonts w:ascii="Times" w:hAnsi="Times" w:cs="Times"/>
+          <w:sz w:val="24"/>
+          <w:szCs w:val="24"/>
+        </w:rPr>
+        <w:t>Employ</w:t>
+      </w:r>
+      <w:proofErr w:type="spellEnd"/>
+      <w:r>
+        <w:rPr>
+          <w:rFonts w:ascii="Times" w:hAnsi="Times" w:cs="Times"/>
+          <w:sz w:val="24"/>
+          <w:szCs w:val="24"/>
+        </w:rPr>
+        <w:t xml:space="preserve"> – место работы, </w:t>
+      </w:r>
+      <w:proofErr w:type="spellStart"/>
+      <w:r>
+        <w:rPr>
+          <w:rFonts w:ascii="Times" w:hAnsi="Times" w:cs="Times"/>
+          <w:sz w:val="24"/>
+          <w:szCs w:val="24"/>
+        </w:rPr>
+        <w:t>Salary</w:t>
+      </w:r>
+      <w:proofErr w:type="spellEnd"/>
+      <w:r>
+        <w:rPr>
+          <w:rFonts w:ascii="Times" w:hAnsi="Times" w:cs="Times"/>
+          <w:sz w:val="24"/>
+          <w:szCs w:val="24"/>
+        </w:rPr>
+        <w:t xml:space="preserve"> – зарплата. Cost – стоимость лечения, </w:t>
+      </w:r>
+      <w:proofErr w:type="spellStart"/>
+      <w:r>
+        <w:rPr>
+          <w:rFonts w:ascii="Times" w:hAnsi="Times" w:cs="Times"/>
+          <w:sz w:val="24"/>
+          <w:szCs w:val="24"/>
+        </w:rPr>
+        <w:t>Glukosa</w:t>
+      </w:r>
+      <w:proofErr w:type="spellEnd"/>
+      <w:r>
+        <w:rPr>
+          <w:rFonts w:ascii="Times" w:hAnsi="Times" w:cs="Times"/>
+          <w:sz w:val="24"/>
+          <w:szCs w:val="24"/>
+        </w:rPr>
+        <w:t xml:space="preserve"> – содержание глюкозы в крови, </w:t>
+      </w:r>
+      <w:proofErr w:type="spellStart"/>
+      <w:r>
+        <w:rPr>
+          <w:rFonts w:ascii="Times" w:hAnsi="Times" w:cs="Times"/>
+          <w:sz w:val="24"/>
+          <w:szCs w:val="24"/>
+        </w:rPr>
+        <w:t>Trombocit</w:t>
+      </w:r>
+      <w:proofErr w:type="spellEnd"/>
+      <w:r>
+        <w:rPr>
+          <w:rFonts w:ascii="Times" w:hAnsi="Times" w:cs="Times"/>
+          <w:sz w:val="24"/>
+          <w:szCs w:val="24"/>
+        </w:rPr>
+        <w:t xml:space="preserve"> – содержание </w:t>
+      </w:r>
+      <w:proofErr w:type="gramStart"/>
+      <w:r>
+        <w:rPr>
+          <w:rFonts w:ascii="Times" w:hAnsi="Times" w:cs="Times"/>
+          <w:sz w:val="24"/>
+          <w:szCs w:val="24"/>
+        </w:rPr>
+        <w:t>тромбоцитов  в</w:t>
+      </w:r>
+      <w:proofErr w:type="gramEnd"/>
+      <w:r>
+        <w:rPr>
+          <w:rFonts w:ascii="Times" w:hAnsi="Times" w:cs="Times"/>
+          <w:sz w:val="24"/>
+          <w:szCs w:val="24"/>
+        </w:rPr>
+        <w:t xml:space="preserve"> крови, </w:t>
+      </w:r>
+      <w:proofErr w:type="spellStart"/>
+      <w:r>
+        <w:rPr>
+          <w:rFonts w:ascii="Times" w:hAnsi="Times" w:cs="Times"/>
+          <w:sz w:val="24"/>
+          <w:szCs w:val="24"/>
+        </w:rPr>
+        <w:t>Belok</w:t>
+      </w:r>
+      <w:proofErr w:type="spellEnd"/>
+      <w:r>
+        <w:rPr>
+          <w:rFonts w:ascii="Times" w:hAnsi="Times" w:cs="Times"/>
+          <w:sz w:val="24"/>
+          <w:szCs w:val="24"/>
+        </w:rPr>
+        <w:t xml:space="preserve"> – содержание белков в крови, </w:t>
+      </w:r>
+      <w:proofErr w:type="spellStart"/>
+      <w:r>
+        <w:rPr>
+          <w:rFonts w:ascii="Times" w:hAnsi="Times" w:cs="Times"/>
+          <w:sz w:val="24"/>
+          <w:szCs w:val="24"/>
+        </w:rPr>
+        <w:t>Eozinofil</w:t>
+      </w:r>
+      <w:proofErr w:type="spellEnd"/>
+      <w:r>
+        <w:rPr>
+          <w:rFonts w:ascii="Times" w:hAnsi="Times" w:cs="Times"/>
+          <w:sz w:val="24"/>
+          <w:szCs w:val="24"/>
+        </w:rPr>
+        <w:t xml:space="preserve"> – содержание эозинофила в крови, </w:t>
+      </w:r>
+      <w:proofErr w:type="spellStart"/>
+      <w:r>
+        <w:rPr>
+          <w:rFonts w:ascii="Times" w:hAnsi="Times" w:cs="Times"/>
+          <w:sz w:val="24"/>
+          <w:szCs w:val="24"/>
+        </w:rPr>
+        <w:t>Plazmocit</w:t>
+      </w:r>
+      <w:proofErr w:type="spellEnd"/>
+      <w:r>
+        <w:rPr>
+          <w:rFonts w:ascii="Times" w:hAnsi="Times" w:cs="Times"/>
+          <w:sz w:val="24"/>
+          <w:szCs w:val="24"/>
+        </w:rPr>
+        <w:t xml:space="preserve"> - содержание </w:t>
+      </w:r>
+      <w:proofErr w:type="spellStart"/>
+      <w:r>
+        <w:rPr>
+          <w:rFonts w:ascii="Times" w:hAnsi="Times" w:cs="Times"/>
+          <w:sz w:val="24"/>
+          <w:szCs w:val="24"/>
+        </w:rPr>
+        <w:t>плазмоцитов</w:t>
+      </w:r>
+      <w:proofErr w:type="spellEnd"/>
+      <w:r>
+        <w:rPr>
+          <w:rFonts w:ascii="Times" w:hAnsi="Times" w:cs="Times"/>
+          <w:sz w:val="24"/>
+          <w:szCs w:val="24"/>
+        </w:rPr>
+        <w:t xml:space="preserve"> в крови. Заполните данный фрейм данными так, что </w:t>
+      </w:r>
+      <w:proofErr w:type="spellStart"/>
+      <w:r>
+        <w:rPr>
+          <w:rFonts w:ascii="Times" w:hAnsi="Times" w:cs="Times"/>
+          <w:sz w:val="24"/>
+          <w:szCs w:val="24"/>
+        </w:rPr>
+        <w:t>Nrow</w:t>
+      </w:r>
+      <w:proofErr w:type="spellEnd"/>
+      <w:r>
+        <w:rPr>
+          <w:rFonts w:ascii="Times" w:hAnsi="Times" w:cs="Times"/>
+          <w:sz w:val="24"/>
+          <w:szCs w:val="24"/>
+        </w:rPr>
+        <w:t xml:space="preserve"> изменяется от 1 до N,</w:t>
       </w:r>
     </w:p>
     <w:p>
@@ -1768,7 +3587,25 @@
           <w:sz w:val="24"/>
           <w:szCs w:val="24"/>
         </w:rPr>
-        <w:t>Name задается произвольно, BithYear распределен равномерно (случайно) на</w:t>
+        <w:t xml:space="preserve">Name задается произвольно, </w:t>
+      </w:r>
+      <w:proofErr w:type="spellStart"/>
+      <w:r>
+        <w:rPr>
+          <w:rFonts w:ascii="Times" w:hAnsi="Times" w:cs="Times"/>
+          <w:sz w:val="24"/>
+          <w:szCs w:val="24"/>
+        </w:rPr>
+        <w:t>BithYear</w:t>
+      </w:r>
+      <w:proofErr w:type="spellEnd"/>
+      <w:r>
+        <w:rPr>
+          <w:rFonts w:ascii="Times" w:hAnsi="Times" w:cs="Times"/>
+          <w:sz w:val="24"/>
+          <w:szCs w:val="24"/>
+        </w:rPr>
+        <w:t xml:space="preserve"> распределен равномерно (случайно) на</w:t>
       </w:r>
       <w:r>
         <w:rPr>
@@ -1784,7 +3621,61 @@
           <w:sz w:val="24"/>
           <w:szCs w:val="24"/>
         </w:rPr>
-        <w:t xml:space="preserve">отрезке [1974,1994], , Cost  для пациентов младше 1988 г.р. определяется по формуле Cost = (ln(2011 − BirthY ear) +1) </w:t>
+        <w:t>отрезке [1974,1994], , Cost  для пациентов младше 1988 г.р. определяется по формуле Cost = (</w:t>
+      </w:r>
+      <w:proofErr w:type="spellStart"/>
+      <w:r>
+        <w:rPr>
+          <w:rFonts w:ascii="Times" w:hAnsi="Times" w:cs="Times"/>
+          <w:sz w:val="24"/>
+          <w:szCs w:val="24"/>
+        </w:rPr>
+        <w:t>ln</w:t>
+      </w:r>
+      <w:proofErr w:type="spellEnd"/>
+      <w:r>
+        <w:rPr>
+          <w:rFonts w:ascii="Times" w:hAnsi="Times" w:cs="Times"/>
+          <w:sz w:val="24"/>
+          <w:szCs w:val="24"/>
+        </w:rPr>
+        <w:t xml:space="preserve">(2011 − </w:t>
+      </w:r>
+      <w:proofErr w:type="spellStart"/>
+      <w:r>
+        <w:rPr>
+          <w:rFonts w:ascii="Times" w:hAnsi="Times" w:cs="Times"/>
+          <w:sz w:val="24"/>
+          <w:szCs w:val="24"/>
+        </w:rPr>
+        <w:t>BirthY</w:t>
+      </w:r>
+      <w:proofErr w:type="spellEnd"/>
+      <w:r>
+        <w:rPr>
+          <w:rFonts w:ascii="Times" w:hAnsi="Times" w:cs="Times"/>
+          <w:sz w:val="24"/>
+          <w:szCs w:val="24"/>
+        </w:rPr>
+        <w:t xml:space="preserve"> </w:t>
+      </w:r>
+      <w:proofErr w:type="spellStart"/>
+      <w:r>
+        <w:rPr>
+          <w:rFonts w:ascii="Times" w:hAnsi="Times" w:cs="Times"/>
+          <w:sz w:val="24"/>
+          <w:szCs w:val="24"/>
+        </w:rPr>
+        <w:t>ear</w:t>
+      </w:r>
+      <w:proofErr w:type="spellEnd"/>
+      <w:r>
+        <w:rPr>
+          <w:rFonts w:ascii="Times" w:hAnsi="Times" w:cs="Times"/>
+          <w:sz w:val="24"/>
+          <w:szCs w:val="24"/>
+        </w:rPr>
+        <w:t xml:space="preserve">) +1) </w:t>
       </w:r>
       <w:r>
         <w:rPr>
@@ -1800,7 +3691,43 @@
           <w:sz w:val="24"/>
           <w:szCs w:val="24"/>
         </w:rPr>
-        <w:t xml:space="preserve"> 9000, для остальных Cost = (log2(2011 − BirthY ear) + 1) </w:t>
+        <w:t xml:space="preserve"> 9000, для остальных Cost = (log2(2011 − </w:t>
+      </w:r>
+      <w:proofErr w:type="spellStart"/>
+      <w:r>
+        <w:rPr>
+          <w:rFonts w:ascii="Times" w:hAnsi="Times" w:cs="Times"/>
+          <w:sz w:val="24"/>
+          <w:szCs w:val="24"/>
+        </w:rPr>
+        <w:t>BirthY</w:t>
+      </w:r>
+      <w:proofErr w:type="spellEnd"/>
+      <w:r>
+        <w:rPr>
+          <w:rFonts w:ascii="Times" w:hAnsi="Times" w:cs="Times"/>
+          <w:sz w:val="24"/>
+          <w:szCs w:val="24"/>
+        </w:rPr>
+        <w:t xml:space="preserve"> </w:t>
+      </w:r>
+      <w:proofErr w:type="spellStart"/>
+      <w:r>
+        <w:rPr>
+          <w:rFonts w:ascii="Times" w:hAnsi="Times" w:cs="Times"/>
+          <w:sz w:val="24"/>
+          <w:szCs w:val="24"/>
+        </w:rPr>
+        <w:t>ear</w:t>
+      </w:r>
+      <w:proofErr w:type="spellEnd"/>
+      <w:r>
+        <w:rPr>
+          <w:rFonts w:ascii="Times" w:hAnsi="Times" w:cs="Times"/>
+          <w:sz w:val="24"/>
+          <w:szCs w:val="24"/>
+        </w:rPr>
+        <w:t xml:space="preserve">) + 1) </w:t>
       </w:r>
       <w:r>
         <w:rPr>
@@ -1834,7 +3761,43 @@
           <w:sz w:val="24"/>
           <w:szCs w:val="24"/>
         </w:rPr>
-        <w:t>Ранжируйте пациентов по стоимости лечения,  начиная с максимальной суммы.  Добавьте в таблицу поле, соответствующее общему социальному вычету за лечение (ставка 13%), выплаченному пациенту, если стоимость лечения  за каждый год начислялась согласно формулам для Cost, где вместо 2011 следует последовательно подставить каждый год нахождения пациента под наблюдением.</w:t>
+        <w:t xml:space="preserve">Ранжируйте пациентов по стоимости </w:t>
+      </w:r>
+      <w:proofErr w:type="gramStart"/>
+      <w:r>
+        <w:rPr>
+          <w:rFonts w:ascii="Times" w:hAnsi="Times" w:cs="Times"/>
+          <w:sz w:val="24"/>
+          <w:szCs w:val="24"/>
+        </w:rPr>
+        <w:t>лечения,  начиная</w:t>
+      </w:r>
+      <w:proofErr w:type="gramEnd"/>
+      <w:r>
+        <w:rPr>
+          <w:rFonts w:ascii="Times" w:hAnsi="Times" w:cs="Times"/>
+          <w:sz w:val="24"/>
+          <w:szCs w:val="24"/>
+        </w:rPr>
+        <w:t xml:space="preserve"> с максимальной суммы.  Добавьте в таблицу поле, соответствующее общему социальному вычету за лечение (ставка 13%), выплаченному пациенту, если стоимость </w:t>
+      </w:r>
+      <w:proofErr w:type="gramStart"/>
+      <w:r>
+        <w:rPr>
+          <w:rFonts w:ascii="Times" w:hAnsi="Times" w:cs="Times"/>
+          <w:sz w:val="24"/>
+          <w:szCs w:val="24"/>
+        </w:rPr>
+        <w:t>лечения  за</w:t>
+      </w:r>
+      <w:proofErr w:type="gramEnd"/>
+      <w:r>
+        <w:rPr>
+          <w:rFonts w:ascii="Times" w:hAnsi="Times" w:cs="Times"/>
+          <w:sz w:val="24"/>
+          <w:szCs w:val="24"/>
+        </w:rPr>
+        <w:t xml:space="preserve"> каждый год начислялась согласно формулам для Cost, где вместо 2011 следует последовательно подставить каждый год нахождения пациента под наблюдением.</w:t>
       </w:r>
     </w:p>
     <w:p>
@@ -2047,7 +4010,205 @@
           <w:sz w:val="24"/>
           <w:szCs w:val="24"/>
         </w:rPr>
-        <w:t>Создайте фрейм данных из N = 32 записей со следующими полями: Nrow – номер записи, Name – имя пациента, BirthYear – год рождения, Employ – место работы, Salary – зарплата. Cost – стоимость лечения, Basifil – содержание базифилов в крови, Neitrofil – содержание нейтрофилов  в крови, Limfocit – содержание лимфоцитов в крови, Leikocit – содержание лейкоцитов в крови. Заполните данный фрейм данными так, что Nrow изменяется от 1 до N</w:t>
+        <w:t xml:space="preserve">Создайте фрейм данных из N = 32 записей со следующими полями: </w:t>
+      </w:r>
+      <w:proofErr w:type="spellStart"/>
+      <w:r>
+        <w:rPr>
+          <w:rFonts w:ascii="Times" w:hAnsi="Times" w:cs="Times"/>
+          <w:sz w:val="24"/>
+          <w:szCs w:val="24"/>
+        </w:rPr>
+        <w:t>Nrow</w:t>
+      </w:r>
+      <w:proofErr w:type="spellEnd"/>
+      <w:r>
+        <w:rPr>
+          <w:rFonts w:ascii="Times" w:hAnsi="Times" w:cs="Times"/>
+          <w:sz w:val="24"/>
+          <w:szCs w:val="24"/>
+        </w:rPr>
+        <w:t xml:space="preserve"> – номер записи, Name – имя пациента, </w:t>
+      </w:r>
+      <w:proofErr w:type="spellStart"/>
+      <w:r>
+        <w:rPr>
+          <w:rFonts w:ascii="Times" w:hAnsi="Times" w:cs="Times"/>
+          <w:sz w:val="24"/>
+          <w:szCs w:val="24"/>
+        </w:rPr>
+        <w:t>BirthYear</w:t>
+      </w:r>
+      <w:proofErr w:type="spellEnd"/>
+      <w:r>
+        <w:rPr>
+          <w:rFonts w:ascii="Times" w:hAnsi="Times" w:cs="Times"/>
+          <w:sz w:val="24"/>
+          <w:szCs w:val="24"/>
+        </w:rPr>
+        <w:t xml:space="preserve"> – год рождения, </w:t>
+      </w:r>
+      <w:proofErr w:type="spellStart"/>
+      <w:r>
+        <w:rPr>
+          <w:rFonts w:ascii="Times" w:hAnsi="Times" w:cs="Times"/>
+          <w:sz w:val="24"/>
+          <w:szCs w:val="24"/>
+        </w:rPr>
+        <w:t>Employ</w:t>
+      </w:r>
+      <w:proofErr w:type="spellEnd"/>
+      <w:r>
+        <w:rPr>
+          <w:rFonts w:ascii="Times" w:hAnsi="Times" w:cs="Times"/>
+          <w:sz w:val="24"/>
+          <w:szCs w:val="24"/>
+        </w:rPr>
+        <w:t xml:space="preserve"> – место работы, </w:t>
+      </w:r>
+      <w:proofErr w:type="spellStart"/>
+      <w:r>
+        <w:rPr>
+          <w:rFonts w:ascii="Times" w:hAnsi="Times" w:cs="Times"/>
+          <w:sz w:val="24"/>
+          <w:szCs w:val="24"/>
+        </w:rPr>
+        <w:t>Salary</w:t>
+      </w:r>
+      <w:proofErr w:type="spellEnd"/>
+      <w:r>
+        <w:rPr>
+          <w:rFonts w:ascii="Times" w:hAnsi="Times" w:cs="Times"/>
+          <w:sz w:val="24"/>
+          <w:szCs w:val="24"/>
+        </w:rPr>
+        <w:t xml:space="preserve"> – зарплата. Cost – стоимость лечения, </w:t>
+      </w:r>
+      <w:proofErr w:type="spellStart"/>
+      <w:r>
+        <w:rPr>
+          <w:rFonts w:ascii="Times" w:hAnsi="Times" w:cs="Times"/>
+          <w:sz w:val="24"/>
+          <w:szCs w:val="24"/>
+        </w:rPr>
+        <w:t>Basifil</w:t>
+      </w:r>
+      <w:proofErr w:type="spellEnd"/>
+      <w:r>
+        <w:rPr>
+          <w:rFonts w:ascii="Times" w:hAnsi="Times" w:cs="Times"/>
+          <w:sz w:val="24"/>
+          <w:szCs w:val="24"/>
+        </w:rPr>
+        <w:t xml:space="preserve"> – содержание </w:t>
+      </w:r>
+      <w:proofErr w:type="spellStart"/>
+      <w:r>
+        <w:rPr>
+          <w:rFonts w:ascii="Times" w:hAnsi="Times" w:cs="Times"/>
+          <w:sz w:val="24"/>
+          <w:szCs w:val="24"/>
+        </w:rPr>
+        <w:t>базифилов</w:t>
+      </w:r>
+      <w:proofErr w:type="spellEnd"/>
+      <w:r>
+        <w:rPr>
+          <w:rFonts w:ascii="Times" w:hAnsi="Times" w:cs="Times"/>
+          <w:sz w:val="24"/>
+          <w:szCs w:val="24"/>
+        </w:rPr>
+        <w:t xml:space="preserve"> в крови, </w:t>
+      </w:r>
+      <w:proofErr w:type="spellStart"/>
+      <w:r>
+        <w:rPr>
+          <w:rFonts w:ascii="Times" w:hAnsi="Times" w:cs="Times"/>
+          <w:sz w:val="24"/>
+          <w:szCs w:val="24"/>
+        </w:rPr>
+        <w:t>Neitrofil</w:t>
+      </w:r>
+      <w:proofErr w:type="spellEnd"/>
+      <w:r>
+        <w:rPr>
+          <w:rFonts w:ascii="Times" w:hAnsi="Times" w:cs="Times"/>
+          <w:sz w:val="24"/>
+          <w:szCs w:val="24"/>
+        </w:rPr>
+        <w:t xml:space="preserve"> – содержание </w:t>
+      </w:r>
+      <w:proofErr w:type="gramStart"/>
+      <w:r>
+        <w:rPr>
+          <w:rFonts w:ascii="Times" w:hAnsi="Times" w:cs="Times"/>
+          <w:sz w:val="24"/>
+          <w:szCs w:val="24"/>
+        </w:rPr>
+        <w:t>нейтрофилов  в</w:t>
+      </w:r>
+      <w:proofErr w:type="gramEnd"/>
+      <w:r>
+        <w:rPr>
+          <w:rFonts w:ascii="Times" w:hAnsi="Times" w:cs="Times"/>
+          <w:sz w:val="24"/>
+          <w:szCs w:val="24"/>
+        </w:rPr>
+        <w:t xml:space="preserve"> крови, </w:t>
+      </w:r>
+      <w:proofErr w:type="spellStart"/>
+      <w:r>
+        <w:rPr>
+          <w:rFonts w:ascii="Times" w:hAnsi="Times" w:cs="Times"/>
+          <w:sz w:val="24"/>
+          <w:szCs w:val="24"/>
+        </w:rPr>
+        <w:t>Limfocit</w:t>
+      </w:r>
+      <w:proofErr w:type="spellEnd"/>
+      <w:r>
+        <w:rPr>
+          <w:rFonts w:ascii="Times" w:hAnsi="Times" w:cs="Times"/>
+          <w:sz w:val="24"/>
+          <w:szCs w:val="24"/>
+        </w:rPr>
+        <w:t xml:space="preserve"> – содержание лимфоцитов в крови, </w:t>
+      </w:r>
+      <w:proofErr w:type="spellStart"/>
+      <w:r>
+        <w:rPr>
+          <w:rFonts w:ascii="Times" w:hAnsi="Times" w:cs="Times"/>
+          <w:sz w:val="24"/>
+          <w:szCs w:val="24"/>
+        </w:rPr>
+        <w:t>Leikocit</w:t>
+      </w:r>
+      <w:proofErr w:type="spellEnd"/>
+      <w:r>
+        <w:rPr>
+          <w:rFonts w:ascii="Times" w:hAnsi="Times" w:cs="Times"/>
+          <w:sz w:val="24"/>
+          <w:szCs w:val="24"/>
+        </w:rPr>
+        <w:t xml:space="preserve"> – содержание лейкоцитов в крови. Заполните данный фрейм данными так, что </w:t>
+      </w:r>
+      <w:proofErr w:type="spellStart"/>
+      <w:r>
+        <w:rPr>
+          <w:rFonts w:ascii="Times" w:hAnsi="Times" w:cs="Times"/>
+          <w:sz w:val="24"/>
+          <w:szCs w:val="24"/>
+        </w:rPr>
+        <w:t>Nrow</w:t>
+      </w:r>
+      <w:proofErr w:type="spellEnd"/>
+      <w:r>
+        <w:rPr>
+          <w:rFonts w:ascii="Times" w:hAnsi="Times" w:cs="Times"/>
+          <w:sz w:val="24"/>
+          <w:szCs w:val="24"/>
+        </w:rPr>
+        <w:t xml:space="preserve"> изменяется от 1 до N</w:t>
       </w:r>
       <w:r>
         <w:rPr>
@@ -2075,7 +4236,79 @@
           <w:sz w:val="24"/>
           <w:szCs w:val="24"/>
         </w:rPr>
-        <w:t xml:space="preserve">Name задается произвольно, BithYear распределен равномерно (случайно) на отрезке [1972,1992], , Cost  для пациентов младше 1988 г.р. определяется по формуле Cost = (ln(2013 − BirthY ear) +1) </w:t>
+        <w:t xml:space="preserve">Name задается произвольно, </w:t>
+      </w:r>
+      <w:proofErr w:type="spellStart"/>
+      <w:r>
+        <w:rPr>
+          <w:rFonts w:ascii="Times" w:hAnsi="Times" w:cs="Times"/>
+          <w:sz w:val="24"/>
+          <w:szCs w:val="24"/>
+        </w:rPr>
+        <w:t>BithYear</w:t>
+      </w:r>
+      <w:proofErr w:type="spellEnd"/>
+      <w:r>
+        <w:rPr>
+          <w:rFonts w:ascii="Times" w:hAnsi="Times" w:cs="Times"/>
+          <w:sz w:val="24"/>
+          <w:szCs w:val="24"/>
+        </w:rPr>
+        <w:t xml:space="preserve"> распределен равномерно (случайно) на отрезке [1972,1992], , Cost  для пациентов младше 1988 г.р. определяется по формуле Cost = (</w:t>
+      </w:r>
+      <w:proofErr w:type="spellStart"/>
+      <w:r>
+        <w:rPr>
+          <w:rFonts w:ascii="Times" w:hAnsi="Times" w:cs="Times"/>
+          <w:sz w:val="24"/>
+          <w:szCs w:val="24"/>
+        </w:rPr>
+        <w:t>ln</w:t>
+      </w:r>
+      <w:proofErr w:type="spellEnd"/>
+      <w:r>
+        <w:rPr>
+          <w:rFonts w:ascii="Times" w:hAnsi="Times" w:cs="Times"/>
+          <w:sz w:val="24"/>
+          <w:szCs w:val="24"/>
+        </w:rPr>
+        <w:t xml:space="preserve">(2013 − </w:t>
+      </w:r>
+      <w:proofErr w:type="spellStart"/>
+      <w:r>
+        <w:rPr>
+          <w:rFonts w:ascii="Times" w:hAnsi="Times" w:cs="Times"/>
+          <w:sz w:val="24"/>
+          <w:szCs w:val="24"/>
+        </w:rPr>
+        <w:t>BirthY</w:t>
+      </w:r>
+      <w:proofErr w:type="spellEnd"/>
+      <w:r>
+        <w:rPr>
+          <w:rFonts w:ascii="Times" w:hAnsi="Times" w:cs="Times"/>
+          <w:sz w:val="24"/>
+          <w:szCs w:val="24"/>
+        </w:rPr>
+        <w:t xml:space="preserve"> </w:t>
+      </w:r>
+      <w:proofErr w:type="spellStart"/>
+      <w:r>
+        <w:rPr>
+          <w:rFonts w:ascii="Times" w:hAnsi="Times" w:cs="Times"/>
+          <w:sz w:val="24"/>
+          <w:szCs w:val="24"/>
+        </w:rPr>
+        <w:t>ear</w:t>
+      </w:r>
+      <w:proofErr w:type="spellEnd"/>
+      <w:r>
+        <w:rPr>
+          <w:rFonts w:ascii="Times" w:hAnsi="Times" w:cs="Times"/>
+          <w:sz w:val="24"/>
+          <w:szCs w:val="24"/>
+        </w:rPr>
+        <w:t xml:space="preserve">) +1) </w:t>
       </w:r>
       <w:r>
         <w:rPr>
@@ -2091,7 +4324,43 @@
           <w:sz w:val="24"/>
           <w:szCs w:val="24"/>
         </w:rPr>
-        <w:t xml:space="preserve"> 11000, для остальных Cost = (log2(2013 − BirthY ear) + 1) </w:t>
+        <w:t xml:space="preserve"> 11000, для остальных Cost = (log2(2013 − </w:t>
+      </w:r>
+      <w:proofErr w:type="spellStart"/>
+      <w:r>
+        <w:rPr>
+          <w:rFonts w:ascii="Times" w:hAnsi="Times" w:cs="Times"/>
+          <w:sz w:val="24"/>
+          <w:szCs w:val="24"/>
+        </w:rPr>
+        <w:t>BirthY</w:t>
+      </w:r>
+      <w:proofErr w:type="spellEnd"/>
+      <w:r>
+        <w:rPr>
+          <w:rFonts w:ascii="Times" w:hAnsi="Times" w:cs="Times"/>
+          <w:sz w:val="24"/>
+          <w:szCs w:val="24"/>
+        </w:rPr>
+        <w:t xml:space="preserve"> </w:t>
+      </w:r>
+      <w:proofErr w:type="spellStart"/>
+      <w:r>
+        <w:rPr>
+          <w:rFonts w:ascii="Times" w:hAnsi="Times" w:cs="Times"/>
+          <w:sz w:val="24"/>
+          <w:szCs w:val="24"/>
+        </w:rPr>
+        <w:t>ear</w:t>
+      </w:r>
+      <w:proofErr w:type="spellEnd"/>
+      <w:r>
+        <w:rPr>
+          <w:rFonts w:ascii="Times" w:hAnsi="Times" w:cs="Times"/>
+          <w:sz w:val="24"/>
+          <w:szCs w:val="24"/>
+        </w:rPr>
+        <w:t xml:space="preserve">) + 1) </w:t>
       </w:r>
       <w:r>
         <w:rPr>
@@ -2126,7 +4395,61 @@
           <w:sz w:val="24"/>
           <w:szCs w:val="24"/>
         </w:rPr>
-        <w:t>Ранжируйте пациентов по стоимости лечения,  начиная с минимальной  суммы.  Добавьте в таблицу поле, соответствующее общему социальному вычету за лечение (ставка 13%), выплаченному пациенту, если стоимость лечения  за каждый год начислялась согласно формулам для Cost, где вместо 2013 следует последовательно подставить каждый год нахождения пациента под наблюдением.</w:t>
+        <w:t xml:space="preserve">Ранжируйте пациентов по стоимости </w:t>
+      </w:r>
+      <w:proofErr w:type="gramStart"/>
+      <w:r>
+        <w:rPr>
+          <w:rFonts w:ascii="Times" w:hAnsi="Times" w:cs="Times"/>
+          <w:sz w:val="24"/>
+          <w:szCs w:val="24"/>
+        </w:rPr>
+        <w:t>лечения,  начиная</w:t>
+      </w:r>
+      <w:proofErr w:type="gramEnd"/>
+      <w:r>
+        <w:rPr>
+          <w:rFonts w:ascii="Times" w:hAnsi="Times" w:cs="Times"/>
+          <w:sz w:val="24"/>
+          <w:szCs w:val="24"/>
+        </w:rPr>
+        <w:t xml:space="preserve"> с </w:t>
+      </w:r>
+      <w:proofErr w:type="gramStart"/>
+      <w:r>
+        <w:rPr>
+          <w:rFonts w:ascii="Times" w:hAnsi="Times" w:cs="Times"/>
+          <w:sz w:val="24"/>
+          <w:szCs w:val="24"/>
+        </w:rPr>
+        <w:t>минимальной  суммы</w:t>
+      </w:r>
+      <w:proofErr w:type="gramEnd"/>
+      <w:r>
+        <w:rPr>
+          <w:rFonts w:ascii="Times" w:hAnsi="Times" w:cs="Times"/>
+          <w:sz w:val="24"/>
+          <w:szCs w:val="24"/>
+        </w:rPr>
+        <w:t xml:space="preserve">.  Добавьте в таблицу поле, соответствующее общему социальному вычету за лечение (ставка 13%), выплаченному пациенту, если стоимость </w:t>
+      </w:r>
+      <w:proofErr w:type="gramStart"/>
+      <w:r>
+        <w:rPr>
+          <w:rFonts w:ascii="Times" w:hAnsi="Times" w:cs="Times"/>
+          <w:sz w:val="24"/>
+          <w:szCs w:val="24"/>
+        </w:rPr>
+        <w:t>лечения  за</w:t>
+      </w:r>
+      <w:proofErr w:type="gramEnd"/>
+      <w:r>
+        <w:rPr>
+          <w:rFonts w:ascii="Times" w:hAnsi="Times" w:cs="Times"/>
+          <w:sz w:val="24"/>
+          <w:szCs w:val="24"/>
+        </w:rPr>
+        <w:t xml:space="preserve"> каждый год начислялась согласно формулам для Cost, где вместо 2013 следует последовательно подставить каждый год нахождения пациента под наблюдением.</w:t>
       </w:r>
     </w:p>
     <w:p>
@@ -2388,7 +4711,169 @@
           <w:sz w:val="24"/>
           <w:szCs w:val="24"/>
         </w:rPr>
-        <w:t>Создайте фрейм данных из N = 27 записей со следующими полями: Nrow – номер записи, Name – имя пациента, BirthYear – год рождения, Employ – место работы, Salary – зарплата. Cost – стоимость лечения, Gemoglobin – содержание гемоглобина в крови, Limfocit – содержание лимфоцитов  в крови, Bilirubin – содержание билирубина в крови. Заполните данный фрейм данными так, что Nrow изменяется от 1 до N,</w:t>
+        <w:t xml:space="preserve">Создайте фрейм данных из N = 27 записей со следующими полями: </w:t>
+      </w:r>
+      <w:proofErr w:type="spellStart"/>
+      <w:r>
+        <w:rPr>
+          <w:rFonts w:ascii="Times" w:hAnsi="Times" w:cs="Times"/>
+          <w:sz w:val="24"/>
+          <w:szCs w:val="24"/>
+        </w:rPr>
+        <w:t>Nrow</w:t>
+      </w:r>
+      <w:proofErr w:type="spellEnd"/>
+      <w:r>
+        <w:rPr>
+          <w:rFonts w:ascii="Times" w:hAnsi="Times" w:cs="Times"/>
+          <w:sz w:val="24"/>
+          <w:szCs w:val="24"/>
+        </w:rPr>
+        <w:t xml:space="preserve"> – номер записи, Name – имя пациента, </w:t>
+      </w:r>
+      <w:proofErr w:type="spellStart"/>
+      <w:r>
+        <w:rPr>
+          <w:rFonts w:ascii="Times" w:hAnsi="Times" w:cs="Times"/>
+          <w:sz w:val="24"/>
+          <w:szCs w:val="24"/>
+        </w:rPr>
+        <w:t>BirthYear</w:t>
+      </w:r>
+      <w:proofErr w:type="spellEnd"/>
+      <w:r>
+        <w:rPr>
+          <w:rFonts w:ascii="Times" w:hAnsi="Times" w:cs="Times"/>
+          <w:sz w:val="24"/>
+          <w:szCs w:val="24"/>
+        </w:rPr>
+        <w:t xml:space="preserve"> – год рождения, </w:t>
+      </w:r>
+      <w:proofErr w:type="spellStart"/>
+      <w:r>
+        <w:rPr>
+          <w:rFonts w:ascii="Times" w:hAnsi="Times" w:cs="Times"/>
+          <w:sz w:val="24"/>
+          <w:szCs w:val="24"/>
+        </w:rPr>
+        <w:t>Employ</w:t>
+      </w:r>
+      <w:proofErr w:type="spellEnd"/>
+      <w:r>
+        <w:rPr>
+          <w:rFonts w:ascii="Times" w:hAnsi="Times" w:cs="Times"/>
+          <w:sz w:val="24"/>
+          <w:szCs w:val="24"/>
+        </w:rPr>
+        <w:t xml:space="preserve"> – место работы, </w:t>
+      </w:r>
+      <w:proofErr w:type="spellStart"/>
+      <w:r>
+        <w:rPr>
+          <w:rFonts w:ascii="Times" w:hAnsi="Times" w:cs="Times"/>
+          <w:sz w:val="24"/>
+          <w:szCs w:val="24"/>
+        </w:rPr>
+        <w:t>Salary</w:t>
+      </w:r>
+      <w:proofErr w:type="spellEnd"/>
+      <w:r>
+        <w:rPr>
+          <w:rFonts w:ascii="Times" w:hAnsi="Times" w:cs="Times"/>
+          <w:sz w:val="24"/>
+          <w:szCs w:val="24"/>
+        </w:rPr>
+        <w:t xml:space="preserve"> – зарплата. Cost – стоимость лечения, </w:t>
+      </w:r>
+      <w:proofErr w:type="spellStart"/>
+      <w:r>
+        <w:rPr>
+          <w:rFonts w:ascii="Times" w:hAnsi="Times" w:cs="Times"/>
+          <w:sz w:val="24"/>
+          <w:szCs w:val="24"/>
+        </w:rPr>
+        <w:t>Gemoglobin</w:t>
+      </w:r>
+      <w:proofErr w:type="spellEnd"/>
+      <w:r>
+        <w:rPr>
+          <w:rFonts w:ascii="Times" w:hAnsi="Times" w:cs="Times"/>
+          <w:sz w:val="24"/>
+          <w:szCs w:val="24"/>
+        </w:rPr>
+        <w:t xml:space="preserve"> – содержание гемоглобина в крови, </w:t>
+      </w:r>
+      <w:proofErr w:type="spellStart"/>
+      <w:r>
+        <w:rPr>
+          <w:rFonts w:ascii="Times" w:hAnsi="Times" w:cs="Times"/>
+          <w:sz w:val="24"/>
+          <w:szCs w:val="24"/>
+        </w:rPr>
+        <w:t>Limfocit</w:t>
+      </w:r>
+      <w:proofErr w:type="spellEnd"/>
+      <w:r>
+        <w:rPr>
+          <w:rFonts w:ascii="Times" w:hAnsi="Times" w:cs="Times"/>
+          <w:sz w:val="24"/>
+          <w:szCs w:val="24"/>
+        </w:rPr>
+        <w:t xml:space="preserve"> – содержание </w:t>
+      </w:r>
+      <w:proofErr w:type="gramStart"/>
+      <w:r>
+        <w:rPr>
+          <w:rFonts w:ascii="Times" w:hAnsi="Times" w:cs="Times"/>
+          <w:sz w:val="24"/>
+          <w:szCs w:val="24"/>
+        </w:rPr>
+        <w:t>лимфоцитов  в</w:t>
+      </w:r>
+      <w:proofErr w:type="gramEnd"/>
+      <w:r>
+        <w:rPr>
+          <w:rFonts w:ascii="Times" w:hAnsi="Times" w:cs="Times"/>
+          <w:sz w:val="24"/>
+          <w:szCs w:val="24"/>
+        </w:rPr>
+        <w:t xml:space="preserve"> крови, </w:t>
+      </w:r>
+      <w:proofErr w:type="spellStart"/>
+      <w:r>
+        <w:rPr>
+          <w:rFonts w:ascii="Times" w:hAnsi="Times" w:cs="Times"/>
+          <w:sz w:val="24"/>
+          <w:szCs w:val="24"/>
+        </w:rPr>
+        <w:t>Bilirubin</w:t>
+      </w:r>
+      <w:proofErr w:type="spellEnd"/>
+      <w:r>
+        <w:rPr>
+          <w:rFonts w:ascii="Times" w:hAnsi="Times" w:cs="Times"/>
+          <w:sz w:val="24"/>
+          <w:szCs w:val="24"/>
+        </w:rPr>
+        <w:t xml:space="preserve"> – содержание билирубина в крови. Заполните данный фрейм данными так, что </w:t>
+      </w:r>
+      <w:proofErr w:type="spellStart"/>
+      <w:r>
+        <w:rPr>
+          <w:rFonts w:ascii="Times" w:hAnsi="Times" w:cs="Times"/>
+          <w:sz w:val="24"/>
+          <w:szCs w:val="24"/>
+        </w:rPr>
+        <w:t>Nrow</w:t>
+      </w:r>
+      <w:proofErr w:type="spellEnd"/>
+      <w:r>
+        <w:rPr>
+          <w:rFonts w:ascii="Times" w:hAnsi="Times" w:cs="Times"/>
+          <w:sz w:val="24"/>
+          <w:szCs w:val="24"/>
+        </w:rPr>
+        <w:t xml:space="preserve"> изменяется от 1 до N,</w:t>
       </w:r>
     </w:p>
     <w:p>
@@ -2406,7 +4891,79 @@
           <w:sz w:val="24"/>
           <w:szCs w:val="24"/>
         </w:rPr>
-        <w:t xml:space="preserve">Name задается произвольно, BithYear распределен равномерно (случайно) на отрезке [1971,1991], , Cost  для пациентов младше 1988 г.р. определяется по формуле Cost = (ln(2010 − BirthY ear) +1) </w:t>
+        <w:t xml:space="preserve">Name задается произвольно, </w:t>
+      </w:r>
+      <w:proofErr w:type="spellStart"/>
+      <w:r>
+        <w:rPr>
+          <w:rFonts w:ascii="Times" w:hAnsi="Times" w:cs="Times"/>
+          <w:sz w:val="24"/>
+          <w:szCs w:val="24"/>
+        </w:rPr>
+        <w:t>BithYear</w:t>
+      </w:r>
+      <w:proofErr w:type="spellEnd"/>
+      <w:r>
+        <w:rPr>
+          <w:rFonts w:ascii="Times" w:hAnsi="Times" w:cs="Times"/>
+          <w:sz w:val="24"/>
+          <w:szCs w:val="24"/>
+        </w:rPr>
+        <w:t xml:space="preserve"> распределен равномерно (случайно) на отрезке [1971,1991], , Cost  для пациентов младше 1988 г.р. определяется по формуле Cost = (</w:t>
+      </w:r>
+      <w:proofErr w:type="spellStart"/>
+      <w:r>
+        <w:rPr>
+          <w:rFonts w:ascii="Times" w:hAnsi="Times" w:cs="Times"/>
+          <w:sz w:val="24"/>
+          <w:szCs w:val="24"/>
+        </w:rPr>
+        <w:t>ln</w:t>
+      </w:r>
+      <w:proofErr w:type="spellEnd"/>
+      <w:r>
+        <w:rPr>
+          <w:rFonts w:ascii="Times" w:hAnsi="Times" w:cs="Times"/>
+          <w:sz w:val="24"/>
+          <w:szCs w:val="24"/>
+        </w:rPr>
+        <w:t xml:space="preserve">(2010 − </w:t>
+      </w:r>
+      <w:proofErr w:type="spellStart"/>
+      <w:r>
+        <w:rPr>
+          <w:rFonts w:ascii="Times" w:hAnsi="Times" w:cs="Times"/>
+          <w:sz w:val="24"/>
+          <w:szCs w:val="24"/>
+        </w:rPr>
+        <w:t>BirthY</w:t>
+      </w:r>
+      <w:proofErr w:type="spellEnd"/>
+      <w:r>
+        <w:rPr>
+          <w:rFonts w:ascii="Times" w:hAnsi="Times" w:cs="Times"/>
+          <w:sz w:val="24"/>
+          <w:szCs w:val="24"/>
+        </w:rPr>
+        <w:t xml:space="preserve"> </w:t>
+      </w:r>
+      <w:proofErr w:type="spellStart"/>
+      <w:r>
+        <w:rPr>
+          <w:rFonts w:ascii="Times" w:hAnsi="Times" w:cs="Times"/>
+          <w:sz w:val="24"/>
+          <w:szCs w:val="24"/>
+        </w:rPr>
+        <w:t>ear</w:t>
+      </w:r>
+      <w:proofErr w:type="spellEnd"/>
+      <w:r>
+        <w:rPr>
+          <w:rFonts w:ascii="Times" w:hAnsi="Times" w:cs="Times"/>
+          <w:sz w:val="24"/>
+          <w:szCs w:val="24"/>
+        </w:rPr>
+        <w:t xml:space="preserve">) +1) </w:t>
       </w:r>
       <w:r>
         <w:rPr>
@@ -2422,7 +4979,43 @@
           <w:sz w:val="24"/>
           <w:szCs w:val="24"/>
         </w:rPr>
-        <w:t xml:space="preserve"> 10000, для остальных Cost = (log2(2010 − BirthY ear) + 1) </w:t>
+        <w:t xml:space="preserve"> 10000, для остальных Cost = (log2(2010 − </w:t>
+      </w:r>
+      <w:proofErr w:type="spellStart"/>
+      <w:r>
+        <w:rPr>
+          <w:rFonts w:ascii="Times" w:hAnsi="Times" w:cs="Times"/>
+          <w:sz w:val="24"/>
+          <w:szCs w:val="24"/>
+        </w:rPr>
+        <w:t>BirthY</w:t>
+      </w:r>
+      <w:proofErr w:type="spellEnd"/>
+      <w:r>
+        <w:rPr>
+          <w:rFonts w:ascii="Times" w:hAnsi="Times" w:cs="Times"/>
+          <w:sz w:val="24"/>
+          <w:szCs w:val="24"/>
+        </w:rPr>
+        <w:t xml:space="preserve"> </w:t>
+      </w:r>
+      <w:proofErr w:type="spellStart"/>
+      <w:r>
+        <w:rPr>
+          <w:rFonts w:ascii="Times" w:hAnsi="Times" w:cs="Times"/>
+          <w:sz w:val="24"/>
+          <w:szCs w:val="24"/>
+        </w:rPr>
+        <w:t>ear</w:t>
+      </w:r>
+      <w:proofErr w:type="spellEnd"/>
+      <w:r>
+        <w:rPr>
+          <w:rFonts w:ascii="Times" w:hAnsi="Times" w:cs="Times"/>
+          <w:sz w:val="24"/>
+          <w:szCs w:val="24"/>
+        </w:rPr>
+        <w:t xml:space="preserve">) + 1) </w:t>
       </w:r>
       <w:r>
         <w:rPr>
@@ -2456,7 +5049,61 @@
           <w:sz w:val="24"/>
           <w:szCs w:val="24"/>
         </w:rPr>
-        <w:t>Ранжируйте пациентов по стоимости лечения,  начиная с минимальной  суммы.  Добавьте в таблицу поле, соответствующее общему социальному вычету за лечение (ставка 13%), выплаченному пациенту, если стоимость лечения  за каждый год начислялась согласно формулам для Cost, где вместо 2010 следует последовательно подставить каждый год нахождения пациента под наблюдением.</w:t>
+        <w:t xml:space="preserve">Ранжируйте пациентов по стоимости </w:t>
+      </w:r>
+      <w:proofErr w:type="gramStart"/>
+      <w:r>
+        <w:rPr>
+          <w:rFonts w:ascii="Times" w:hAnsi="Times" w:cs="Times"/>
+          <w:sz w:val="24"/>
+          <w:szCs w:val="24"/>
+        </w:rPr>
+        <w:t>лечения,  начиная</w:t>
+      </w:r>
+      <w:proofErr w:type="gramEnd"/>
+      <w:r>
+        <w:rPr>
+          <w:rFonts w:ascii="Times" w:hAnsi="Times" w:cs="Times"/>
+          <w:sz w:val="24"/>
+          <w:szCs w:val="24"/>
+        </w:rPr>
+        <w:t xml:space="preserve"> с </w:t>
+      </w:r>
+      <w:proofErr w:type="gramStart"/>
+      <w:r>
+        <w:rPr>
+          <w:rFonts w:ascii="Times" w:hAnsi="Times" w:cs="Times"/>
+          <w:sz w:val="24"/>
+          <w:szCs w:val="24"/>
+        </w:rPr>
+        <w:t>минимальной  суммы</w:t>
+      </w:r>
+      <w:proofErr w:type="gramEnd"/>
+      <w:r>
+        <w:rPr>
+          <w:rFonts w:ascii="Times" w:hAnsi="Times" w:cs="Times"/>
+          <w:sz w:val="24"/>
+          <w:szCs w:val="24"/>
+        </w:rPr>
+        <w:t xml:space="preserve">.  Добавьте в таблицу поле, соответствующее общему социальному вычету за лечение (ставка 13%), выплаченному пациенту, если стоимость </w:t>
+      </w:r>
+      <w:proofErr w:type="gramStart"/>
+      <w:r>
+        <w:rPr>
+          <w:rFonts w:ascii="Times" w:hAnsi="Times" w:cs="Times"/>
+          <w:sz w:val="24"/>
+          <w:szCs w:val="24"/>
+        </w:rPr>
+        <w:t>лечения  за</w:t>
+      </w:r>
+      <w:proofErr w:type="gramEnd"/>
+      <w:r>
+        <w:rPr>
+          <w:rFonts w:ascii="Times" w:hAnsi="Times" w:cs="Times"/>
+          <w:sz w:val="24"/>
+          <w:szCs w:val="24"/>
+        </w:rPr>
+        <w:t xml:space="preserve"> каждый год начислялась согласно формулам для Cost, где вместо 2010 следует последовательно подставить каждый год нахождения пациента под наблюдением.</w:t>
       </w:r>
     </w:p>
     <w:p>
@@ -2667,7 +5314,169 @@
           <w:sz w:val="24"/>
           <w:szCs w:val="24"/>
         </w:rPr>
-        <w:t>Создайте фрейм данных из N = 28 записей со следующими полями: Nrow – номер записи, Name – имя сотрудника, BirthYear – год рождения, EmployYear – год приема на работу, Salary – зарплата. EyEColor – цвет глаз, SkinColor – цвет кожи, BloodType – группа крови, HairColor – цвет волос на голове. Заполните данный фрейм данными так, что Nrow изменяется от 1 до N,</w:t>
+        <w:t xml:space="preserve">Создайте фрейм данных из N = 28 записей со следующими полями: </w:t>
+      </w:r>
+      <w:proofErr w:type="spellStart"/>
+      <w:r>
+        <w:rPr>
+          <w:rFonts w:ascii="Times" w:hAnsi="Times" w:cs="Times"/>
+          <w:sz w:val="24"/>
+          <w:szCs w:val="24"/>
+        </w:rPr>
+        <w:t>Nrow</w:t>
+      </w:r>
+      <w:proofErr w:type="spellEnd"/>
+      <w:r>
+        <w:rPr>
+          <w:rFonts w:ascii="Times" w:hAnsi="Times" w:cs="Times"/>
+          <w:sz w:val="24"/>
+          <w:szCs w:val="24"/>
+        </w:rPr>
+        <w:t xml:space="preserve"> – номер записи, Name – имя сотрудника, </w:t>
+      </w:r>
+      <w:proofErr w:type="spellStart"/>
+      <w:r>
+        <w:rPr>
+          <w:rFonts w:ascii="Times" w:hAnsi="Times" w:cs="Times"/>
+          <w:sz w:val="24"/>
+          <w:szCs w:val="24"/>
+        </w:rPr>
+        <w:t>BirthYear</w:t>
+      </w:r>
+      <w:proofErr w:type="spellEnd"/>
+      <w:r>
+        <w:rPr>
+          <w:rFonts w:ascii="Times" w:hAnsi="Times" w:cs="Times"/>
+          <w:sz w:val="24"/>
+          <w:szCs w:val="24"/>
+        </w:rPr>
+        <w:t xml:space="preserve"> – год рождения, </w:t>
+      </w:r>
+      <w:proofErr w:type="spellStart"/>
+      <w:r>
+        <w:rPr>
+          <w:rFonts w:ascii="Times" w:hAnsi="Times" w:cs="Times"/>
+          <w:sz w:val="24"/>
+          <w:szCs w:val="24"/>
+        </w:rPr>
+        <w:t>EmployYear</w:t>
+      </w:r>
+      <w:proofErr w:type="spellEnd"/>
+      <w:r>
+        <w:rPr>
+          <w:rFonts w:ascii="Times" w:hAnsi="Times" w:cs="Times"/>
+          <w:sz w:val="24"/>
+          <w:szCs w:val="24"/>
+        </w:rPr>
+        <w:t xml:space="preserve"> – год приема на работу, </w:t>
+      </w:r>
+      <w:proofErr w:type="spellStart"/>
+      <w:r>
+        <w:rPr>
+          <w:rFonts w:ascii="Times" w:hAnsi="Times" w:cs="Times"/>
+          <w:sz w:val="24"/>
+          <w:szCs w:val="24"/>
+        </w:rPr>
+        <w:t>Salary</w:t>
+      </w:r>
+      <w:proofErr w:type="spellEnd"/>
+      <w:r>
+        <w:rPr>
+          <w:rFonts w:ascii="Times" w:hAnsi="Times" w:cs="Times"/>
+          <w:sz w:val="24"/>
+          <w:szCs w:val="24"/>
+        </w:rPr>
+        <w:t xml:space="preserve"> – зарплата. </w:t>
+      </w:r>
+      <w:proofErr w:type="spellStart"/>
+      <w:r>
+        <w:rPr>
+          <w:rFonts w:ascii="Times" w:hAnsi="Times" w:cs="Times"/>
+          <w:sz w:val="24"/>
+          <w:szCs w:val="24"/>
+        </w:rPr>
+        <w:t>EyEColor</w:t>
+      </w:r>
+      <w:proofErr w:type="spellEnd"/>
+      <w:r>
+        <w:rPr>
+          <w:rFonts w:ascii="Times" w:hAnsi="Times" w:cs="Times"/>
+          <w:sz w:val="24"/>
+          <w:szCs w:val="24"/>
+        </w:rPr>
+        <w:t xml:space="preserve"> – цвет глаз, </w:t>
+      </w:r>
+      <w:proofErr w:type="spellStart"/>
+      <w:r>
+        <w:rPr>
+          <w:rFonts w:ascii="Times" w:hAnsi="Times" w:cs="Times"/>
+          <w:sz w:val="24"/>
+          <w:szCs w:val="24"/>
+        </w:rPr>
+        <w:t>SkinColor</w:t>
+      </w:r>
+      <w:proofErr w:type="spellEnd"/>
+      <w:r>
+        <w:rPr>
+          <w:rFonts w:ascii="Times" w:hAnsi="Times" w:cs="Times"/>
+          <w:sz w:val="24"/>
+          <w:szCs w:val="24"/>
+        </w:rPr>
+        <w:t xml:space="preserve"> – цвет кожи, </w:t>
+      </w:r>
+      <w:proofErr w:type="spellStart"/>
+      <w:r>
+        <w:rPr>
+          <w:rFonts w:ascii="Times" w:hAnsi="Times" w:cs="Times"/>
+          <w:sz w:val="24"/>
+          <w:szCs w:val="24"/>
+        </w:rPr>
+        <w:t>BloodType</w:t>
+      </w:r>
+      <w:proofErr w:type="spellEnd"/>
+      <w:r>
+        <w:rPr>
+          <w:rFonts w:ascii="Times" w:hAnsi="Times" w:cs="Times"/>
+          <w:sz w:val="24"/>
+          <w:szCs w:val="24"/>
+        </w:rPr>
+        <w:t xml:space="preserve"> – группа крови, </w:t>
+      </w:r>
+      <w:proofErr w:type="spellStart"/>
+      <w:r>
+        <w:rPr>
+          <w:rFonts w:ascii="Times" w:hAnsi="Times" w:cs="Times"/>
+          <w:sz w:val="24"/>
+          <w:szCs w:val="24"/>
+        </w:rPr>
+        <w:t>HairColor</w:t>
+      </w:r>
+      <w:proofErr w:type="spellEnd"/>
+      <w:r>
+        <w:rPr>
+          <w:rFonts w:ascii="Times" w:hAnsi="Times" w:cs="Times"/>
+          <w:sz w:val="24"/>
+          <w:szCs w:val="24"/>
+        </w:rPr>
+        <w:t xml:space="preserve"> – цвет волос на голове. Заполните данный фрейм данными так, что </w:t>
+      </w:r>
+      <w:proofErr w:type="spellStart"/>
+      <w:r>
+        <w:rPr>
+          <w:rFonts w:ascii="Times" w:hAnsi="Times" w:cs="Times"/>
+          <w:sz w:val="24"/>
+          <w:szCs w:val="24"/>
+        </w:rPr>
+        <w:t>Nrow</w:t>
+      </w:r>
+      <w:proofErr w:type="spellEnd"/>
+      <w:r>
+        <w:rPr>
+          <w:rFonts w:ascii="Times" w:hAnsi="Times" w:cs="Times"/>
+          <w:sz w:val="24"/>
+          <w:szCs w:val="24"/>
+        </w:rPr>
+        <w:t xml:space="preserve"> изменяется от 1 до N,</w:t>
       </w:r>
     </w:p>
     <w:p>
@@ -2685,7 +5494,151 @@
           <w:sz w:val="24"/>
           <w:szCs w:val="24"/>
         </w:rPr>
-        <w:t xml:space="preserve">Name задается произвольно, BithYear распределен равномерно (случайно) на отрезке [1974,1994], EmployYear распределен равномерно на отрезке [BirthY ear+17,2013], Salary для работников младше 1990 г.р. определяется по формуле Salary = (ln(2014 − EmployY ear) +1) </w:t>
+        <w:t xml:space="preserve">Name задается произвольно, </w:t>
+      </w:r>
+      <w:proofErr w:type="spellStart"/>
+      <w:r>
+        <w:rPr>
+          <w:rFonts w:ascii="Times" w:hAnsi="Times" w:cs="Times"/>
+          <w:sz w:val="24"/>
+          <w:szCs w:val="24"/>
+        </w:rPr>
+        <w:t>BithYear</w:t>
+      </w:r>
+      <w:proofErr w:type="spellEnd"/>
+      <w:r>
+        <w:rPr>
+          <w:rFonts w:ascii="Times" w:hAnsi="Times" w:cs="Times"/>
+          <w:sz w:val="24"/>
+          <w:szCs w:val="24"/>
+        </w:rPr>
+        <w:t xml:space="preserve"> распределен равномерно (случайно) на отрезке [1974,1994], </w:t>
+      </w:r>
+      <w:proofErr w:type="spellStart"/>
+      <w:r>
+        <w:rPr>
+          <w:rFonts w:ascii="Times" w:hAnsi="Times" w:cs="Times"/>
+          <w:sz w:val="24"/>
+          <w:szCs w:val="24"/>
+        </w:rPr>
+        <w:t>EmployYear</w:t>
+      </w:r>
+      <w:proofErr w:type="spellEnd"/>
+      <w:r>
+        <w:rPr>
+          <w:rFonts w:ascii="Times" w:hAnsi="Times" w:cs="Times"/>
+          <w:sz w:val="24"/>
+          <w:szCs w:val="24"/>
+        </w:rPr>
+        <w:t xml:space="preserve"> распределен равномерно на отрезке [</w:t>
+      </w:r>
+      <w:proofErr w:type="spellStart"/>
+      <w:r>
+        <w:rPr>
+          <w:rFonts w:ascii="Times" w:hAnsi="Times" w:cs="Times"/>
+          <w:sz w:val="24"/>
+          <w:szCs w:val="24"/>
+        </w:rPr>
+        <w:t>BirthY</w:t>
+      </w:r>
+      <w:proofErr w:type="spellEnd"/>
+      <w:r>
+        <w:rPr>
+          <w:rFonts w:ascii="Times" w:hAnsi="Times" w:cs="Times"/>
+          <w:sz w:val="24"/>
+          <w:szCs w:val="24"/>
+        </w:rPr>
+        <w:t xml:space="preserve"> ear+17,2013], </w:t>
+      </w:r>
+      <w:proofErr w:type="spellStart"/>
+      <w:r>
+        <w:rPr>
+          <w:rFonts w:ascii="Times" w:hAnsi="Times" w:cs="Times"/>
+          <w:sz w:val="24"/>
+          <w:szCs w:val="24"/>
+        </w:rPr>
+        <w:t>Salary</w:t>
+      </w:r>
+      <w:proofErr w:type="spellEnd"/>
+      <w:r>
+        <w:rPr>
+          <w:rFonts w:ascii="Times" w:hAnsi="Times" w:cs="Times"/>
+          <w:sz w:val="24"/>
+          <w:szCs w:val="24"/>
+        </w:rPr>
+        <w:t xml:space="preserve"> для работников младше 1990 г.р. определяется по формуле </w:t>
+      </w:r>
+      <w:proofErr w:type="spellStart"/>
+      <w:r>
+        <w:rPr>
+          <w:rFonts w:ascii="Times" w:hAnsi="Times" w:cs="Times"/>
+          <w:sz w:val="24"/>
+          <w:szCs w:val="24"/>
+        </w:rPr>
+        <w:t>Salary</w:t>
+      </w:r>
+      <w:proofErr w:type="spellEnd"/>
+      <w:r>
+        <w:rPr>
+          <w:rFonts w:ascii="Times" w:hAnsi="Times" w:cs="Times"/>
+          <w:sz w:val="24"/>
+          <w:szCs w:val="24"/>
+        </w:rPr>
+        <w:t xml:space="preserve"> = (</w:t>
+      </w:r>
+      <w:proofErr w:type="spellStart"/>
+      <w:r>
+        <w:rPr>
+          <w:rFonts w:ascii="Times" w:hAnsi="Times" w:cs="Times"/>
+          <w:sz w:val="24"/>
+          <w:szCs w:val="24"/>
+        </w:rPr>
+        <w:t>ln</w:t>
+      </w:r>
+      <w:proofErr w:type="spellEnd"/>
+      <w:r>
+        <w:rPr>
+          <w:rFonts w:ascii="Times" w:hAnsi="Times" w:cs="Times"/>
+          <w:sz w:val="24"/>
+          <w:szCs w:val="24"/>
+        </w:rPr>
+        <w:t xml:space="preserve">(2014 − </w:t>
+      </w:r>
+      <w:proofErr w:type="spellStart"/>
+      <w:r>
+        <w:rPr>
+          <w:rFonts w:ascii="Times" w:hAnsi="Times" w:cs="Times"/>
+          <w:sz w:val="24"/>
+          <w:szCs w:val="24"/>
+        </w:rPr>
+        <w:t>EmployY</w:t>
+      </w:r>
+      <w:proofErr w:type="spellEnd"/>
+      <w:r>
+        <w:rPr>
+          <w:rFonts w:ascii="Times" w:hAnsi="Times" w:cs="Times"/>
+          <w:sz w:val="24"/>
+          <w:szCs w:val="24"/>
+        </w:rPr>
+        <w:t xml:space="preserve"> </w:t>
+      </w:r>
+      <w:proofErr w:type="spellStart"/>
+      <w:r>
+        <w:rPr>
+          <w:rFonts w:ascii="Times" w:hAnsi="Times" w:cs="Times"/>
+          <w:sz w:val="24"/>
+          <w:szCs w:val="24"/>
+        </w:rPr>
+        <w:t>ear</w:t>
+      </w:r>
+      <w:proofErr w:type="spellEnd"/>
+      <w:r>
+        <w:rPr>
+          <w:rFonts w:ascii="Times" w:hAnsi="Times" w:cs="Times"/>
+          <w:sz w:val="24"/>
+          <w:szCs w:val="24"/>
+        </w:rPr>
+        <w:t xml:space="preserve">) +1) </w:t>
       </w:r>
       <w:r>
         <w:rPr>
@@ -2701,7 +5654,61 @@
           <w:sz w:val="24"/>
           <w:szCs w:val="24"/>
         </w:rPr>
-        <w:t xml:space="preserve"> 9000, для остальных Salary = (log2(2014− EmployY ear) + 1) </w:t>
+        <w:t xml:space="preserve"> 9000, для остальных </w:t>
+      </w:r>
+      <w:proofErr w:type="spellStart"/>
+      <w:r>
+        <w:rPr>
+          <w:rFonts w:ascii="Times" w:hAnsi="Times" w:cs="Times"/>
+          <w:sz w:val="24"/>
+          <w:szCs w:val="24"/>
+        </w:rPr>
+        <w:t>Salary</w:t>
+      </w:r>
+      <w:proofErr w:type="spellEnd"/>
+      <w:r>
+        <w:rPr>
+          <w:rFonts w:ascii="Times" w:hAnsi="Times" w:cs="Times"/>
+          <w:sz w:val="24"/>
+          <w:szCs w:val="24"/>
+        </w:rPr>
+        <w:t xml:space="preserve"> = (log2(2014− </w:t>
+      </w:r>
+      <w:proofErr w:type="spellStart"/>
+      <w:r>
+        <w:rPr>
+          <w:rFonts w:ascii="Times" w:hAnsi="Times" w:cs="Times"/>
+          <w:sz w:val="24"/>
+          <w:szCs w:val="24"/>
+        </w:rPr>
+        <w:t>EmployY</w:t>
+      </w:r>
+      <w:proofErr w:type="spellEnd"/>
+      <w:r>
+        <w:rPr>
+          <w:rFonts w:ascii="Times" w:hAnsi="Times" w:cs="Times"/>
+          <w:sz w:val="24"/>
+          <w:szCs w:val="24"/>
+        </w:rPr>
+        <w:t xml:space="preserve"> </w:t>
+      </w:r>
+      <w:proofErr w:type="spellStart"/>
+      <w:r>
+        <w:rPr>
+          <w:rFonts w:ascii="Times" w:hAnsi="Times" w:cs="Times"/>
+          <w:sz w:val="24"/>
+          <w:szCs w:val="24"/>
+        </w:rPr>
+        <w:t>ear</w:t>
+      </w:r>
+      <w:proofErr w:type="spellEnd"/>
+      <w:r>
+        <w:rPr>
+          <w:rFonts w:ascii="Times" w:hAnsi="Times" w:cs="Times"/>
+          <w:sz w:val="24"/>
+          <w:szCs w:val="24"/>
+        </w:rPr>
+        <w:t xml:space="preserve">) + 1) </w:t>
       </w:r>
       <w:r>
         <w:rPr>
@@ -2735,7 +5742,25 @@
           <w:sz w:val="24"/>
           <w:szCs w:val="24"/>
         </w:rPr>
-        <w:t>Подсчитайте число сотрудников с зарплатой, большей 18000. Добавьте в таблицу поле, соответствующее суммарному подоходному налогу (ставка 13%), выплаченному сотрудником за время работы в организации, если его зарплата за каждый год начислялась согласно формулам для Salary, где вместо 2014 следует последовательно подставить каждый год работы сотрудника в организации.</w:t>
+        <w:t xml:space="preserve">Подсчитайте число сотрудников с зарплатой, большей 18000. Добавьте в таблицу поле, соответствующее суммарному подоходному налогу (ставка 13%), выплаченному сотрудником за время работы в организации, если его зарплата за каждый год начислялась согласно формулам для </w:t>
+      </w:r>
+      <w:proofErr w:type="spellStart"/>
+      <w:r>
+        <w:rPr>
+          <w:rFonts w:ascii="Times" w:hAnsi="Times" w:cs="Times"/>
+          <w:sz w:val="24"/>
+          <w:szCs w:val="24"/>
+        </w:rPr>
+        <w:t>Salary</w:t>
+      </w:r>
+      <w:proofErr w:type="spellEnd"/>
+      <w:r>
+        <w:rPr>
+          <w:rFonts w:ascii="Times" w:hAnsi="Times" w:cs="Times"/>
+          <w:sz w:val="24"/>
+          <w:szCs w:val="24"/>
+        </w:rPr>
+        <w:t>, где вместо 2014 следует последовательно подставить каждый год работы сотрудника в организации.</w:t>
       </w:r>
     </w:p>
     <w:p>
@@ -2975,7 +6000,223 @@
           <w:sz w:val="24"/>
           <w:szCs w:val="24"/>
         </w:rPr>
-        <w:t>Создайте фрейм данных из N = 32 записей со следующими полями: Nrow – номер записи, Name – имя пациента, BirthYear – год рождения, Employ – место работы, Salary – зарплата. Cost – стоимость лечения, Plazmocitt – содержание плазмоцитов в крови, Gemoglobin – содержание гемоглобина в крови, Neitrifil– содержание нейтрофилов в крови, Creatin – содержание креатина в крови, Gematokrit – содержание гематокрита в крови, Globulin – содержание глобулина в крови. Заполните данный фрейм данными так, что Nrow изменяется от 1 до N,</w:t>
+        <w:t xml:space="preserve">Создайте фрейм данных из N = 32 записей со следующими полями: </w:t>
+      </w:r>
+      <w:proofErr w:type="spellStart"/>
+      <w:r>
+        <w:rPr>
+          <w:rFonts w:ascii="Times" w:hAnsi="Times" w:cs="Times"/>
+          <w:sz w:val="24"/>
+          <w:szCs w:val="24"/>
+        </w:rPr>
+        <w:t>Nrow</w:t>
+      </w:r>
+      <w:proofErr w:type="spellEnd"/>
+      <w:r>
+        <w:rPr>
+          <w:rFonts w:ascii="Times" w:hAnsi="Times" w:cs="Times"/>
+          <w:sz w:val="24"/>
+          <w:szCs w:val="24"/>
+        </w:rPr>
+        <w:t xml:space="preserve"> – номер записи, Name – имя пациента, </w:t>
+      </w:r>
+      <w:proofErr w:type="spellStart"/>
+      <w:r>
+        <w:rPr>
+          <w:rFonts w:ascii="Times" w:hAnsi="Times" w:cs="Times"/>
+          <w:sz w:val="24"/>
+          <w:szCs w:val="24"/>
+        </w:rPr>
+        <w:t>BirthYear</w:t>
+      </w:r>
+      <w:proofErr w:type="spellEnd"/>
+      <w:r>
+        <w:rPr>
+          <w:rFonts w:ascii="Times" w:hAnsi="Times" w:cs="Times"/>
+          <w:sz w:val="24"/>
+          <w:szCs w:val="24"/>
+        </w:rPr>
+        <w:t xml:space="preserve"> – год рождения, </w:t>
+      </w:r>
+      <w:proofErr w:type="spellStart"/>
+      <w:r>
+        <w:rPr>
+          <w:rFonts w:ascii="Times" w:hAnsi="Times" w:cs="Times"/>
+          <w:sz w:val="24"/>
+          <w:szCs w:val="24"/>
+        </w:rPr>
+        <w:t>Employ</w:t>
+      </w:r>
+      <w:proofErr w:type="spellEnd"/>
+      <w:r>
+        <w:rPr>
+          <w:rFonts w:ascii="Times" w:hAnsi="Times" w:cs="Times"/>
+          <w:sz w:val="24"/>
+          <w:szCs w:val="24"/>
+        </w:rPr>
+        <w:t xml:space="preserve"> – место работы, </w:t>
+      </w:r>
+      <w:proofErr w:type="spellStart"/>
+      <w:r>
+        <w:rPr>
+          <w:rFonts w:ascii="Times" w:hAnsi="Times" w:cs="Times"/>
+          <w:sz w:val="24"/>
+          <w:szCs w:val="24"/>
+        </w:rPr>
+        <w:t>Salary</w:t>
+      </w:r>
+      <w:proofErr w:type="spellEnd"/>
+      <w:r>
+        <w:rPr>
+          <w:rFonts w:ascii="Times" w:hAnsi="Times" w:cs="Times"/>
+          <w:sz w:val="24"/>
+          <w:szCs w:val="24"/>
+        </w:rPr>
+        <w:t xml:space="preserve"> – зарплата. Cost – стоимость лечения, </w:t>
+      </w:r>
+      <w:proofErr w:type="spellStart"/>
+      <w:r>
+        <w:rPr>
+          <w:rFonts w:ascii="Times" w:hAnsi="Times" w:cs="Times"/>
+          <w:sz w:val="24"/>
+          <w:szCs w:val="24"/>
+        </w:rPr>
+        <w:t>Plazmocitt</w:t>
+      </w:r>
+      <w:proofErr w:type="spellEnd"/>
+      <w:r>
+        <w:rPr>
+          <w:rFonts w:ascii="Times" w:hAnsi="Times" w:cs="Times"/>
+          <w:sz w:val="24"/>
+          <w:szCs w:val="24"/>
+        </w:rPr>
+        <w:t xml:space="preserve"> – содержание </w:t>
+      </w:r>
+      <w:proofErr w:type="spellStart"/>
+      <w:r>
+        <w:rPr>
+          <w:rFonts w:ascii="Times" w:hAnsi="Times" w:cs="Times"/>
+          <w:sz w:val="24"/>
+          <w:szCs w:val="24"/>
+        </w:rPr>
+        <w:t>плазмоцитов</w:t>
+      </w:r>
+      <w:proofErr w:type="spellEnd"/>
+      <w:r>
+        <w:rPr>
+          <w:rFonts w:ascii="Times" w:hAnsi="Times" w:cs="Times"/>
+          <w:sz w:val="24"/>
+          <w:szCs w:val="24"/>
+        </w:rPr>
+        <w:t xml:space="preserve"> в крови, </w:t>
+      </w:r>
+      <w:proofErr w:type="spellStart"/>
+      <w:r>
+        <w:rPr>
+          <w:rFonts w:ascii="Times" w:hAnsi="Times" w:cs="Times"/>
+          <w:sz w:val="24"/>
+          <w:szCs w:val="24"/>
+        </w:rPr>
+        <w:t>Gemoglobin</w:t>
+      </w:r>
+      <w:proofErr w:type="spellEnd"/>
+      <w:r>
+        <w:rPr>
+          <w:rFonts w:ascii="Times" w:hAnsi="Times" w:cs="Times"/>
+          <w:sz w:val="24"/>
+          <w:szCs w:val="24"/>
+        </w:rPr>
+        <w:t xml:space="preserve"> – содержание гемоглобина в крови, </w:t>
+      </w:r>
+      <w:proofErr w:type="spellStart"/>
+      <w:r>
+        <w:rPr>
+          <w:rFonts w:ascii="Times" w:hAnsi="Times" w:cs="Times"/>
+          <w:sz w:val="24"/>
+          <w:szCs w:val="24"/>
+        </w:rPr>
+        <w:t>Neitrifil</w:t>
+      </w:r>
+      <w:proofErr w:type="spellEnd"/>
+      <w:r>
+        <w:rPr>
+          <w:rFonts w:ascii="Times" w:hAnsi="Times" w:cs="Times"/>
+          <w:sz w:val="24"/>
+          <w:szCs w:val="24"/>
+        </w:rPr>
+        <w:t xml:space="preserve">– содержание нейтрофилов в крови, </w:t>
+      </w:r>
+      <w:proofErr w:type="spellStart"/>
+      <w:r>
+        <w:rPr>
+          <w:rFonts w:ascii="Times" w:hAnsi="Times" w:cs="Times"/>
+          <w:sz w:val="24"/>
+          <w:szCs w:val="24"/>
+        </w:rPr>
+        <w:t>Creatin</w:t>
+      </w:r>
+      <w:proofErr w:type="spellEnd"/>
+      <w:r>
+        <w:rPr>
+          <w:rFonts w:ascii="Times" w:hAnsi="Times" w:cs="Times"/>
+          <w:sz w:val="24"/>
+          <w:szCs w:val="24"/>
+        </w:rPr>
+        <w:t xml:space="preserve"> – содержание креатина в крови, </w:t>
+      </w:r>
+      <w:proofErr w:type="spellStart"/>
+      <w:r>
+        <w:rPr>
+          <w:rFonts w:ascii="Times" w:hAnsi="Times" w:cs="Times"/>
+          <w:sz w:val="24"/>
+          <w:szCs w:val="24"/>
+        </w:rPr>
+        <w:t>Gematokrit</w:t>
+      </w:r>
+      <w:proofErr w:type="spellEnd"/>
+      <w:r>
+        <w:rPr>
+          <w:rFonts w:ascii="Times" w:hAnsi="Times" w:cs="Times"/>
+          <w:sz w:val="24"/>
+          <w:szCs w:val="24"/>
+        </w:rPr>
+        <w:t xml:space="preserve"> – содержание гематокрита в крови, </w:t>
+      </w:r>
+      <w:proofErr w:type="spellStart"/>
+      <w:r>
+        <w:rPr>
+          <w:rFonts w:ascii="Times" w:hAnsi="Times" w:cs="Times"/>
+          <w:sz w:val="24"/>
+          <w:szCs w:val="24"/>
+        </w:rPr>
+        <w:t>Globulin</w:t>
+      </w:r>
+      <w:proofErr w:type="spellEnd"/>
+      <w:r>
+        <w:rPr>
+          <w:rFonts w:ascii="Times" w:hAnsi="Times" w:cs="Times"/>
+          <w:sz w:val="24"/>
+          <w:szCs w:val="24"/>
+        </w:rPr>
+        <w:t xml:space="preserve"> – содержание глобулина в крови. Заполните данный фрейм данными так, что </w:t>
+      </w:r>
+      <w:proofErr w:type="spellStart"/>
+      <w:r>
+        <w:rPr>
+          <w:rFonts w:ascii="Times" w:hAnsi="Times" w:cs="Times"/>
+          <w:sz w:val="24"/>
+          <w:szCs w:val="24"/>
+        </w:rPr>
+        <w:t>Nrow</w:t>
+      </w:r>
+      <w:proofErr w:type="spellEnd"/>
+      <w:r>
+        <w:rPr>
+          <w:rFonts w:ascii="Times" w:hAnsi="Times" w:cs="Times"/>
+          <w:sz w:val="24"/>
+          <w:szCs w:val="24"/>
+        </w:rPr>
+        <w:t xml:space="preserve"> изменяется от 1 до N,</w:t>
       </w:r>
     </w:p>
     <w:p>
@@ -2993,7 +6234,79 @@
           <w:sz w:val="24"/>
           <w:szCs w:val="24"/>
         </w:rPr>
-        <w:t xml:space="preserve">Name задается произвольно, BithYear распределен равномерно (случайно) на отрезке [1972,1994], , Cost  для пациентов младше 1986 г.р. определяется по формуле Cost = (ln(2010 − BirthY ear) +1) </w:t>
+        <w:t xml:space="preserve">Name задается произвольно, </w:t>
+      </w:r>
+      <w:proofErr w:type="spellStart"/>
+      <w:r>
+        <w:rPr>
+          <w:rFonts w:ascii="Times" w:hAnsi="Times" w:cs="Times"/>
+          <w:sz w:val="24"/>
+          <w:szCs w:val="24"/>
+        </w:rPr>
+        <w:t>BithYear</w:t>
+      </w:r>
+      <w:proofErr w:type="spellEnd"/>
+      <w:r>
+        <w:rPr>
+          <w:rFonts w:ascii="Times" w:hAnsi="Times" w:cs="Times"/>
+          <w:sz w:val="24"/>
+          <w:szCs w:val="24"/>
+        </w:rPr>
+        <w:t xml:space="preserve"> распределен равномерно (случайно) на отрезке [1972,1994], , Cost  для пациентов младше 1986 г.р. определяется по формуле Cost = (</w:t>
+      </w:r>
+      <w:proofErr w:type="spellStart"/>
+      <w:r>
+        <w:rPr>
+          <w:rFonts w:ascii="Times" w:hAnsi="Times" w:cs="Times"/>
+          <w:sz w:val="24"/>
+          <w:szCs w:val="24"/>
+        </w:rPr>
+        <w:t>ln</w:t>
+      </w:r>
+      <w:proofErr w:type="spellEnd"/>
+      <w:r>
+        <w:rPr>
+          <w:rFonts w:ascii="Times" w:hAnsi="Times" w:cs="Times"/>
+          <w:sz w:val="24"/>
+          <w:szCs w:val="24"/>
+        </w:rPr>
+        <w:t xml:space="preserve">(2010 − </w:t>
+      </w:r>
+      <w:proofErr w:type="spellStart"/>
+      <w:r>
+        <w:rPr>
+          <w:rFonts w:ascii="Times" w:hAnsi="Times" w:cs="Times"/>
+          <w:sz w:val="24"/>
+          <w:szCs w:val="24"/>
+        </w:rPr>
+        <w:t>BirthY</w:t>
+      </w:r>
+      <w:proofErr w:type="spellEnd"/>
+      <w:r>
+        <w:rPr>
+          <w:rFonts w:ascii="Times" w:hAnsi="Times" w:cs="Times"/>
+          <w:sz w:val="24"/>
+          <w:szCs w:val="24"/>
+        </w:rPr>
+        <w:t xml:space="preserve"> </w:t>
+      </w:r>
+      <w:proofErr w:type="spellStart"/>
+      <w:r>
+        <w:rPr>
+          <w:rFonts w:ascii="Times" w:hAnsi="Times" w:cs="Times"/>
+          <w:sz w:val="24"/>
+          <w:szCs w:val="24"/>
+        </w:rPr>
+        <w:t>ear</w:t>
+      </w:r>
+      <w:proofErr w:type="spellEnd"/>
+      <w:r>
+        <w:rPr>
+          <w:rFonts w:ascii="Times" w:hAnsi="Times" w:cs="Times"/>
+          <w:sz w:val="24"/>
+          <w:szCs w:val="24"/>
+        </w:rPr>
+        <w:t xml:space="preserve">) +1) </w:t>
       </w:r>
       <w:r>
         <w:rPr>
@@ -3009,7 +6322,43 @@
           <w:sz w:val="24"/>
           <w:szCs w:val="24"/>
         </w:rPr>
-        <w:t xml:space="preserve"> 7000, для остальных Cost = (log2(2010 − BirthY ear) + 1) </w:t>
+        <w:t xml:space="preserve"> 7000, для остальных Cost = (log2(2010 − </w:t>
+      </w:r>
+      <w:proofErr w:type="spellStart"/>
+      <w:r>
+        <w:rPr>
+          <w:rFonts w:ascii="Times" w:hAnsi="Times" w:cs="Times"/>
+          <w:sz w:val="24"/>
+          <w:szCs w:val="24"/>
+        </w:rPr>
+        <w:t>BirthY</w:t>
+      </w:r>
+      <w:proofErr w:type="spellEnd"/>
+      <w:r>
+        <w:rPr>
+          <w:rFonts w:ascii="Times" w:hAnsi="Times" w:cs="Times"/>
+          <w:sz w:val="24"/>
+          <w:szCs w:val="24"/>
+        </w:rPr>
+        <w:t xml:space="preserve"> </w:t>
+      </w:r>
+      <w:proofErr w:type="spellStart"/>
+      <w:r>
+        <w:rPr>
+          <w:rFonts w:ascii="Times" w:hAnsi="Times" w:cs="Times"/>
+          <w:sz w:val="24"/>
+          <w:szCs w:val="24"/>
+        </w:rPr>
+        <w:t>ear</w:t>
+      </w:r>
+      <w:proofErr w:type="spellEnd"/>
+      <w:r>
+        <w:rPr>
+          <w:rFonts w:ascii="Times" w:hAnsi="Times" w:cs="Times"/>
+          <w:sz w:val="24"/>
+          <w:szCs w:val="24"/>
+        </w:rPr>
+        <w:t xml:space="preserve">) + 1) </w:t>
       </w:r>
       <w:r>
         <w:rPr>
@@ -3043,7 +6392,43 @@
           <w:sz w:val="24"/>
           <w:szCs w:val="24"/>
         </w:rPr>
-        <w:t>Ранжируйте пациентов по стоимости лечения,  начиная с максимальной суммы.  Добавьте в таблицу поле, соответствующее общему социальному вычету за лечение (ставка 13%), выплаченному пациенту, если стоимость лечения  за каждый год начислялась согласно формулам для Cost, где вместо 2010 следует последовательно подставить каждый год нахождения пациента под наблюдением.</w:t>
+        <w:t xml:space="preserve">Ранжируйте пациентов по стоимости </w:t>
+      </w:r>
+      <w:proofErr w:type="gramStart"/>
+      <w:r>
+        <w:rPr>
+          <w:rFonts w:ascii="Times" w:hAnsi="Times" w:cs="Times"/>
+          <w:sz w:val="24"/>
+          <w:szCs w:val="24"/>
+        </w:rPr>
+        <w:t>лечения,  начиная</w:t>
+      </w:r>
+      <w:proofErr w:type="gramEnd"/>
+      <w:r>
+        <w:rPr>
+          <w:rFonts w:ascii="Times" w:hAnsi="Times" w:cs="Times"/>
+          <w:sz w:val="24"/>
+          <w:szCs w:val="24"/>
+        </w:rPr>
+        <w:t xml:space="preserve"> с максимальной суммы.  Добавьте в таблицу поле, соответствующее общему социальному вычету за лечение (ставка 13%), выплаченному пациенту, если стоимость </w:t>
+      </w:r>
+      <w:proofErr w:type="gramStart"/>
+      <w:r>
+        <w:rPr>
+          <w:rFonts w:ascii="Times" w:hAnsi="Times" w:cs="Times"/>
+          <w:sz w:val="24"/>
+          <w:szCs w:val="24"/>
+        </w:rPr>
+        <w:t>лечения  за</w:t>
+      </w:r>
+      <w:proofErr w:type="gramEnd"/>
+      <w:r>
+        <w:rPr>
+          <w:rFonts w:ascii="Times" w:hAnsi="Times" w:cs="Times"/>
+          <w:sz w:val="24"/>
+          <w:szCs w:val="24"/>
+        </w:rPr>
+        <w:t xml:space="preserve"> каждый год начислялась согласно формулам для Cost, где вместо 2010 следует последовательно подставить каждый год нахождения пациента под наблюдением.</w:t>
       </w:r>
     </w:p>
     <w:p>
@@ -3302,7 +6687,187 @@
           <w:sz w:val="24"/>
           <w:szCs w:val="24"/>
         </w:rPr>
-        <w:t>Создайте фрейм данных из N = 29  записей со следующими полями: Nrow – номер записи, Name  – место нахождение цветного металла, BirthYear – год обнаружения, Count –прогнозируемое количество, Salary – стоимость добычи. Cost – стоимость перевозки, PowerIOn – значение энергии ионизации, Electro – относительная электроотрицательности, Radius – радиус атома. Заполните данный фрейм данными так, что Nrow изменяется от 1 до N,</w:t>
+        <w:t xml:space="preserve">Создайте фрейм данных из N = </w:t>
+      </w:r>
+      <w:proofErr w:type="gramStart"/>
+      <w:r>
+        <w:rPr>
+          <w:rFonts w:ascii="Times" w:hAnsi="Times" w:cs="Times"/>
+          <w:sz w:val="24"/>
+          <w:szCs w:val="24"/>
+        </w:rPr>
+        <w:t>29  записей</w:t>
+      </w:r>
+      <w:proofErr w:type="gramEnd"/>
+      <w:r>
+        <w:rPr>
+          <w:rFonts w:ascii="Times" w:hAnsi="Times" w:cs="Times"/>
+          <w:sz w:val="24"/>
+          <w:szCs w:val="24"/>
+        </w:rPr>
+        <w:t xml:space="preserve"> со следующими полями: </w:t>
+      </w:r>
+      <w:proofErr w:type="spellStart"/>
+      <w:r>
+        <w:rPr>
+          <w:rFonts w:ascii="Times" w:hAnsi="Times" w:cs="Times"/>
+          <w:sz w:val="24"/>
+          <w:szCs w:val="24"/>
+        </w:rPr>
+        <w:t>Nrow</w:t>
+      </w:r>
+      <w:proofErr w:type="spellEnd"/>
+      <w:r>
+        <w:rPr>
+          <w:rFonts w:ascii="Times" w:hAnsi="Times" w:cs="Times"/>
+          <w:sz w:val="24"/>
+          <w:szCs w:val="24"/>
+        </w:rPr>
+        <w:t xml:space="preserve"> – номер записи, </w:t>
+      </w:r>
+      <w:proofErr w:type="gramStart"/>
+      <w:r>
+        <w:rPr>
+          <w:rFonts w:ascii="Times" w:hAnsi="Times" w:cs="Times"/>
+          <w:sz w:val="24"/>
+          <w:szCs w:val="24"/>
+        </w:rPr>
+        <w:t>Name  –</w:t>
+      </w:r>
+      <w:proofErr w:type="gramEnd"/>
+      <w:r>
+        <w:rPr>
+          <w:rFonts w:ascii="Times" w:hAnsi="Times" w:cs="Times"/>
+          <w:sz w:val="24"/>
+          <w:szCs w:val="24"/>
+        </w:rPr>
+        <w:t xml:space="preserve"> место нахождение цветного металла, </w:t>
+      </w:r>
+      <w:proofErr w:type="spellStart"/>
+      <w:r>
+        <w:rPr>
+          <w:rFonts w:ascii="Times" w:hAnsi="Times" w:cs="Times"/>
+          <w:sz w:val="24"/>
+          <w:szCs w:val="24"/>
+        </w:rPr>
+        <w:t>BirthYear</w:t>
+      </w:r>
+      <w:proofErr w:type="spellEnd"/>
+      <w:r>
+        <w:rPr>
+          <w:rFonts w:ascii="Times" w:hAnsi="Times" w:cs="Times"/>
+          <w:sz w:val="24"/>
+          <w:szCs w:val="24"/>
+        </w:rPr>
+        <w:t xml:space="preserve"> – год обнаружения, </w:t>
+      </w:r>
+      <w:proofErr w:type="spellStart"/>
+      <w:r>
+        <w:rPr>
+          <w:rFonts w:ascii="Times" w:hAnsi="Times" w:cs="Times"/>
+          <w:sz w:val="24"/>
+          <w:szCs w:val="24"/>
+        </w:rPr>
+        <w:t>Count</w:t>
+      </w:r>
+      <w:proofErr w:type="spellEnd"/>
+      <w:r>
+        <w:rPr>
+          <w:rFonts w:ascii="Times" w:hAnsi="Times" w:cs="Times"/>
+          <w:sz w:val="24"/>
+          <w:szCs w:val="24"/>
+        </w:rPr>
+        <w:t xml:space="preserve"> –прогнозируемое количество, </w:t>
+      </w:r>
+      <w:proofErr w:type="spellStart"/>
+      <w:r>
+        <w:rPr>
+          <w:rFonts w:ascii="Times" w:hAnsi="Times" w:cs="Times"/>
+          <w:sz w:val="24"/>
+          <w:szCs w:val="24"/>
+        </w:rPr>
+        <w:t>Salary</w:t>
+      </w:r>
+      <w:proofErr w:type="spellEnd"/>
+      <w:r>
+        <w:rPr>
+          <w:rFonts w:ascii="Times" w:hAnsi="Times" w:cs="Times"/>
+          <w:sz w:val="24"/>
+          <w:szCs w:val="24"/>
+        </w:rPr>
+        <w:t xml:space="preserve"> – стоимость добычи. Cost – стоимость перевозки, </w:t>
+      </w:r>
+      <w:proofErr w:type="spellStart"/>
+      <w:r>
+        <w:rPr>
+          <w:rFonts w:ascii="Times" w:hAnsi="Times" w:cs="Times"/>
+          <w:sz w:val="24"/>
+          <w:szCs w:val="24"/>
+        </w:rPr>
+        <w:t>PowerIOn</w:t>
+      </w:r>
+      <w:proofErr w:type="spellEnd"/>
+      <w:r>
+        <w:rPr>
+          <w:rFonts w:ascii="Times" w:hAnsi="Times" w:cs="Times"/>
+          <w:sz w:val="24"/>
+          <w:szCs w:val="24"/>
+        </w:rPr>
+        <w:t xml:space="preserve"> – значение энергии ионизации, </w:t>
+      </w:r>
+      <w:proofErr w:type="spellStart"/>
+      <w:r>
+        <w:rPr>
+          <w:rFonts w:ascii="Times" w:hAnsi="Times" w:cs="Times"/>
+          <w:sz w:val="24"/>
+          <w:szCs w:val="24"/>
+        </w:rPr>
+        <w:t>Electro</w:t>
+      </w:r>
+      <w:proofErr w:type="spellEnd"/>
+      <w:r>
+        <w:rPr>
+          <w:rFonts w:ascii="Times" w:hAnsi="Times" w:cs="Times"/>
+          <w:sz w:val="24"/>
+          <w:szCs w:val="24"/>
+        </w:rPr>
+        <w:t xml:space="preserve"> – относительная электроотрицательности, </w:t>
+      </w:r>
+      <w:proofErr w:type="spellStart"/>
+      <w:r>
+        <w:rPr>
+          <w:rFonts w:ascii="Times" w:hAnsi="Times" w:cs="Times"/>
+          <w:sz w:val="24"/>
+          <w:szCs w:val="24"/>
+        </w:rPr>
+        <w:t>Radius</w:t>
+      </w:r>
+      <w:proofErr w:type="spellEnd"/>
+      <w:r>
+        <w:rPr>
+          <w:rFonts w:ascii="Times" w:hAnsi="Times" w:cs="Times"/>
+          <w:sz w:val="24"/>
+          <w:szCs w:val="24"/>
+        </w:rPr>
+        <w:t xml:space="preserve"> – радиус атома. Заполните данный фрейм данными так, что </w:t>
+      </w:r>
+      <w:proofErr w:type="spellStart"/>
+      <w:r>
+        <w:rPr>
+          <w:rFonts w:ascii="Times" w:hAnsi="Times" w:cs="Times"/>
+          <w:sz w:val="24"/>
+          <w:szCs w:val="24"/>
+        </w:rPr>
+        <w:t>Nrow</w:t>
+      </w:r>
+      <w:proofErr w:type="spellEnd"/>
+      <w:r>
+        <w:rPr>
+          <w:rFonts w:ascii="Times" w:hAnsi="Times" w:cs="Times"/>
+          <w:sz w:val="24"/>
+          <w:szCs w:val="24"/>
+        </w:rPr>
+        <w:t xml:space="preserve"> изменяется от 1 до N,</w:t>
       </w:r>
     </w:p>
     <w:p>
@@ -3321,7 +6886,79 @@
           <w:sz w:val="24"/>
           <w:szCs w:val="24"/>
         </w:rPr>
-        <w:t xml:space="preserve">Name задается произвольно, BithYear распределен равномерно (случайно) на отрезке [1971,1997], , Cost  для ископаемых найденных  до 1989 г.р. определяется по формуле Cost = (ln(2006 − BirthY ear) +1) </w:t>
+        <w:t xml:space="preserve">Name задается произвольно, </w:t>
+      </w:r>
+      <w:proofErr w:type="spellStart"/>
+      <w:r>
+        <w:rPr>
+          <w:rFonts w:ascii="Times" w:hAnsi="Times" w:cs="Times"/>
+          <w:sz w:val="24"/>
+          <w:szCs w:val="24"/>
+        </w:rPr>
+        <w:t>BithYear</w:t>
+      </w:r>
+      <w:proofErr w:type="spellEnd"/>
+      <w:r>
+        <w:rPr>
+          <w:rFonts w:ascii="Times" w:hAnsi="Times" w:cs="Times"/>
+          <w:sz w:val="24"/>
+          <w:szCs w:val="24"/>
+        </w:rPr>
+        <w:t xml:space="preserve"> распределен равномерно (случайно) на отрезке [1971,1997], , Cost  для ископаемых найденных  до 1989 г.р. определяется по формуле Cost = (</w:t>
+      </w:r>
+      <w:proofErr w:type="spellStart"/>
+      <w:r>
+        <w:rPr>
+          <w:rFonts w:ascii="Times" w:hAnsi="Times" w:cs="Times"/>
+          <w:sz w:val="24"/>
+          <w:szCs w:val="24"/>
+        </w:rPr>
+        <w:t>ln</w:t>
+      </w:r>
+      <w:proofErr w:type="spellEnd"/>
+      <w:r>
+        <w:rPr>
+          <w:rFonts w:ascii="Times" w:hAnsi="Times" w:cs="Times"/>
+          <w:sz w:val="24"/>
+          <w:szCs w:val="24"/>
+        </w:rPr>
+        <w:t xml:space="preserve">(2006 − </w:t>
+      </w:r>
+      <w:proofErr w:type="spellStart"/>
+      <w:r>
+        <w:rPr>
+          <w:rFonts w:ascii="Times" w:hAnsi="Times" w:cs="Times"/>
+          <w:sz w:val="24"/>
+          <w:szCs w:val="24"/>
+        </w:rPr>
+        <w:t>BirthY</w:t>
+      </w:r>
+      <w:proofErr w:type="spellEnd"/>
+      <w:r>
+        <w:rPr>
+          <w:rFonts w:ascii="Times" w:hAnsi="Times" w:cs="Times"/>
+          <w:sz w:val="24"/>
+          <w:szCs w:val="24"/>
+        </w:rPr>
+        <w:t xml:space="preserve"> </w:t>
+      </w:r>
+      <w:proofErr w:type="spellStart"/>
+      <w:r>
+        <w:rPr>
+          <w:rFonts w:ascii="Times" w:hAnsi="Times" w:cs="Times"/>
+          <w:sz w:val="24"/>
+          <w:szCs w:val="24"/>
+        </w:rPr>
+        <w:t>ear</w:t>
+      </w:r>
+      <w:proofErr w:type="spellEnd"/>
+      <w:r>
+        <w:rPr>
+          <w:rFonts w:ascii="Times" w:hAnsi="Times" w:cs="Times"/>
+          <w:sz w:val="24"/>
+          <w:szCs w:val="24"/>
+        </w:rPr>
+        <w:t xml:space="preserve">) +1) </w:t>
       </w:r>
       <w:r>
         <w:rPr>
@@ -3337,7 +6974,25 @@
           <w:sz w:val="24"/>
           <w:szCs w:val="24"/>
         </w:rPr>
-        <w:t xml:space="preserve"> 45000, для остальных Cost = (log2(2006 − BirthYear) + 1) </w:t>
+        <w:t xml:space="preserve"> 45000, для остальных Cost = (log2(2006 − </w:t>
+      </w:r>
+      <w:proofErr w:type="spellStart"/>
+      <w:r>
+        <w:rPr>
+          <w:rFonts w:ascii="Times" w:hAnsi="Times" w:cs="Times"/>
+          <w:sz w:val="24"/>
+          <w:szCs w:val="24"/>
+        </w:rPr>
+        <w:t>BirthYear</w:t>
+      </w:r>
+      <w:proofErr w:type="spellEnd"/>
+      <w:r>
+        <w:rPr>
+          <w:rFonts w:ascii="Times" w:hAnsi="Times" w:cs="Times"/>
+          <w:sz w:val="24"/>
+          <w:szCs w:val="24"/>
+        </w:rPr>
+        <w:t xml:space="preserve">) + 1) </w:t>
       </w:r>
       <w:r>
         <w:rPr>
@@ -3353,7 +7008,53 @@
           <w:sz w:val="24"/>
           <w:szCs w:val="24"/>
         </w:rPr>
-        <w:t xml:space="preserve"> 65000.  Стоимость добычи Salary = (log2(2013 + BirthYear)+1)*73000</w:t>
+        <w:t xml:space="preserve"> 65000.  Стоимость добычи </w:t>
+      </w:r>
+      <w:proofErr w:type="spellStart"/>
+      <w:r>
+        <w:rPr>
+          <w:rFonts w:ascii="Times" w:hAnsi="Times" w:cs="Times"/>
+          <w:sz w:val="24"/>
+          <w:szCs w:val="24"/>
+        </w:rPr>
+        <w:t>Salary</w:t>
+      </w:r>
+      <w:proofErr w:type="spellEnd"/>
+      <w:r>
+        <w:rPr>
+          <w:rFonts w:ascii="Times" w:hAnsi="Times" w:cs="Times"/>
+          <w:sz w:val="24"/>
+          <w:szCs w:val="24"/>
+        </w:rPr>
+        <w:t xml:space="preserve"> = (log2(2013 + </w:t>
+      </w:r>
+      <w:proofErr w:type="spellStart"/>
+      <w:proofErr w:type="gramStart"/>
+      <w:r>
+        <w:rPr>
+          <w:rFonts w:ascii="Times" w:hAnsi="Times" w:cs="Times"/>
+          <w:sz w:val="24"/>
+          <w:szCs w:val="24"/>
+        </w:rPr>
+        <w:t>BirthYear</w:t>
+      </w:r>
+      <w:proofErr w:type="spellEnd"/>
+      <w:r>
+        <w:rPr>
+          <w:rFonts w:ascii="Times" w:hAnsi="Times" w:cs="Times"/>
+          <w:sz w:val="24"/>
+          <w:szCs w:val="24"/>
+        </w:rPr>
+        <w:t>)+1)*</w:t>
+      </w:r>
+      <w:proofErr w:type="gramEnd"/>
+      <w:r>
+        <w:rPr>
+          <w:rFonts w:ascii="Times" w:hAnsi="Times" w:cs="Times"/>
+          <w:sz w:val="24"/>
+          <w:szCs w:val="24"/>
+        </w:rPr>
+        <w:t>73000</w:t>
       </w:r>
     </w:p>
     <w:p>
@@ -3372,7 +7073,43 @@
           <w:sz w:val="24"/>
           <w:szCs w:val="24"/>
         </w:rPr>
-        <w:t>Ранжируйте ископаемые по стоимости добычи,  начиная с максимальной суммы.  Добавьте в таблицу поле, соответствующее общему социальному вычету за перевозки грузов (ставка 7%), выплаченному, если стоимость перевозок  за каждый год начислялась согласно формулам для Cost, где вместо 2006 следует последовательно подставить каждый год добычи полезных ископаемых.</w:t>
+        <w:t xml:space="preserve">Ранжируйте ископаемые по стоимости </w:t>
+      </w:r>
+      <w:proofErr w:type="gramStart"/>
+      <w:r>
+        <w:rPr>
+          <w:rFonts w:ascii="Times" w:hAnsi="Times" w:cs="Times"/>
+          <w:sz w:val="24"/>
+          <w:szCs w:val="24"/>
+        </w:rPr>
+        <w:t>добычи,  начиная</w:t>
+      </w:r>
+      <w:proofErr w:type="gramEnd"/>
+      <w:r>
+        <w:rPr>
+          <w:rFonts w:ascii="Times" w:hAnsi="Times" w:cs="Times"/>
+          <w:sz w:val="24"/>
+          <w:szCs w:val="24"/>
+        </w:rPr>
+        <w:t xml:space="preserve"> с максимальной суммы.  Добавьте в таблицу поле, соответствующее общему социальному вычету за перевозки грузов (ставка 7%), выплаченному, если стоимость </w:t>
+      </w:r>
+      <w:proofErr w:type="gramStart"/>
+      <w:r>
+        <w:rPr>
+          <w:rFonts w:ascii="Times" w:hAnsi="Times" w:cs="Times"/>
+          <w:sz w:val="24"/>
+          <w:szCs w:val="24"/>
+        </w:rPr>
+        <w:t>перевозок  за</w:t>
+      </w:r>
+      <w:proofErr w:type="gramEnd"/>
+      <w:r>
+        <w:rPr>
+          <w:rFonts w:ascii="Times" w:hAnsi="Times" w:cs="Times"/>
+          <w:sz w:val="24"/>
+          <w:szCs w:val="24"/>
+        </w:rPr>
+        <w:t xml:space="preserve"> каждый год начислялась согласно формулам для Cost, где вместо 2006 следует последовательно подставить каждый год добычи полезных ископаемых.</w:t>
       </w:r>
     </w:p>
     <w:p>
@@ -3563,13 +7300,23 @@
           <w:szCs w:val="24"/>
         </w:rPr>
       </w:pPr>
-      <w:r>
-        <w:rPr>
-          <w:rFonts w:ascii="Times" w:hAnsi="Times" w:cs="Times"/>
-          <w:sz w:val="24"/>
-          <w:szCs w:val="24"/>
-        </w:rPr>
-        <w:t>Псевдообратная матрица в задачах множественной регрессии.</w:t>
+      <w:proofErr w:type="spellStart"/>
+      <w:r>
+        <w:rPr>
+          <w:rFonts w:ascii="Times" w:hAnsi="Times" w:cs="Times"/>
+          <w:sz w:val="24"/>
+          <w:szCs w:val="24"/>
+        </w:rPr>
+        <w:t>Псевдообратная</w:t>
+      </w:r>
+      <w:proofErr w:type="spellEnd"/>
+      <w:r>
+        <w:rPr>
+          <w:rFonts w:ascii="Times" w:hAnsi="Times" w:cs="Times"/>
+          <w:sz w:val="24"/>
+          <w:szCs w:val="24"/>
+        </w:rPr>
+        <w:t xml:space="preserve"> матрица в задачах множественной регрессии.</w:t>
       </w:r>
     </w:p>
     <w:p>
@@ -3591,7 +7338,187 @@
           <w:sz w:val="24"/>
           <w:szCs w:val="24"/>
         </w:rPr>
-        <w:t>Создайте фрейм данных из N = 33  записей со следующими полями: Nrow – номер записи, Name  – место нахождение цветного металла, BirthYear – год обнаружения, Count –прогнозируемое количество, Salary – стоимость добычи. Cost – стоимость перевозки, PowerIOn – значение энергии ионизации, Electro – относительная электроотрицательности, Radius – радиус атома. Заполните данный фрейм данными так, что Nrow изменяется от 1 до N,</w:t>
+        <w:t xml:space="preserve">Создайте фрейм данных из N = </w:t>
+      </w:r>
+      <w:proofErr w:type="gramStart"/>
+      <w:r>
+        <w:rPr>
+          <w:rFonts w:ascii="Times" w:hAnsi="Times" w:cs="Times"/>
+          <w:sz w:val="24"/>
+          <w:szCs w:val="24"/>
+        </w:rPr>
+        <w:t>33  записей</w:t>
+      </w:r>
+      <w:proofErr w:type="gramEnd"/>
+      <w:r>
+        <w:rPr>
+          <w:rFonts w:ascii="Times" w:hAnsi="Times" w:cs="Times"/>
+          <w:sz w:val="24"/>
+          <w:szCs w:val="24"/>
+        </w:rPr>
+        <w:t xml:space="preserve"> со следующими полями: </w:t>
+      </w:r>
+      <w:proofErr w:type="spellStart"/>
+      <w:r>
+        <w:rPr>
+          <w:rFonts w:ascii="Times" w:hAnsi="Times" w:cs="Times"/>
+          <w:sz w:val="24"/>
+          <w:szCs w:val="24"/>
+        </w:rPr>
+        <w:t>Nrow</w:t>
+      </w:r>
+      <w:proofErr w:type="spellEnd"/>
+      <w:r>
+        <w:rPr>
+          <w:rFonts w:ascii="Times" w:hAnsi="Times" w:cs="Times"/>
+          <w:sz w:val="24"/>
+          <w:szCs w:val="24"/>
+        </w:rPr>
+        <w:t xml:space="preserve"> – номер записи, </w:t>
+      </w:r>
+      <w:proofErr w:type="gramStart"/>
+      <w:r>
+        <w:rPr>
+          <w:rFonts w:ascii="Times" w:hAnsi="Times" w:cs="Times"/>
+          <w:sz w:val="24"/>
+          <w:szCs w:val="24"/>
+        </w:rPr>
+        <w:t>Name  –</w:t>
+      </w:r>
+      <w:proofErr w:type="gramEnd"/>
+      <w:r>
+        <w:rPr>
+          <w:rFonts w:ascii="Times" w:hAnsi="Times" w:cs="Times"/>
+          <w:sz w:val="24"/>
+          <w:szCs w:val="24"/>
+        </w:rPr>
+        <w:t xml:space="preserve"> место нахождение цветного металла, </w:t>
+      </w:r>
+      <w:proofErr w:type="spellStart"/>
+      <w:r>
+        <w:rPr>
+          <w:rFonts w:ascii="Times" w:hAnsi="Times" w:cs="Times"/>
+          <w:sz w:val="24"/>
+          <w:szCs w:val="24"/>
+        </w:rPr>
+        <w:t>BirthYear</w:t>
+      </w:r>
+      <w:proofErr w:type="spellEnd"/>
+      <w:r>
+        <w:rPr>
+          <w:rFonts w:ascii="Times" w:hAnsi="Times" w:cs="Times"/>
+          <w:sz w:val="24"/>
+          <w:szCs w:val="24"/>
+        </w:rPr>
+        <w:t xml:space="preserve"> – год обнаружения, </w:t>
+      </w:r>
+      <w:proofErr w:type="spellStart"/>
+      <w:r>
+        <w:rPr>
+          <w:rFonts w:ascii="Times" w:hAnsi="Times" w:cs="Times"/>
+          <w:sz w:val="24"/>
+          <w:szCs w:val="24"/>
+        </w:rPr>
+        <w:t>Count</w:t>
+      </w:r>
+      <w:proofErr w:type="spellEnd"/>
+      <w:r>
+        <w:rPr>
+          <w:rFonts w:ascii="Times" w:hAnsi="Times" w:cs="Times"/>
+          <w:sz w:val="24"/>
+          <w:szCs w:val="24"/>
+        </w:rPr>
+        <w:t xml:space="preserve"> –прогнозируемое количество, </w:t>
+      </w:r>
+      <w:proofErr w:type="spellStart"/>
+      <w:r>
+        <w:rPr>
+          <w:rFonts w:ascii="Times" w:hAnsi="Times" w:cs="Times"/>
+          <w:sz w:val="24"/>
+          <w:szCs w:val="24"/>
+        </w:rPr>
+        <w:t>Salary</w:t>
+      </w:r>
+      <w:proofErr w:type="spellEnd"/>
+      <w:r>
+        <w:rPr>
+          <w:rFonts w:ascii="Times" w:hAnsi="Times" w:cs="Times"/>
+          <w:sz w:val="24"/>
+          <w:szCs w:val="24"/>
+        </w:rPr>
+        <w:t xml:space="preserve"> – стоимость добычи. Cost – стоимость перевозки, </w:t>
+      </w:r>
+      <w:proofErr w:type="spellStart"/>
+      <w:r>
+        <w:rPr>
+          <w:rFonts w:ascii="Times" w:hAnsi="Times" w:cs="Times"/>
+          <w:sz w:val="24"/>
+          <w:szCs w:val="24"/>
+        </w:rPr>
+        <w:t>PowerIOn</w:t>
+      </w:r>
+      <w:proofErr w:type="spellEnd"/>
+      <w:r>
+        <w:rPr>
+          <w:rFonts w:ascii="Times" w:hAnsi="Times" w:cs="Times"/>
+          <w:sz w:val="24"/>
+          <w:szCs w:val="24"/>
+        </w:rPr>
+        <w:t xml:space="preserve"> – значение энергии ионизации, </w:t>
+      </w:r>
+      <w:proofErr w:type="spellStart"/>
+      <w:r>
+        <w:rPr>
+          <w:rFonts w:ascii="Times" w:hAnsi="Times" w:cs="Times"/>
+          <w:sz w:val="24"/>
+          <w:szCs w:val="24"/>
+        </w:rPr>
+        <w:t>Electro</w:t>
+      </w:r>
+      <w:proofErr w:type="spellEnd"/>
+      <w:r>
+        <w:rPr>
+          <w:rFonts w:ascii="Times" w:hAnsi="Times" w:cs="Times"/>
+          <w:sz w:val="24"/>
+          <w:szCs w:val="24"/>
+        </w:rPr>
+        <w:t xml:space="preserve"> – относительная электроотрицательности, </w:t>
+      </w:r>
+      <w:proofErr w:type="spellStart"/>
+      <w:r>
+        <w:rPr>
+          <w:rFonts w:ascii="Times" w:hAnsi="Times" w:cs="Times"/>
+          <w:sz w:val="24"/>
+          <w:szCs w:val="24"/>
+        </w:rPr>
+        <w:t>Radius</w:t>
+      </w:r>
+      <w:proofErr w:type="spellEnd"/>
+      <w:r>
+        <w:rPr>
+          <w:rFonts w:ascii="Times" w:hAnsi="Times" w:cs="Times"/>
+          <w:sz w:val="24"/>
+          <w:szCs w:val="24"/>
+        </w:rPr>
+        <w:t xml:space="preserve"> – радиус атома. Заполните данный фрейм данными так, что </w:t>
+      </w:r>
+      <w:proofErr w:type="spellStart"/>
+      <w:r>
+        <w:rPr>
+          <w:rFonts w:ascii="Times" w:hAnsi="Times" w:cs="Times"/>
+          <w:sz w:val="24"/>
+          <w:szCs w:val="24"/>
+        </w:rPr>
+        <w:t>Nrow</w:t>
+      </w:r>
+      <w:proofErr w:type="spellEnd"/>
+      <w:r>
+        <w:rPr>
+          <w:rFonts w:ascii="Times" w:hAnsi="Times" w:cs="Times"/>
+          <w:sz w:val="24"/>
+          <w:szCs w:val="24"/>
+        </w:rPr>
+        <w:t xml:space="preserve"> изменяется от 1 до N,</w:t>
       </w:r>
     </w:p>
     <w:p>
@@ -3610,7 +7537,79 @@
           <w:sz w:val="24"/>
           <w:szCs w:val="24"/>
         </w:rPr>
-        <w:t xml:space="preserve">Name задается произвольно, BithYear распределен равномерно (случайно) на отрезке [1972,1996], , Cost  для ископаемых найденных  до 1990 г.р. определяется по формуле Cost = (ln(2012 − BirthY ear) +1) </w:t>
+        <w:t xml:space="preserve">Name задается произвольно, </w:t>
+      </w:r>
+      <w:proofErr w:type="spellStart"/>
+      <w:r>
+        <w:rPr>
+          <w:rFonts w:ascii="Times" w:hAnsi="Times" w:cs="Times"/>
+          <w:sz w:val="24"/>
+          <w:szCs w:val="24"/>
+        </w:rPr>
+        <w:t>BithYear</w:t>
+      </w:r>
+      <w:proofErr w:type="spellEnd"/>
+      <w:r>
+        <w:rPr>
+          <w:rFonts w:ascii="Times" w:hAnsi="Times" w:cs="Times"/>
+          <w:sz w:val="24"/>
+          <w:szCs w:val="24"/>
+        </w:rPr>
+        <w:t xml:space="preserve"> распределен равномерно (случайно) на отрезке [1972,1996], , Cost  для ископаемых найденных  до 1990 г.р. определяется по формуле Cost = (</w:t>
+      </w:r>
+      <w:proofErr w:type="spellStart"/>
+      <w:r>
+        <w:rPr>
+          <w:rFonts w:ascii="Times" w:hAnsi="Times" w:cs="Times"/>
+          <w:sz w:val="24"/>
+          <w:szCs w:val="24"/>
+        </w:rPr>
+        <w:t>ln</w:t>
+      </w:r>
+      <w:proofErr w:type="spellEnd"/>
+      <w:r>
+        <w:rPr>
+          <w:rFonts w:ascii="Times" w:hAnsi="Times" w:cs="Times"/>
+          <w:sz w:val="24"/>
+          <w:szCs w:val="24"/>
+        </w:rPr>
+        <w:t xml:space="preserve">(2012 − </w:t>
+      </w:r>
+      <w:proofErr w:type="spellStart"/>
+      <w:r>
+        <w:rPr>
+          <w:rFonts w:ascii="Times" w:hAnsi="Times" w:cs="Times"/>
+          <w:sz w:val="24"/>
+          <w:szCs w:val="24"/>
+        </w:rPr>
+        <w:t>BirthY</w:t>
+      </w:r>
+      <w:proofErr w:type="spellEnd"/>
+      <w:r>
+        <w:rPr>
+          <w:rFonts w:ascii="Times" w:hAnsi="Times" w:cs="Times"/>
+          <w:sz w:val="24"/>
+          <w:szCs w:val="24"/>
+        </w:rPr>
+        <w:t xml:space="preserve"> </w:t>
+      </w:r>
+      <w:proofErr w:type="spellStart"/>
+      <w:r>
+        <w:rPr>
+          <w:rFonts w:ascii="Times" w:hAnsi="Times" w:cs="Times"/>
+          <w:sz w:val="24"/>
+          <w:szCs w:val="24"/>
+        </w:rPr>
+        <w:t>ear</w:t>
+      </w:r>
+      <w:proofErr w:type="spellEnd"/>
+      <w:r>
+        <w:rPr>
+          <w:rFonts w:ascii="Times" w:hAnsi="Times" w:cs="Times"/>
+          <w:sz w:val="24"/>
+          <w:szCs w:val="24"/>
+        </w:rPr>
+        <w:t xml:space="preserve">) +1) </w:t>
       </w:r>
       <w:r>
         <w:rPr>
@@ -3626,7 +7625,25 @@
           <w:sz w:val="24"/>
           <w:szCs w:val="24"/>
         </w:rPr>
-        <w:t xml:space="preserve"> 55000, для остальных Cost = (log2(2012 − BirthYear) + 1) </w:t>
+        <w:t xml:space="preserve"> 55000, для остальных Cost = (log2(2012 − </w:t>
+      </w:r>
+      <w:proofErr w:type="spellStart"/>
+      <w:r>
+        <w:rPr>
+          <w:rFonts w:ascii="Times" w:hAnsi="Times" w:cs="Times"/>
+          <w:sz w:val="24"/>
+          <w:szCs w:val="24"/>
+        </w:rPr>
+        <w:t>BirthYear</w:t>
+      </w:r>
+      <w:proofErr w:type="spellEnd"/>
+      <w:r>
+        <w:rPr>
+          <w:rFonts w:ascii="Times" w:hAnsi="Times" w:cs="Times"/>
+          <w:sz w:val="24"/>
+          <w:szCs w:val="24"/>
+        </w:rPr>
+        <w:t xml:space="preserve">) + 1) </w:t>
       </w:r>
       <w:r>
         <w:rPr>
@@ -3642,7 +7659,53 @@
           <w:sz w:val="24"/>
           <w:szCs w:val="24"/>
         </w:rPr>
-        <w:t xml:space="preserve"> 63000.  Стоимость добычи Salary = (log2(2007 + BirthYear)+1)*74000</w:t>
+        <w:t xml:space="preserve"> 63000.  Стоимость добычи </w:t>
+      </w:r>
+      <w:proofErr w:type="spellStart"/>
+      <w:r>
+        <w:rPr>
+          <w:rFonts w:ascii="Times" w:hAnsi="Times" w:cs="Times"/>
+          <w:sz w:val="24"/>
+          <w:szCs w:val="24"/>
+        </w:rPr>
+        <w:t>Salary</w:t>
+      </w:r>
+      <w:proofErr w:type="spellEnd"/>
+      <w:r>
+        <w:rPr>
+          <w:rFonts w:ascii="Times" w:hAnsi="Times" w:cs="Times"/>
+          <w:sz w:val="24"/>
+          <w:szCs w:val="24"/>
+        </w:rPr>
+        <w:t xml:space="preserve"> = (log2(2007 + </w:t>
+      </w:r>
+      <w:proofErr w:type="spellStart"/>
+      <w:proofErr w:type="gramStart"/>
+      <w:r>
+        <w:rPr>
+          <w:rFonts w:ascii="Times" w:hAnsi="Times" w:cs="Times"/>
+          <w:sz w:val="24"/>
+          <w:szCs w:val="24"/>
+        </w:rPr>
+        <w:t>BirthYear</w:t>
+      </w:r>
+      <w:proofErr w:type="spellEnd"/>
+      <w:r>
+        <w:rPr>
+          <w:rFonts w:ascii="Times" w:hAnsi="Times" w:cs="Times"/>
+          <w:sz w:val="24"/>
+          <w:szCs w:val="24"/>
+        </w:rPr>
+        <w:t>)+1)*</w:t>
+      </w:r>
+      <w:proofErr w:type="gramEnd"/>
+      <w:r>
+        <w:rPr>
+          <w:rFonts w:ascii="Times" w:hAnsi="Times" w:cs="Times"/>
+          <w:sz w:val="24"/>
+          <w:szCs w:val="24"/>
+        </w:rPr>
+        <w:t>74000</w:t>
       </w:r>
     </w:p>
     <w:p>
@@ -3661,7 +7724,43 @@
           <w:sz w:val="24"/>
           <w:szCs w:val="24"/>
         </w:rPr>
-        <w:t>Ранжируйте ископаемые по стоимости добычи,  начиная с максимальной суммы.  Добавьте в таблицу поле, соответствующее общему социальному вычету за перевозки грузов (ставка 8%), выплаченному, если стоимость перевозок  за каждый год начислялась согласно формулам для Cost, где вместо 2012 следует последовательно подставить каждый год добычи полезных ископаемых.</w:t>
+        <w:t xml:space="preserve">Ранжируйте ископаемые по стоимости </w:t>
+      </w:r>
+      <w:proofErr w:type="gramStart"/>
+      <w:r>
+        <w:rPr>
+          <w:rFonts w:ascii="Times" w:hAnsi="Times" w:cs="Times"/>
+          <w:sz w:val="24"/>
+          <w:szCs w:val="24"/>
+        </w:rPr>
+        <w:t>добычи,  начиная</w:t>
+      </w:r>
+      <w:proofErr w:type="gramEnd"/>
+      <w:r>
+        <w:rPr>
+          <w:rFonts w:ascii="Times" w:hAnsi="Times" w:cs="Times"/>
+          <w:sz w:val="24"/>
+          <w:szCs w:val="24"/>
+        </w:rPr>
+        <w:t xml:space="preserve"> с максимальной суммы.  Добавьте в таблицу поле, соответствующее общему социальному вычету за перевозки грузов (ставка 8%), выплаченному, если стоимость </w:t>
+      </w:r>
+      <w:proofErr w:type="gramStart"/>
+      <w:r>
+        <w:rPr>
+          <w:rFonts w:ascii="Times" w:hAnsi="Times" w:cs="Times"/>
+          <w:sz w:val="24"/>
+          <w:szCs w:val="24"/>
+        </w:rPr>
+        <w:t>перевозок  за</w:t>
+      </w:r>
+      <w:proofErr w:type="gramEnd"/>
+      <w:r>
+        <w:rPr>
+          <w:rFonts w:ascii="Times" w:hAnsi="Times" w:cs="Times"/>
+          <w:sz w:val="24"/>
+          <w:szCs w:val="24"/>
+        </w:rPr>
+        <w:t xml:space="preserve"> каждый год начислялась согласно формулам для Cost, где вместо 2012 следует последовательно подставить каждый год добычи полезных ископаемых.</w:t>
       </w:r>
     </w:p>
     <w:p>
@@ -3900,7 +7999,187 @@
           <w:sz w:val="24"/>
           <w:szCs w:val="24"/>
         </w:rPr>
-        <w:t>Создайте фрейм данных из N = 30  записей со следующими полями: Nrow – номер записи, Name  – место нахождение цветного металла, BirthYear – год обнаружения, Count –прогнозируемое количество, Salary – стоимость добычи. Cost – стоимость перевозки, PowerIOn – значение энергии ионизации, Electro – относительная электроотрицательности, Radius – радиус атома. Заполните данный фрейм данными так, что Nrow изменяется от 1 до N,</w:t>
+        <w:t xml:space="preserve">Создайте фрейм данных из N = </w:t>
+      </w:r>
+      <w:proofErr w:type="gramStart"/>
+      <w:r>
+        <w:rPr>
+          <w:rFonts w:ascii="Times" w:hAnsi="Times" w:cs="Times"/>
+          <w:sz w:val="24"/>
+          <w:szCs w:val="24"/>
+        </w:rPr>
+        <w:t>30  записей</w:t>
+      </w:r>
+      <w:proofErr w:type="gramEnd"/>
+      <w:r>
+        <w:rPr>
+          <w:rFonts w:ascii="Times" w:hAnsi="Times" w:cs="Times"/>
+          <w:sz w:val="24"/>
+          <w:szCs w:val="24"/>
+        </w:rPr>
+        <w:t xml:space="preserve"> со следующими полями: </w:t>
+      </w:r>
+      <w:proofErr w:type="spellStart"/>
+      <w:r>
+        <w:rPr>
+          <w:rFonts w:ascii="Times" w:hAnsi="Times" w:cs="Times"/>
+          <w:sz w:val="24"/>
+          <w:szCs w:val="24"/>
+        </w:rPr>
+        <w:t>Nrow</w:t>
+      </w:r>
+      <w:proofErr w:type="spellEnd"/>
+      <w:r>
+        <w:rPr>
+          <w:rFonts w:ascii="Times" w:hAnsi="Times" w:cs="Times"/>
+          <w:sz w:val="24"/>
+          <w:szCs w:val="24"/>
+        </w:rPr>
+        <w:t xml:space="preserve"> – номер записи, </w:t>
+      </w:r>
+      <w:proofErr w:type="gramStart"/>
+      <w:r>
+        <w:rPr>
+          <w:rFonts w:ascii="Times" w:hAnsi="Times" w:cs="Times"/>
+          <w:sz w:val="24"/>
+          <w:szCs w:val="24"/>
+        </w:rPr>
+        <w:t>Name  –</w:t>
+      </w:r>
+      <w:proofErr w:type="gramEnd"/>
+      <w:r>
+        <w:rPr>
+          <w:rFonts w:ascii="Times" w:hAnsi="Times" w:cs="Times"/>
+          <w:sz w:val="24"/>
+          <w:szCs w:val="24"/>
+        </w:rPr>
+        <w:t xml:space="preserve"> место нахождение цветного металла, </w:t>
+      </w:r>
+      <w:proofErr w:type="spellStart"/>
+      <w:r>
+        <w:rPr>
+          <w:rFonts w:ascii="Times" w:hAnsi="Times" w:cs="Times"/>
+          <w:sz w:val="24"/>
+          <w:szCs w:val="24"/>
+        </w:rPr>
+        <w:t>BirthYear</w:t>
+      </w:r>
+      <w:proofErr w:type="spellEnd"/>
+      <w:r>
+        <w:rPr>
+          <w:rFonts w:ascii="Times" w:hAnsi="Times" w:cs="Times"/>
+          <w:sz w:val="24"/>
+          <w:szCs w:val="24"/>
+        </w:rPr>
+        <w:t xml:space="preserve"> – год обнаружения, </w:t>
+      </w:r>
+      <w:proofErr w:type="spellStart"/>
+      <w:r>
+        <w:rPr>
+          <w:rFonts w:ascii="Times" w:hAnsi="Times" w:cs="Times"/>
+          <w:sz w:val="24"/>
+          <w:szCs w:val="24"/>
+        </w:rPr>
+        <w:t>Count</w:t>
+      </w:r>
+      <w:proofErr w:type="spellEnd"/>
+      <w:r>
+        <w:rPr>
+          <w:rFonts w:ascii="Times" w:hAnsi="Times" w:cs="Times"/>
+          <w:sz w:val="24"/>
+          <w:szCs w:val="24"/>
+        </w:rPr>
+        <w:t xml:space="preserve"> –прогнозируемое количество, </w:t>
+      </w:r>
+      <w:proofErr w:type="spellStart"/>
+      <w:r>
+        <w:rPr>
+          <w:rFonts w:ascii="Times" w:hAnsi="Times" w:cs="Times"/>
+          <w:sz w:val="24"/>
+          <w:szCs w:val="24"/>
+        </w:rPr>
+        <w:t>Salary</w:t>
+      </w:r>
+      <w:proofErr w:type="spellEnd"/>
+      <w:r>
+        <w:rPr>
+          <w:rFonts w:ascii="Times" w:hAnsi="Times" w:cs="Times"/>
+          <w:sz w:val="24"/>
+          <w:szCs w:val="24"/>
+        </w:rPr>
+        <w:t xml:space="preserve"> – стоимость добычи. Cost – стоимость перевозки, </w:t>
+      </w:r>
+      <w:proofErr w:type="spellStart"/>
+      <w:r>
+        <w:rPr>
+          <w:rFonts w:ascii="Times" w:hAnsi="Times" w:cs="Times"/>
+          <w:sz w:val="24"/>
+          <w:szCs w:val="24"/>
+        </w:rPr>
+        <w:t>PowerIOn</w:t>
+      </w:r>
+      <w:proofErr w:type="spellEnd"/>
+      <w:r>
+        <w:rPr>
+          <w:rFonts w:ascii="Times" w:hAnsi="Times" w:cs="Times"/>
+          <w:sz w:val="24"/>
+          <w:szCs w:val="24"/>
+        </w:rPr>
+        <w:t xml:space="preserve"> – значение энергии ионизации, </w:t>
+      </w:r>
+      <w:proofErr w:type="spellStart"/>
+      <w:r>
+        <w:rPr>
+          <w:rFonts w:ascii="Times" w:hAnsi="Times" w:cs="Times"/>
+          <w:sz w:val="24"/>
+          <w:szCs w:val="24"/>
+        </w:rPr>
+        <w:t>Electro</w:t>
+      </w:r>
+      <w:proofErr w:type="spellEnd"/>
+      <w:r>
+        <w:rPr>
+          <w:rFonts w:ascii="Times" w:hAnsi="Times" w:cs="Times"/>
+          <w:sz w:val="24"/>
+          <w:szCs w:val="24"/>
+        </w:rPr>
+        <w:t xml:space="preserve"> – относительная электроотрицательности, </w:t>
+      </w:r>
+      <w:proofErr w:type="spellStart"/>
+      <w:r>
+        <w:rPr>
+          <w:rFonts w:ascii="Times" w:hAnsi="Times" w:cs="Times"/>
+          <w:sz w:val="24"/>
+          <w:szCs w:val="24"/>
+        </w:rPr>
+        <w:t>Radius</w:t>
+      </w:r>
+      <w:proofErr w:type="spellEnd"/>
+      <w:r>
+        <w:rPr>
+          <w:rFonts w:ascii="Times" w:hAnsi="Times" w:cs="Times"/>
+          <w:sz w:val="24"/>
+          <w:szCs w:val="24"/>
+        </w:rPr>
+        <w:t xml:space="preserve"> – радиус атома. Заполните данный фрейм данными так, что </w:t>
+      </w:r>
+      <w:proofErr w:type="spellStart"/>
+      <w:r>
+        <w:rPr>
+          <w:rFonts w:ascii="Times" w:hAnsi="Times" w:cs="Times"/>
+          <w:sz w:val="24"/>
+          <w:szCs w:val="24"/>
+        </w:rPr>
+        <w:t>Nrow</w:t>
+      </w:r>
+      <w:proofErr w:type="spellEnd"/>
+      <w:r>
+        <w:rPr>
+          <w:rFonts w:ascii="Times" w:hAnsi="Times" w:cs="Times"/>
+          <w:sz w:val="24"/>
+          <w:szCs w:val="24"/>
+        </w:rPr>
+        <w:t xml:space="preserve"> изменяется от 1 до N,</w:t>
       </w:r>
     </w:p>
     <w:p>
@@ -3919,7 +8198,79 @@
           <w:sz w:val="24"/>
           <w:szCs w:val="24"/>
         </w:rPr>
-        <w:t xml:space="preserve">Name задается произвольно, BithYear распределен равномерно (случайно) на отрезке [1973,1999], , Cost  для ископаемых найденных  до 1990 г.р. определяется по формуле Cost = (ln(2008 − BirthY ear) +1) </w:t>
+        <w:t xml:space="preserve">Name задается произвольно, </w:t>
+      </w:r>
+      <w:proofErr w:type="spellStart"/>
+      <w:r>
+        <w:rPr>
+          <w:rFonts w:ascii="Times" w:hAnsi="Times" w:cs="Times"/>
+          <w:sz w:val="24"/>
+          <w:szCs w:val="24"/>
+        </w:rPr>
+        <w:t>BithYear</w:t>
+      </w:r>
+      <w:proofErr w:type="spellEnd"/>
+      <w:r>
+        <w:rPr>
+          <w:rFonts w:ascii="Times" w:hAnsi="Times" w:cs="Times"/>
+          <w:sz w:val="24"/>
+          <w:szCs w:val="24"/>
+        </w:rPr>
+        <w:t xml:space="preserve"> распределен равномерно (случайно) на отрезке [1973,1999], , Cost  для ископаемых найденных  до 1990 г.р. определяется по формуле Cost = (</w:t>
+      </w:r>
+      <w:proofErr w:type="spellStart"/>
+      <w:r>
+        <w:rPr>
+          <w:rFonts w:ascii="Times" w:hAnsi="Times" w:cs="Times"/>
+          <w:sz w:val="24"/>
+          <w:szCs w:val="24"/>
+        </w:rPr>
+        <w:t>ln</w:t>
+      </w:r>
+      <w:proofErr w:type="spellEnd"/>
+      <w:r>
+        <w:rPr>
+          <w:rFonts w:ascii="Times" w:hAnsi="Times" w:cs="Times"/>
+          <w:sz w:val="24"/>
+          <w:szCs w:val="24"/>
+        </w:rPr>
+        <w:t xml:space="preserve">(2008 − </w:t>
+      </w:r>
+      <w:proofErr w:type="spellStart"/>
+      <w:r>
+        <w:rPr>
+          <w:rFonts w:ascii="Times" w:hAnsi="Times" w:cs="Times"/>
+          <w:sz w:val="24"/>
+          <w:szCs w:val="24"/>
+        </w:rPr>
+        <w:t>BirthY</w:t>
+      </w:r>
+      <w:proofErr w:type="spellEnd"/>
+      <w:r>
+        <w:rPr>
+          <w:rFonts w:ascii="Times" w:hAnsi="Times" w:cs="Times"/>
+          <w:sz w:val="24"/>
+          <w:szCs w:val="24"/>
+        </w:rPr>
+        <w:t xml:space="preserve"> </w:t>
+      </w:r>
+      <w:proofErr w:type="spellStart"/>
+      <w:r>
+        <w:rPr>
+          <w:rFonts w:ascii="Times" w:hAnsi="Times" w:cs="Times"/>
+          <w:sz w:val="24"/>
+          <w:szCs w:val="24"/>
+        </w:rPr>
+        <w:t>ear</w:t>
+      </w:r>
+      <w:proofErr w:type="spellEnd"/>
+      <w:r>
+        <w:rPr>
+          <w:rFonts w:ascii="Times" w:hAnsi="Times" w:cs="Times"/>
+          <w:sz w:val="24"/>
+          <w:szCs w:val="24"/>
+        </w:rPr>
+        <w:t xml:space="preserve">) +1) </w:t>
       </w:r>
       <w:r>
         <w:rPr>
@@ -3935,7 +8286,25 @@
           <w:sz w:val="24"/>
           <w:szCs w:val="24"/>
         </w:rPr>
-        <w:t xml:space="preserve"> 57000, для остальных Cost = (log2(2008 − BirthYear) + 1) </w:t>
+        <w:t xml:space="preserve"> 57000, для остальных Cost = (log2(2008 − </w:t>
+      </w:r>
+      <w:proofErr w:type="spellStart"/>
+      <w:r>
+        <w:rPr>
+          <w:rFonts w:ascii="Times" w:hAnsi="Times" w:cs="Times"/>
+          <w:sz w:val="24"/>
+          <w:szCs w:val="24"/>
+        </w:rPr>
+        <w:t>BirthYear</w:t>
+      </w:r>
+      <w:proofErr w:type="spellEnd"/>
+      <w:r>
+        <w:rPr>
+          <w:rFonts w:ascii="Times" w:hAnsi="Times" w:cs="Times"/>
+          <w:sz w:val="24"/>
+          <w:szCs w:val="24"/>
+        </w:rPr>
+        <w:t xml:space="preserve">) + 1) </w:t>
       </w:r>
       <w:r>
         <w:rPr>
@@ -3951,7 +8320,53 @@
           <w:sz w:val="24"/>
           <w:szCs w:val="24"/>
         </w:rPr>
-        <w:t xml:space="preserve"> 67000.  Стоимость добычи Salary = (log2(2005 + BirthYear)+1)*77000</w:t>
+        <w:t xml:space="preserve"> 67000.  Стоимость добычи </w:t>
+      </w:r>
+      <w:proofErr w:type="spellStart"/>
+      <w:r>
+        <w:rPr>
+          <w:rFonts w:ascii="Times" w:hAnsi="Times" w:cs="Times"/>
+          <w:sz w:val="24"/>
+          <w:szCs w:val="24"/>
+        </w:rPr>
+        <w:t>Salary</w:t>
+      </w:r>
+      <w:proofErr w:type="spellEnd"/>
+      <w:r>
+        <w:rPr>
+          <w:rFonts w:ascii="Times" w:hAnsi="Times" w:cs="Times"/>
+          <w:sz w:val="24"/>
+          <w:szCs w:val="24"/>
+        </w:rPr>
+        <w:t xml:space="preserve"> = (log2(2005 + </w:t>
+      </w:r>
+      <w:proofErr w:type="spellStart"/>
+      <w:proofErr w:type="gramStart"/>
+      <w:r>
+        <w:rPr>
+          <w:rFonts w:ascii="Times" w:hAnsi="Times" w:cs="Times"/>
+          <w:sz w:val="24"/>
+          <w:szCs w:val="24"/>
+        </w:rPr>
+        <w:t>BirthYear</w:t>
+      </w:r>
+      <w:proofErr w:type="spellEnd"/>
+      <w:r>
+        <w:rPr>
+          <w:rFonts w:ascii="Times" w:hAnsi="Times" w:cs="Times"/>
+          <w:sz w:val="24"/>
+          <w:szCs w:val="24"/>
+        </w:rPr>
+        <w:t>)+1)*</w:t>
+      </w:r>
+      <w:proofErr w:type="gramEnd"/>
+      <w:r>
+        <w:rPr>
+          <w:rFonts w:ascii="Times" w:hAnsi="Times" w:cs="Times"/>
+          <w:sz w:val="24"/>
+          <w:szCs w:val="24"/>
+        </w:rPr>
+        <w:t>77000</w:t>
       </w:r>
     </w:p>
     <w:p>
@@ -3970,7 +8385,61 @@
           <w:sz w:val="24"/>
           <w:szCs w:val="24"/>
         </w:rPr>
-        <w:t>Ранжируйте ископаемые по стоимости добычи,  начиная с максимальной суммы.  Добавьте в таблицу поле, соответствующее общему социальному вычету за перевозки грузов (ставка 11%), выплаченному, если стоимость перевозок  за каждый год начислялась согласно формулам для Cost, где вместо 2008  следует последовательно подставить каждый год добычи полезных ископаемых.</w:t>
+        <w:t xml:space="preserve">Ранжируйте ископаемые по стоимости </w:t>
+      </w:r>
+      <w:proofErr w:type="gramStart"/>
+      <w:r>
+        <w:rPr>
+          <w:rFonts w:ascii="Times" w:hAnsi="Times" w:cs="Times"/>
+          <w:sz w:val="24"/>
+          <w:szCs w:val="24"/>
+        </w:rPr>
+        <w:t>добычи,  начиная</w:t>
+      </w:r>
+      <w:proofErr w:type="gramEnd"/>
+      <w:r>
+        <w:rPr>
+          <w:rFonts w:ascii="Times" w:hAnsi="Times" w:cs="Times"/>
+          <w:sz w:val="24"/>
+          <w:szCs w:val="24"/>
+        </w:rPr>
+        <w:t xml:space="preserve"> с максимальной суммы.  Добавьте в таблицу поле, соответствующее общему социальному вычету за перевозки грузов (ставка 11%), выплаченному, если стоимость </w:t>
+      </w:r>
+      <w:proofErr w:type="gramStart"/>
+      <w:r>
+        <w:rPr>
+          <w:rFonts w:ascii="Times" w:hAnsi="Times" w:cs="Times"/>
+          <w:sz w:val="24"/>
+          <w:szCs w:val="24"/>
+        </w:rPr>
+        <w:t>перевозок  за</w:t>
+      </w:r>
+      <w:proofErr w:type="gramEnd"/>
+      <w:r>
+        <w:rPr>
+          <w:rFonts w:ascii="Times" w:hAnsi="Times" w:cs="Times"/>
+          <w:sz w:val="24"/>
+          <w:szCs w:val="24"/>
+        </w:rPr>
+        <w:t xml:space="preserve"> каждый год начислялась согласно формулам для Cost, где вместо </w:t>
+      </w:r>
+      <w:proofErr w:type="gramStart"/>
+      <w:r>
+        <w:rPr>
+          <w:rFonts w:ascii="Times" w:hAnsi="Times" w:cs="Times"/>
+          <w:sz w:val="24"/>
+          <w:szCs w:val="24"/>
+        </w:rPr>
+        <w:t>2008  следует</w:t>
+      </w:r>
+      <w:proofErr w:type="gramEnd"/>
+      <w:r>
+        <w:rPr>
+          <w:rFonts w:ascii="Times" w:hAnsi="Times" w:cs="Times"/>
+          <w:sz w:val="24"/>
+          <w:szCs w:val="24"/>
+        </w:rPr>
+        <w:t xml:space="preserve"> последовательно подставить каждый год добычи полезных ископаемых.</w:t>
       </w:r>
     </w:p>
     <w:p>
@@ -4185,7 +8654,187 @@
           <w:sz w:val="24"/>
           <w:szCs w:val="24"/>
         </w:rPr>
-        <w:t>Создайте фрейм данных из N = 27  записей со следующими полями: Nrow – номер записи, Name  – место нахождение цветного металла, BirthYear – год обнаружения, Count –прогнозируемое количество, Salary – стоимость добычи. Cost – стоимость перевозки, PowerIOn – значение энергии ионизации, Electro – относительная электроотрицательности, Radius – радиус атома. Заполните данный фрейм данными так, что Nrow изменяется от 1 до N,</w:t>
+        <w:t xml:space="preserve">Создайте фрейм данных из N = </w:t>
+      </w:r>
+      <w:proofErr w:type="gramStart"/>
+      <w:r>
+        <w:rPr>
+          <w:rFonts w:ascii="Times" w:hAnsi="Times" w:cs="Times"/>
+          <w:sz w:val="24"/>
+          <w:szCs w:val="24"/>
+        </w:rPr>
+        <w:t>27  записей</w:t>
+      </w:r>
+      <w:proofErr w:type="gramEnd"/>
+      <w:r>
+        <w:rPr>
+          <w:rFonts w:ascii="Times" w:hAnsi="Times" w:cs="Times"/>
+          <w:sz w:val="24"/>
+          <w:szCs w:val="24"/>
+        </w:rPr>
+        <w:t xml:space="preserve"> со следующими полями: </w:t>
+      </w:r>
+      <w:proofErr w:type="spellStart"/>
+      <w:r>
+        <w:rPr>
+          <w:rFonts w:ascii="Times" w:hAnsi="Times" w:cs="Times"/>
+          <w:sz w:val="24"/>
+          <w:szCs w:val="24"/>
+        </w:rPr>
+        <w:t>Nrow</w:t>
+      </w:r>
+      <w:proofErr w:type="spellEnd"/>
+      <w:r>
+        <w:rPr>
+          <w:rFonts w:ascii="Times" w:hAnsi="Times" w:cs="Times"/>
+          <w:sz w:val="24"/>
+          <w:szCs w:val="24"/>
+        </w:rPr>
+        <w:t xml:space="preserve"> – номер записи, </w:t>
+      </w:r>
+      <w:proofErr w:type="gramStart"/>
+      <w:r>
+        <w:rPr>
+          <w:rFonts w:ascii="Times" w:hAnsi="Times" w:cs="Times"/>
+          <w:sz w:val="24"/>
+          <w:szCs w:val="24"/>
+        </w:rPr>
+        <w:t>Name  –</w:t>
+      </w:r>
+      <w:proofErr w:type="gramEnd"/>
+      <w:r>
+        <w:rPr>
+          <w:rFonts w:ascii="Times" w:hAnsi="Times" w:cs="Times"/>
+          <w:sz w:val="24"/>
+          <w:szCs w:val="24"/>
+        </w:rPr>
+        <w:t xml:space="preserve"> место нахождение цветного металла, </w:t>
+      </w:r>
+      <w:proofErr w:type="spellStart"/>
+      <w:r>
+        <w:rPr>
+          <w:rFonts w:ascii="Times" w:hAnsi="Times" w:cs="Times"/>
+          <w:sz w:val="24"/>
+          <w:szCs w:val="24"/>
+        </w:rPr>
+        <w:t>BirthYear</w:t>
+      </w:r>
+      <w:proofErr w:type="spellEnd"/>
+      <w:r>
+        <w:rPr>
+          <w:rFonts w:ascii="Times" w:hAnsi="Times" w:cs="Times"/>
+          <w:sz w:val="24"/>
+          <w:szCs w:val="24"/>
+        </w:rPr>
+        <w:t xml:space="preserve"> – год обнаружения, </w:t>
+      </w:r>
+      <w:proofErr w:type="spellStart"/>
+      <w:r>
+        <w:rPr>
+          <w:rFonts w:ascii="Times" w:hAnsi="Times" w:cs="Times"/>
+          <w:sz w:val="24"/>
+          <w:szCs w:val="24"/>
+        </w:rPr>
+        <w:t>Count</w:t>
+      </w:r>
+      <w:proofErr w:type="spellEnd"/>
+      <w:r>
+        <w:rPr>
+          <w:rFonts w:ascii="Times" w:hAnsi="Times" w:cs="Times"/>
+          <w:sz w:val="24"/>
+          <w:szCs w:val="24"/>
+        </w:rPr>
+        <w:t xml:space="preserve"> –прогнозируемое количество, </w:t>
+      </w:r>
+      <w:proofErr w:type="spellStart"/>
+      <w:r>
+        <w:rPr>
+          <w:rFonts w:ascii="Times" w:hAnsi="Times" w:cs="Times"/>
+          <w:sz w:val="24"/>
+          <w:szCs w:val="24"/>
+        </w:rPr>
+        <w:t>Salary</w:t>
+      </w:r>
+      <w:proofErr w:type="spellEnd"/>
+      <w:r>
+        <w:rPr>
+          <w:rFonts w:ascii="Times" w:hAnsi="Times" w:cs="Times"/>
+          <w:sz w:val="24"/>
+          <w:szCs w:val="24"/>
+        </w:rPr>
+        <w:t xml:space="preserve"> – стоимость добычи. Cost – стоимость перевозки, </w:t>
+      </w:r>
+      <w:proofErr w:type="spellStart"/>
+      <w:r>
+        <w:rPr>
+          <w:rFonts w:ascii="Times" w:hAnsi="Times" w:cs="Times"/>
+          <w:sz w:val="24"/>
+          <w:szCs w:val="24"/>
+        </w:rPr>
+        <w:t>PowerIOn</w:t>
+      </w:r>
+      <w:proofErr w:type="spellEnd"/>
+      <w:r>
+        <w:rPr>
+          <w:rFonts w:ascii="Times" w:hAnsi="Times" w:cs="Times"/>
+          <w:sz w:val="24"/>
+          <w:szCs w:val="24"/>
+        </w:rPr>
+        <w:t xml:space="preserve"> – значение энергии ионизации, </w:t>
+      </w:r>
+      <w:proofErr w:type="spellStart"/>
+      <w:r>
+        <w:rPr>
+          <w:rFonts w:ascii="Times" w:hAnsi="Times" w:cs="Times"/>
+          <w:sz w:val="24"/>
+          <w:szCs w:val="24"/>
+        </w:rPr>
+        <w:t>Electro</w:t>
+      </w:r>
+      <w:proofErr w:type="spellEnd"/>
+      <w:r>
+        <w:rPr>
+          <w:rFonts w:ascii="Times" w:hAnsi="Times" w:cs="Times"/>
+          <w:sz w:val="24"/>
+          <w:szCs w:val="24"/>
+        </w:rPr>
+        <w:t xml:space="preserve"> – относительная электроотрицательности, </w:t>
+      </w:r>
+      <w:proofErr w:type="spellStart"/>
+      <w:r>
+        <w:rPr>
+          <w:rFonts w:ascii="Times" w:hAnsi="Times" w:cs="Times"/>
+          <w:sz w:val="24"/>
+          <w:szCs w:val="24"/>
+        </w:rPr>
+        <w:t>Radius</w:t>
+      </w:r>
+      <w:proofErr w:type="spellEnd"/>
+      <w:r>
+        <w:rPr>
+          <w:rFonts w:ascii="Times" w:hAnsi="Times" w:cs="Times"/>
+          <w:sz w:val="24"/>
+          <w:szCs w:val="24"/>
+        </w:rPr>
+        <w:t xml:space="preserve"> – радиус атома. Заполните данный фрейм данными так, что </w:t>
+      </w:r>
+      <w:proofErr w:type="spellStart"/>
+      <w:r>
+        <w:rPr>
+          <w:rFonts w:ascii="Times" w:hAnsi="Times" w:cs="Times"/>
+          <w:sz w:val="24"/>
+          <w:szCs w:val="24"/>
+        </w:rPr>
+        <w:t>Nrow</w:t>
+      </w:r>
+      <w:proofErr w:type="spellEnd"/>
+      <w:r>
+        <w:rPr>
+          <w:rFonts w:ascii="Times" w:hAnsi="Times" w:cs="Times"/>
+          <w:sz w:val="24"/>
+          <w:szCs w:val="24"/>
+        </w:rPr>
+        <w:t xml:space="preserve"> изменяется от 1 до N,</w:t>
       </w:r>
     </w:p>
     <w:p>
@@ -4204,7 +8853,79 @@
           <w:sz w:val="24"/>
           <w:szCs w:val="24"/>
         </w:rPr>
-        <w:t xml:space="preserve">Name задается произвольно, BithYear распределен равномерно (случайно) на отрезке [1970,1994], , Cost  для ископаемых найденных  до 1977 г.р. определяется по формуле Cost = (ln(2009 − BirthY ear) +1) </w:t>
+        <w:t xml:space="preserve">Name задается произвольно, </w:t>
+      </w:r>
+      <w:proofErr w:type="spellStart"/>
+      <w:r>
+        <w:rPr>
+          <w:rFonts w:ascii="Times" w:hAnsi="Times" w:cs="Times"/>
+          <w:sz w:val="24"/>
+          <w:szCs w:val="24"/>
+        </w:rPr>
+        <w:t>BithYear</w:t>
+      </w:r>
+      <w:proofErr w:type="spellEnd"/>
+      <w:r>
+        <w:rPr>
+          <w:rFonts w:ascii="Times" w:hAnsi="Times" w:cs="Times"/>
+          <w:sz w:val="24"/>
+          <w:szCs w:val="24"/>
+        </w:rPr>
+        <w:t xml:space="preserve"> распределен равномерно (случайно) на отрезке [1970,1994], , Cost  для ископаемых найденных  до 1977 г.р. определяется по формуле Cost = (</w:t>
+      </w:r>
+      <w:proofErr w:type="spellStart"/>
+      <w:r>
+        <w:rPr>
+          <w:rFonts w:ascii="Times" w:hAnsi="Times" w:cs="Times"/>
+          <w:sz w:val="24"/>
+          <w:szCs w:val="24"/>
+        </w:rPr>
+        <w:t>ln</w:t>
+      </w:r>
+      <w:proofErr w:type="spellEnd"/>
+      <w:r>
+        <w:rPr>
+          <w:rFonts w:ascii="Times" w:hAnsi="Times" w:cs="Times"/>
+          <w:sz w:val="24"/>
+          <w:szCs w:val="24"/>
+        </w:rPr>
+        <w:t xml:space="preserve">(2009 − </w:t>
+      </w:r>
+      <w:proofErr w:type="spellStart"/>
+      <w:r>
+        <w:rPr>
+          <w:rFonts w:ascii="Times" w:hAnsi="Times" w:cs="Times"/>
+          <w:sz w:val="24"/>
+          <w:szCs w:val="24"/>
+        </w:rPr>
+        <w:t>BirthY</w:t>
+      </w:r>
+      <w:proofErr w:type="spellEnd"/>
+      <w:r>
+        <w:rPr>
+          <w:rFonts w:ascii="Times" w:hAnsi="Times" w:cs="Times"/>
+          <w:sz w:val="24"/>
+          <w:szCs w:val="24"/>
+        </w:rPr>
+        <w:t xml:space="preserve"> </w:t>
+      </w:r>
+      <w:proofErr w:type="spellStart"/>
+      <w:r>
+        <w:rPr>
+          <w:rFonts w:ascii="Times" w:hAnsi="Times" w:cs="Times"/>
+          <w:sz w:val="24"/>
+          <w:szCs w:val="24"/>
+        </w:rPr>
+        <w:t>ear</w:t>
+      </w:r>
+      <w:proofErr w:type="spellEnd"/>
+      <w:r>
+        <w:rPr>
+          <w:rFonts w:ascii="Times" w:hAnsi="Times" w:cs="Times"/>
+          <w:sz w:val="24"/>
+          <w:szCs w:val="24"/>
+        </w:rPr>
+        <w:t xml:space="preserve">) +1) </w:t>
       </w:r>
       <w:r>
         <w:rPr>
@@ -4220,7 +8941,25 @@
           <w:sz w:val="24"/>
           <w:szCs w:val="24"/>
         </w:rPr>
-        <w:t xml:space="preserve"> 59000, для остальных Cost = (log2(2009 − BirthYear) + 1) </w:t>
+        <w:t xml:space="preserve"> 59000, для остальных Cost = (log2(2009 − </w:t>
+      </w:r>
+      <w:proofErr w:type="spellStart"/>
+      <w:r>
+        <w:rPr>
+          <w:rFonts w:ascii="Times" w:hAnsi="Times" w:cs="Times"/>
+          <w:sz w:val="24"/>
+          <w:szCs w:val="24"/>
+        </w:rPr>
+        <w:t>BirthYear</w:t>
+      </w:r>
+      <w:proofErr w:type="spellEnd"/>
+      <w:r>
+        <w:rPr>
+          <w:rFonts w:ascii="Times" w:hAnsi="Times" w:cs="Times"/>
+          <w:sz w:val="24"/>
+          <w:szCs w:val="24"/>
+        </w:rPr>
+        <w:t xml:space="preserve">) + 1) </w:t>
       </w:r>
       <w:r>
         <w:rPr>
@@ -4236,7 +8975,53 @@
           <w:sz w:val="24"/>
           <w:szCs w:val="24"/>
         </w:rPr>
-        <w:t xml:space="preserve"> 69000.  Стоимость добычи Salary = (log2(2007 + BirthYear)+1)*79000</w:t>
+        <w:t xml:space="preserve"> 69000.  Стоимость добычи </w:t>
+      </w:r>
+      <w:proofErr w:type="spellStart"/>
+      <w:r>
+        <w:rPr>
+          <w:rFonts w:ascii="Times" w:hAnsi="Times" w:cs="Times"/>
+          <w:sz w:val="24"/>
+          <w:szCs w:val="24"/>
+        </w:rPr>
+        <w:t>Salary</w:t>
+      </w:r>
+      <w:proofErr w:type="spellEnd"/>
+      <w:r>
+        <w:rPr>
+          <w:rFonts w:ascii="Times" w:hAnsi="Times" w:cs="Times"/>
+          <w:sz w:val="24"/>
+          <w:szCs w:val="24"/>
+        </w:rPr>
+        <w:t xml:space="preserve"> = (log2(2007 + </w:t>
+      </w:r>
+      <w:proofErr w:type="spellStart"/>
+      <w:proofErr w:type="gramStart"/>
+      <w:r>
+        <w:rPr>
+          <w:rFonts w:ascii="Times" w:hAnsi="Times" w:cs="Times"/>
+          <w:sz w:val="24"/>
+          <w:szCs w:val="24"/>
+        </w:rPr>
+        <w:t>BirthYear</w:t>
+      </w:r>
+      <w:proofErr w:type="spellEnd"/>
+      <w:r>
+        <w:rPr>
+          <w:rFonts w:ascii="Times" w:hAnsi="Times" w:cs="Times"/>
+          <w:sz w:val="24"/>
+          <w:szCs w:val="24"/>
+        </w:rPr>
+        <w:t>)+1)*</w:t>
+      </w:r>
+      <w:proofErr w:type="gramEnd"/>
+      <w:r>
+        <w:rPr>
+          <w:rFonts w:ascii="Times" w:hAnsi="Times" w:cs="Times"/>
+          <w:sz w:val="24"/>
+          <w:szCs w:val="24"/>
+        </w:rPr>
+        <w:t>79000</w:t>
       </w:r>
     </w:p>
     <w:p>
@@ -4255,7 +9040,61 @@
           <w:sz w:val="24"/>
           <w:szCs w:val="24"/>
         </w:rPr>
-        <w:t>Ранжируйте ископаемые по стоимости добычи,  начиная с минимальной суммы.  Добавьте в таблицу поле, соответствующее общему социальному вычету за перевозки грузов (ставка 10%), выплаченному, если стоимость перевозок  за каждый год начислялась согласно формулам для Cost, где вместо 2009  следует последовательно подставить каждый год добычи полезных ископаемых.</w:t>
+        <w:t xml:space="preserve">Ранжируйте ископаемые по стоимости </w:t>
+      </w:r>
+      <w:proofErr w:type="gramStart"/>
+      <w:r>
+        <w:rPr>
+          <w:rFonts w:ascii="Times" w:hAnsi="Times" w:cs="Times"/>
+          <w:sz w:val="24"/>
+          <w:szCs w:val="24"/>
+        </w:rPr>
+        <w:t>добычи,  начиная</w:t>
+      </w:r>
+      <w:proofErr w:type="gramEnd"/>
+      <w:r>
+        <w:rPr>
+          <w:rFonts w:ascii="Times" w:hAnsi="Times" w:cs="Times"/>
+          <w:sz w:val="24"/>
+          <w:szCs w:val="24"/>
+        </w:rPr>
+        <w:t xml:space="preserve"> с минимальной суммы.  Добавьте в таблицу поле, соответствующее общему социальному вычету за перевозки грузов (ставка 10%), выплаченному, если стоимость </w:t>
+      </w:r>
+      <w:proofErr w:type="gramStart"/>
+      <w:r>
+        <w:rPr>
+          <w:rFonts w:ascii="Times" w:hAnsi="Times" w:cs="Times"/>
+          <w:sz w:val="24"/>
+          <w:szCs w:val="24"/>
+        </w:rPr>
+        <w:t>перевозок  за</w:t>
+      </w:r>
+      <w:proofErr w:type="gramEnd"/>
+      <w:r>
+        <w:rPr>
+          <w:rFonts w:ascii="Times" w:hAnsi="Times" w:cs="Times"/>
+          <w:sz w:val="24"/>
+          <w:szCs w:val="24"/>
+        </w:rPr>
+        <w:t xml:space="preserve"> каждый год начислялась согласно формулам для Cost, где вместо </w:t>
+      </w:r>
+      <w:proofErr w:type="gramStart"/>
+      <w:r>
+        <w:rPr>
+          <w:rFonts w:ascii="Times" w:hAnsi="Times" w:cs="Times"/>
+          <w:sz w:val="24"/>
+          <w:szCs w:val="24"/>
+        </w:rPr>
+        <w:t>2009  следует</w:t>
+      </w:r>
+      <w:proofErr w:type="gramEnd"/>
+      <w:r>
+        <w:rPr>
+          <w:rFonts w:ascii="Times" w:hAnsi="Times" w:cs="Times"/>
+          <w:sz w:val="24"/>
+          <w:szCs w:val="24"/>
+        </w:rPr>
+        <w:t xml:space="preserve"> последовательно подставить каждый год добычи полезных ископаемых.</w:t>
       </w:r>
     </w:p>
     <w:p>
@@ -4470,7 +9309,187 @@
           <w:sz w:val="24"/>
           <w:szCs w:val="24"/>
         </w:rPr>
-        <w:t>Создайте фрейм данных из N = 31  записей со следующими полями: Nrow – номер записи, Name  – место нахождение цветного металла, BirthYear – год обнаружения, Count –прогнозируемое количество, Salary – стоимость добычи. Cost – стоимость перевозки, PowerIOn – значение энергии ионизации, Electro – относительная электроотрицательности, Radius – радиус атома. Заполните данный фрейм данными так, что Nrow изменяется от 1 до N,</w:t>
+        <w:t xml:space="preserve">Создайте фрейм данных из N = </w:t>
+      </w:r>
+      <w:proofErr w:type="gramStart"/>
+      <w:r>
+        <w:rPr>
+          <w:rFonts w:ascii="Times" w:hAnsi="Times" w:cs="Times"/>
+          <w:sz w:val="24"/>
+          <w:szCs w:val="24"/>
+        </w:rPr>
+        <w:t>31  записей</w:t>
+      </w:r>
+      <w:proofErr w:type="gramEnd"/>
+      <w:r>
+        <w:rPr>
+          <w:rFonts w:ascii="Times" w:hAnsi="Times" w:cs="Times"/>
+          <w:sz w:val="24"/>
+          <w:szCs w:val="24"/>
+        </w:rPr>
+        <w:t xml:space="preserve"> со следующими полями: </w:t>
+      </w:r>
+      <w:proofErr w:type="spellStart"/>
+      <w:r>
+        <w:rPr>
+          <w:rFonts w:ascii="Times" w:hAnsi="Times" w:cs="Times"/>
+          <w:sz w:val="24"/>
+          <w:szCs w:val="24"/>
+        </w:rPr>
+        <w:t>Nrow</w:t>
+      </w:r>
+      <w:proofErr w:type="spellEnd"/>
+      <w:r>
+        <w:rPr>
+          <w:rFonts w:ascii="Times" w:hAnsi="Times" w:cs="Times"/>
+          <w:sz w:val="24"/>
+          <w:szCs w:val="24"/>
+        </w:rPr>
+        <w:t xml:space="preserve"> – номер записи, </w:t>
+      </w:r>
+      <w:proofErr w:type="gramStart"/>
+      <w:r>
+        <w:rPr>
+          <w:rFonts w:ascii="Times" w:hAnsi="Times" w:cs="Times"/>
+          <w:sz w:val="24"/>
+          <w:szCs w:val="24"/>
+        </w:rPr>
+        <w:t>Name  –</w:t>
+      </w:r>
+      <w:proofErr w:type="gramEnd"/>
+      <w:r>
+        <w:rPr>
+          <w:rFonts w:ascii="Times" w:hAnsi="Times" w:cs="Times"/>
+          <w:sz w:val="24"/>
+          <w:szCs w:val="24"/>
+        </w:rPr>
+        <w:t xml:space="preserve"> место нахождение цветного металла, </w:t>
+      </w:r>
+      <w:proofErr w:type="spellStart"/>
+      <w:r>
+        <w:rPr>
+          <w:rFonts w:ascii="Times" w:hAnsi="Times" w:cs="Times"/>
+          <w:sz w:val="24"/>
+          <w:szCs w:val="24"/>
+        </w:rPr>
+        <w:t>BirthYear</w:t>
+      </w:r>
+      <w:proofErr w:type="spellEnd"/>
+      <w:r>
+        <w:rPr>
+          <w:rFonts w:ascii="Times" w:hAnsi="Times" w:cs="Times"/>
+          <w:sz w:val="24"/>
+          <w:szCs w:val="24"/>
+        </w:rPr>
+        <w:t xml:space="preserve"> – год обнаружения, </w:t>
+      </w:r>
+      <w:proofErr w:type="spellStart"/>
+      <w:r>
+        <w:rPr>
+          <w:rFonts w:ascii="Times" w:hAnsi="Times" w:cs="Times"/>
+          <w:sz w:val="24"/>
+          <w:szCs w:val="24"/>
+        </w:rPr>
+        <w:t>Count</w:t>
+      </w:r>
+      <w:proofErr w:type="spellEnd"/>
+      <w:r>
+        <w:rPr>
+          <w:rFonts w:ascii="Times" w:hAnsi="Times" w:cs="Times"/>
+          <w:sz w:val="24"/>
+          <w:szCs w:val="24"/>
+        </w:rPr>
+        <w:t xml:space="preserve"> –прогнозируемое количество, </w:t>
+      </w:r>
+      <w:proofErr w:type="spellStart"/>
+      <w:r>
+        <w:rPr>
+          <w:rFonts w:ascii="Times" w:hAnsi="Times" w:cs="Times"/>
+          <w:sz w:val="24"/>
+          <w:szCs w:val="24"/>
+        </w:rPr>
+        <w:t>Salary</w:t>
+      </w:r>
+      <w:proofErr w:type="spellEnd"/>
+      <w:r>
+        <w:rPr>
+          <w:rFonts w:ascii="Times" w:hAnsi="Times" w:cs="Times"/>
+          <w:sz w:val="24"/>
+          <w:szCs w:val="24"/>
+        </w:rPr>
+        <w:t xml:space="preserve"> – стоимость добычи. Cost – стоимость перевозки, </w:t>
+      </w:r>
+      <w:proofErr w:type="spellStart"/>
+      <w:r>
+        <w:rPr>
+          <w:rFonts w:ascii="Times" w:hAnsi="Times" w:cs="Times"/>
+          <w:sz w:val="24"/>
+          <w:szCs w:val="24"/>
+        </w:rPr>
+        <w:t>PowerIOn</w:t>
+      </w:r>
+      <w:proofErr w:type="spellEnd"/>
+      <w:r>
+        <w:rPr>
+          <w:rFonts w:ascii="Times" w:hAnsi="Times" w:cs="Times"/>
+          <w:sz w:val="24"/>
+          <w:szCs w:val="24"/>
+        </w:rPr>
+        <w:t xml:space="preserve"> – значение энергии ионизации, </w:t>
+      </w:r>
+      <w:proofErr w:type="spellStart"/>
+      <w:r>
+        <w:rPr>
+          <w:rFonts w:ascii="Times" w:hAnsi="Times" w:cs="Times"/>
+          <w:sz w:val="24"/>
+          <w:szCs w:val="24"/>
+        </w:rPr>
+        <w:t>Electro</w:t>
+      </w:r>
+      <w:proofErr w:type="spellEnd"/>
+      <w:r>
+        <w:rPr>
+          <w:rFonts w:ascii="Times" w:hAnsi="Times" w:cs="Times"/>
+          <w:sz w:val="24"/>
+          <w:szCs w:val="24"/>
+        </w:rPr>
+        <w:t xml:space="preserve"> – относительная электроотрицательности, </w:t>
+      </w:r>
+      <w:proofErr w:type="spellStart"/>
+      <w:r>
+        <w:rPr>
+          <w:rFonts w:ascii="Times" w:hAnsi="Times" w:cs="Times"/>
+          <w:sz w:val="24"/>
+          <w:szCs w:val="24"/>
+        </w:rPr>
+        <w:t>Radius</w:t>
+      </w:r>
+      <w:proofErr w:type="spellEnd"/>
+      <w:r>
+        <w:rPr>
+          <w:rFonts w:ascii="Times" w:hAnsi="Times" w:cs="Times"/>
+          <w:sz w:val="24"/>
+          <w:szCs w:val="24"/>
+        </w:rPr>
+        <w:t xml:space="preserve"> – радиус атома. Заполните данный фрейм данными так, что </w:t>
+      </w:r>
+      <w:proofErr w:type="spellStart"/>
+      <w:r>
+        <w:rPr>
+          <w:rFonts w:ascii="Times" w:hAnsi="Times" w:cs="Times"/>
+          <w:sz w:val="24"/>
+          <w:szCs w:val="24"/>
+        </w:rPr>
+        <w:t>Nrow</w:t>
+      </w:r>
+      <w:proofErr w:type="spellEnd"/>
+      <w:r>
+        <w:rPr>
+          <w:rFonts w:ascii="Times" w:hAnsi="Times" w:cs="Times"/>
+          <w:sz w:val="24"/>
+          <w:szCs w:val="24"/>
+        </w:rPr>
+        <w:t xml:space="preserve"> изменяется от 1 до N,</w:t>
       </w:r>
     </w:p>
     <w:p>
@@ -4489,7 +9508,79 @@
           <w:sz w:val="24"/>
           <w:szCs w:val="24"/>
         </w:rPr>
-        <w:t xml:space="preserve">Name задается произвольно, BithYear распределен равномерно (случайно) на отрезке [1974,1999], , Cost  для ископаемых найденных  до 1977 г.р. определяется по формуле Cost = (ln(2010 − BirthY ear) +1) </w:t>
+        <w:t xml:space="preserve">Name задается произвольно, </w:t>
+      </w:r>
+      <w:proofErr w:type="spellStart"/>
+      <w:r>
+        <w:rPr>
+          <w:rFonts w:ascii="Times" w:hAnsi="Times" w:cs="Times"/>
+          <w:sz w:val="24"/>
+          <w:szCs w:val="24"/>
+        </w:rPr>
+        <w:t>BithYear</w:t>
+      </w:r>
+      <w:proofErr w:type="spellEnd"/>
+      <w:r>
+        <w:rPr>
+          <w:rFonts w:ascii="Times" w:hAnsi="Times" w:cs="Times"/>
+          <w:sz w:val="24"/>
+          <w:szCs w:val="24"/>
+        </w:rPr>
+        <w:t xml:space="preserve"> распределен равномерно (случайно) на отрезке [1974,1999], , Cost  для ископаемых найденных  до 1977 г.р. определяется по формуле Cost = (</w:t>
+      </w:r>
+      <w:proofErr w:type="spellStart"/>
+      <w:r>
+        <w:rPr>
+          <w:rFonts w:ascii="Times" w:hAnsi="Times" w:cs="Times"/>
+          <w:sz w:val="24"/>
+          <w:szCs w:val="24"/>
+        </w:rPr>
+        <w:t>ln</w:t>
+      </w:r>
+      <w:proofErr w:type="spellEnd"/>
+      <w:r>
+        <w:rPr>
+          <w:rFonts w:ascii="Times" w:hAnsi="Times" w:cs="Times"/>
+          <w:sz w:val="24"/>
+          <w:szCs w:val="24"/>
+        </w:rPr>
+        <w:t xml:space="preserve">(2010 − </w:t>
+      </w:r>
+      <w:proofErr w:type="spellStart"/>
+      <w:r>
+        <w:rPr>
+          <w:rFonts w:ascii="Times" w:hAnsi="Times" w:cs="Times"/>
+          <w:sz w:val="24"/>
+          <w:szCs w:val="24"/>
+        </w:rPr>
+        <w:t>BirthY</w:t>
+      </w:r>
+      <w:proofErr w:type="spellEnd"/>
+      <w:r>
+        <w:rPr>
+          <w:rFonts w:ascii="Times" w:hAnsi="Times" w:cs="Times"/>
+          <w:sz w:val="24"/>
+          <w:szCs w:val="24"/>
+        </w:rPr>
+        <w:t xml:space="preserve"> </w:t>
+      </w:r>
+      <w:proofErr w:type="spellStart"/>
+      <w:r>
+        <w:rPr>
+          <w:rFonts w:ascii="Times" w:hAnsi="Times" w:cs="Times"/>
+          <w:sz w:val="24"/>
+          <w:szCs w:val="24"/>
+        </w:rPr>
+        <w:t>ear</w:t>
+      </w:r>
+      <w:proofErr w:type="spellEnd"/>
+      <w:r>
+        <w:rPr>
+          <w:rFonts w:ascii="Times" w:hAnsi="Times" w:cs="Times"/>
+          <w:sz w:val="24"/>
+          <w:szCs w:val="24"/>
+        </w:rPr>
+        <w:t xml:space="preserve">) +1) </w:t>
       </w:r>
       <w:r>
         <w:rPr>
@@ -4505,7 +9596,25 @@
           <w:sz w:val="24"/>
           <w:szCs w:val="24"/>
         </w:rPr>
-        <w:t xml:space="preserve"> 54000, для остальных Cost = (log2(2010 − BirthYear) + 1) </w:t>
+        <w:t xml:space="preserve"> 54000, для остальных Cost = (log2(2010 − </w:t>
+      </w:r>
+      <w:proofErr w:type="spellStart"/>
+      <w:r>
+        <w:rPr>
+          <w:rFonts w:ascii="Times" w:hAnsi="Times" w:cs="Times"/>
+          <w:sz w:val="24"/>
+          <w:szCs w:val="24"/>
+        </w:rPr>
+        <w:t>BirthYear</w:t>
+      </w:r>
+      <w:proofErr w:type="spellEnd"/>
+      <w:r>
+        <w:rPr>
+          <w:rFonts w:ascii="Times" w:hAnsi="Times" w:cs="Times"/>
+          <w:sz w:val="24"/>
+          <w:szCs w:val="24"/>
+        </w:rPr>
+        <w:t xml:space="preserve">) + 1) </w:t>
       </w:r>
       <w:r>
         <w:rPr>
@@ -4521,7 +9630,53 @@
           <w:sz w:val="24"/>
           <w:szCs w:val="24"/>
         </w:rPr>
-        <w:t xml:space="preserve"> 64000.  Стоимость добычи Salary = (log2(2009 + BirthYear)+1)*74000</w:t>
+        <w:t xml:space="preserve"> 64000.  Стоимость добычи </w:t>
+      </w:r>
+      <w:proofErr w:type="spellStart"/>
+      <w:r>
+        <w:rPr>
+          <w:rFonts w:ascii="Times" w:hAnsi="Times" w:cs="Times"/>
+          <w:sz w:val="24"/>
+          <w:szCs w:val="24"/>
+        </w:rPr>
+        <w:t>Salary</w:t>
+      </w:r>
+      <w:proofErr w:type="spellEnd"/>
+      <w:r>
+        <w:rPr>
+          <w:rFonts w:ascii="Times" w:hAnsi="Times" w:cs="Times"/>
+          <w:sz w:val="24"/>
+          <w:szCs w:val="24"/>
+        </w:rPr>
+        <w:t xml:space="preserve"> = (log2(2009 + </w:t>
+      </w:r>
+      <w:proofErr w:type="spellStart"/>
+      <w:proofErr w:type="gramStart"/>
+      <w:r>
+        <w:rPr>
+          <w:rFonts w:ascii="Times" w:hAnsi="Times" w:cs="Times"/>
+          <w:sz w:val="24"/>
+          <w:szCs w:val="24"/>
+        </w:rPr>
+        <w:t>BirthYear</w:t>
+      </w:r>
+      <w:proofErr w:type="spellEnd"/>
+      <w:r>
+        <w:rPr>
+          <w:rFonts w:ascii="Times" w:hAnsi="Times" w:cs="Times"/>
+          <w:sz w:val="24"/>
+          <w:szCs w:val="24"/>
+        </w:rPr>
+        <w:t>)+1)*</w:t>
+      </w:r>
+      <w:proofErr w:type="gramEnd"/>
+      <w:r>
+        <w:rPr>
+          <w:rFonts w:ascii="Times" w:hAnsi="Times" w:cs="Times"/>
+          <w:sz w:val="24"/>
+          <w:szCs w:val="24"/>
+        </w:rPr>
+        <w:t>74000</w:t>
       </w:r>
     </w:p>
     <w:p>
@@ -4540,7 +9695,61 @@
           <w:sz w:val="24"/>
           <w:szCs w:val="24"/>
         </w:rPr>
-        <w:t>Ранжируйте ископаемые по стоимости добычи,  начиная с минимальной суммы.  Добавьте в таблицу поле, соответствующее общему социальному вычету за перевозки грузов (ставка 8%), выплаченному, если стоимость перевозок  за каждый год начислялась согласно формулам для Cost, где вместо 2010  следует последовательно подставить каждый год добычи полезных ископаемых.</w:t>
+        <w:t xml:space="preserve">Ранжируйте ископаемые по стоимости </w:t>
+      </w:r>
+      <w:proofErr w:type="gramStart"/>
+      <w:r>
+        <w:rPr>
+          <w:rFonts w:ascii="Times" w:hAnsi="Times" w:cs="Times"/>
+          <w:sz w:val="24"/>
+          <w:szCs w:val="24"/>
+        </w:rPr>
+        <w:t>добычи,  начиная</w:t>
+      </w:r>
+      <w:proofErr w:type="gramEnd"/>
+      <w:r>
+        <w:rPr>
+          <w:rFonts w:ascii="Times" w:hAnsi="Times" w:cs="Times"/>
+          <w:sz w:val="24"/>
+          <w:szCs w:val="24"/>
+        </w:rPr>
+        <w:t xml:space="preserve"> с минимальной суммы.  Добавьте в таблицу поле, соответствующее общему социальному вычету за перевозки грузов (ставка 8%), выплаченному, если стоимость </w:t>
+      </w:r>
+      <w:proofErr w:type="gramStart"/>
+      <w:r>
+        <w:rPr>
+          <w:rFonts w:ascii="Times" w:hAnsi="Times" w:cs="Times"/>
+          <w:sz w:val="24"/>
+          <w:szCs w:val="24"/>
+        </w:rPr>
+        <w:t>перевозок  за</w:t>
+      </w:r>
+      <w:proofErr w:type="gramEnd"/>
+      <w:r>
+        <w:rPr>
+          <w:rFonts w:ascii="Times" w:hAnsi="Times" w:cs="Times"/>
+          <w:sz w:val="24"/>
+          <w:szCs w:val="24"/>
+        </w:rPr>
+        <w:t xml:space="preserve"> каждый год начислялась согласно формулам для Cost, где вместо </w:t>
+      </w:r>
+      <w:proofErr w:type="gramStart"/>
+      <w:r>
+        <w:rPr>
+          <w:rFonts w:ascii="Times" w:hAnsi="Times" w:cs="Times"/>
+          <w:sz w:val="24"/>
+          <w:szCs w:val="24"/>
+        </w:rPr>
+        <w:t>2010  следует</w:t>
+      </w:r>
+      <w:proofErr w:type="gramEnd"/>
+      <w:r>
+        <w:rPr>
+          <w:rFonts w:ascii="Times" w:hAnsi="Times" w:cs="Times"/>
+          <w:sz w:val="24"/>
+          <w:szCs w:val="24"/>
+        </w:rPr>
+        <w:t xml:space="preserve"> последовательно подставить каждый год добычи полезных ископаемых.</w:t>
       </w:r>
     </w:p>
     <w:p>
